--- a/07-驱动电路/03-功率器件栅极驱动/MOSFET低边栅极驱动电路/MOSFET低边栅极驱动电路.docx
+++ b/07-驱动电路/03-功率器件栅极驱动/MOSFET低边栅极驱动电路/MOSFET低边栅极驱动电路.docx
@@ -3049,6 +3049,20 @@
     </w:p>
     <w:bookmarkEnd w:id="26"/>
     <w:bookmarkEnd w:id="27"/>
+    <w:p>
+      <w:pPr>
+        <w:spacing w:before="360"/>
+        <w:jc w:val="center"/>
+      </w:pPr>
+      <w:r>
+        <w:rPr>
+          <w:rFonts w:ascii="Times New Roman" w:hAnsi="Times New Roman"/>
+          <w:color w:val="555555"/>
+          <w:sz w:val="21"/>
+        </w:rPr>
+        <w:t>材料收集者：杜文杰</w:t>
+      </w:r>
+    </w:p>
     <w:sectPr>
       <w:headerReference r:id="rId9" w:type="default"/>
       <w:footerReference r:id="rId10" w:type="default"/>

--- a/07-驱动电路/03-功率器件栅极驱动/MOSFET低边栅极驱动电路/MOSFET低边栅极驱动电路.docx
+++ b/07-驱动电路/03-功率器件栅极驱动/MOSFET低边栅极驱动电路/MOSFET低边栅极驱动电路.docx
@@ -1,6 +1,6 @@
 
 <file path=word/document.xml><?xml version="1.0" encoding="utf-8"?>
-<w:document xmlns:w="http://schemas.openxmlformats.org/wordprocessingml/2006/main" xmlns:m="http://schemas.openxmlformats.org/officeDocument/2006/math" xmlns:r="http://schemas.openxmlformats.org/officeDocument/2006/relationships" xmlns:o="urn:schemas-microsoft-com:office:office" xmlns:v="urn:schemas-microsoft-com:vml" xmlns:w10="urn:schemas-microsoft-com:office:word" xmlns:a="http://schemas.openxmlformats.org/drawingml/2006/main" xmlns:pic="http://schemas.openxmlformats.org/drawingml/2006/picture" xmlns:wp="http://schemas.openxmlformats.org/drawingml/2006/wordprocessingDrawing">
+<w:document xmlns:m="http://schemas.openxmlformats.org/officeDocument/2006/math" xmlns:r="http://schemas.openxmlformats.org/officeDocument/2006/relationships" xmlns:w="http://schemas.openxmlformats.org/wordprocessingml/2006/main" xmlns:o="urn:schemas-microsoft-com:office:office" xmlns:v="urn:schemas-microsoft-com:vml" xmlns:w10="urn:schemas-microsoft-com:office:word" xmlns:a="http://schemas.openxmlformats.org/drawingml/2006/main" xmlns:pic="http://schemas.openxmlformats.org/drawingml/2006/picture" xmlns:wp="http://schemas.openxmlformats.org/drawingml/2006/wordprocessingDrawing">
   <w:body>
     <w:bookmarkStart w:id="27" w:name="mosfet-低边栅极驱动电路"/>
     <w:p>
@@ -8,11 +8,14 @@
         <w:pStyle w:val="Heading1"/>
       </w:pPr>
       <w:r>
+        <w:rPr>
+          <w:rFonts w:eastAsia="黑体"/>
+        </w:rPr>
         <w:t xml:space="preserve">MOSFET </w:t>
       </w:r>
       <w:r>
         <w:rPr>
-          <w:rFonts w:hint="eastAsia"/>
+          <w:rFonts w:hint="eastAsia" w:eastAsia="黑体"/>
         </w:rPr>
         <w:t xml:space="preserve">低边栅极驱动电路</w:t>
       </w:r>
@@ -24,7 +27,7 @@
       </w:pPr>
       <w:r>
         <w:rPr>
-          <w:rFonts w:hint="eastAsia"/>
+          <w:rFonts w:hint="eastAsia" w:eastAsia="黑体"/>
         </w:rPr>
         <w:t xml:space="preserve">拓扑描述</w:t>
       </w:r>
@@ -35,16 +38,19 @@
       </w:pPr>
       <w:r>
         <w:rPr>
-          <w:rFonts w:hint="eastAsia"/>
+          <w:rFonts w:hint="eastAsia" w:eastAsia="黑体"/>
         </w:rPr>
         <w:t xml:space="preserve">由</w:t>
       </w:r>
       <w:r>
+        <w:rPr>
+          <w:rFonts w:eastAsia="黑体"/>
+        </w:rPr>
         <w:t xml:space="preserve"> </w:t>
       </w:r>
       <w:r>
         <w:rPr>
-          <w:rFonts w:hint="eastAsia"/>
+          <w:rFonts w:hint="eastAsia" w:eastAsia="黑体"/>
           <w:b/>
           <w:bCs/>
         </w:rPr>
@@ -52,6 +58,7 @@
       </w:r>
       <w:r>
         <w:rPr>
+          <w:rFonts w:eastAsia="黑体"/>
           <w:b/>
           <w:bCs/>
         </w:rPr>
@@ -72,11 +79,14 @@
         </m:sSub>
       </m:oMath>
       <w:r>
+        <w:rPr>
+          <w:rFonts w:eastAsia="黑体"/>
+        </w:rPr>
         <w:t xml:space="preserve">、</w:t>
       </w:r>
       <w:r>
         <w:rPr>
-          <w:rFonts w:hint="eastAsia"/>
+          <w:rFonts w:hint="eastAsia" w:eastAsia="黑体"/>
           <w:b/>
           <w:bCs/>
         </w:rPr>
@@ -84,6 +94,7 @@
       </w:r>
       <w:r>
         <w:rPr>
+          <w:rFonts w:eastAsia="黑体"/>
           <w:b/>
           <w:bCs/>
         </w:rPr>
@@ -104,11 +115,14 @@
         </m:sSub>
       </m:oMath>
       <w:r>
+        <w:rPr>
+          <w:rFonts w:eastAsia="黑体"/>
+        </w:rPr>
         <w:t xml:space="preserve">、</w:t>
       </w:r>
       <w:r>
         <w:rPr>
-          <w:rFonts w:hint="eastAsia"/>
+          <w:rFonts w:hint="eastAsia" w:eastAsia="黑体"/>
           <w:b/>
           <w:bCs/>
         </w:rPr>
@@ -116,6 +130,7 @@
       </w:r>
       <w:r>
         <w:rPr>
+          <w:rFonts w:eastAsia="黑体"/>
           <w:b/>
           <w:bCs/>
         </w:rPr>
@@ -140,18 +155,21 @@
       </m:oMath>
       <w:r>
         <w:rPr>
-          <w:rFonts w:hint="eastAsia"/>
+          <w:rFonts w:hint="eastAsia" w:eastAsia="黑体"/>
           <w:b/>
           <w:bCs/>
         </w:rPr>
         <w:t xml:space="preserve">（可选）</w:t>
       </w:r>
       <w:r>
+        <w:rPr>
+          <w:rFonts w:eastAsia="黑体"/>
+        </w:rPr>
         <w:t xml:space="preserve">、</w:t>
       </w:r>
       <w:r>
         <w:rPr>
-          <w:rFonts w:hint="eastAsia"/>
+          <w:rFonts w:hint="eastAsia" w:eastAsia="黑体"/>
           <w:b/>
           <w:bCs/>
         </w:rPr>
@@ -159,6 +177,7 @@
       </w:r>
       <w:r>
         <w:rPr>
+          <w:rFonts w:eastAsia="黑体"/>
           <w:b/>
           <w:bCs/>
         </w:rPr>
@@ -182,20 +201,26 @@
         </m:sSub>
       </m:oMath>
       <w:r>
+        <w:rPr>
+          <w:rFonts w:eastAsia="黑体"/>
+        </w:rPr>
         <w:t xml:space="preserve"> </w:t>
       </w:r>
       <w:r>
         <w:rPr>
-          <w:rFonts w:hint="eastAsia"/>
+          <w:rFonts w:hint="eastAsia" w:eastAsia="黑体"/>
         </w:rPr>
         <w:t xml:space="preserve">与</w:t>
       </w:r>
       <w:r>
+        <w:rPr>
+          <w:rFonts w:eastAsia="黑体"/>
+        </w:rPr>
         <w:t xml:space="preserve"> </w:t>
       </w:r>
       <w:r>
         <w:rPr>
-          <w:rFonts w:hint="eastAsia"/>
+          <w:rFonts w:hint="eastAsia" w:eastAsia="黑体"/>
           <w:b/>
           <w:bCs/>
         </w:rPr>
@@ -203,6 +228,7 @@
       </w:r>
       <w:r>
         <w:rPr>
+          <w:rFonts w:eastAsia="黑体"/>
           <w:b/>
           <w:bCs/>
         </w:rPr>
@@ -210,7 +236,7 @@
       </w:r>
       <w:r>
         <w:rPr>
-          <w:rFonts w:hint="eastAsia"/>
+          <w:rFonts w:hint="eastAsia" w:eastAsia="黑体"/>
           <w:b/>
           <w:bCs/>
         </w:rPr>
@@ -218,6 +244,7 @@
       </w:r>
       <w:r>
         <w:rPr>
+          <w:rFonts w:eastAsia="黑体"/>
           <w:b/>
           <w:bCs/>
         </w:rPr>
@@ -225,6 +252,7 @@
       </w:r>
       <w:r>
         <w:rPr>
+          <w:rFonts w:eastAsia="黑体"/>
           <w:b/>
           <w:bCs/>
         </w:rPr>
@@ -246,33 +274,39 @@
       </m:oMath>
       <w:r>
         <w:rPr>
-          <w:rFonts w:hint="eastAsia"/>
+          <w:rFonts w:hint="eastAsia" w:eastAsia="黑体"/>
           <w:b/>
           <w:bCs/>
         </w:rPr>
         <w:t xml:space="preserve">（源极接地）</w:t>
       </w:r>
       <w:r>
+        <w:rPr>
+          <w:rFonts w:eastAsia="黑体"/>
+        </w:rPr>
         <w:t xml:space="preserve"> </w:t>
       </w:r>
       <w:r>
         <w:rPr>
-          <w:rFonts w:hint="eastAsia"/>
+          <w:rFonts w:hint="eastAsia" w:eastAsia="黑体"/>
         </w:rPr>
         <w:t xml:space="preserve">组成。电路共有</w:t>
       </w:r>
       <w:r>
+        <w:rPr>
+          <w:rFonts w:eastAsia="黑体"/>
+        </w:rPr>
         <w:t xml:space="preserve"> 4 </w:t>
       </w:r>
       <w:r>
         <w:rPr>
-          <w:rFonts w:hint="eastAsia"/>
+          <w:rFonts w:hint="eastAsia" w:eastAsia="黑体"/>
         </w:rPr>
         <w:t xml:space="preserve">个关键节点：</w:t>
       </w:r>
       <w:r>
         <w:rPr>
-          <w:rFonts w:hint="eastAsia"/>
+          <w:rFonts w:hint="eastAsia" w:eastAsia="黑体"/>
           <w:b/>
           <w:bCs/>
         </w:rPr>
@@ -280,6 +314,7 @@
       </w:r>
       <w:r>
         <w:rPr>
+          <w:rFonts w:eastAsia="黑体"/>
           <w:b/>
           <w:bCs/>
         </w:rPr>
@@ -287,7 +322,7 @@
       </w:r>
       <w:r>
         <w:rPr>
-          <w:rFonts w:hint="eastAsia"/>
+          <w:rFonts w:hint="eastAsia" w:eastAsia="黑体"/>
           <w:b/>
           <w:bCs/>
         </w:rPr>
@@ -295,7 +330,7 @@
       </w:r>
       <w:r>
         <w:rPr>
-          <w:rFonts w:hint="eastAsia"/>
+          <w:rFonts w:hint="eastAsia" w:eastAsia="黑体"/>
         </w:rPr>
         <w:t xml:space="preserve">（</w:t>
       </w:r>
@@ -314,15 +349,21 @@
         </m:sSub>
       </m:oMath>
       <w:r>
+        <w:rPr>
+          <w:rFonts w:eastAsia="黑体"/>
+        </w:rPr>
         <w:t xml:space="preserve"> </w:t>
       </w:r>
       <w:r>
         <w:rPr>
-          <w:rFonts w:hint="eastAsia"/>
+          <w:rFonts w:hint="eastAsia" w:eastAsia="黑体"/>
         </w:rPr>
         <w:t xml:space="preserve">输出端与</w:t>
       </w:r>
       <w:r>
+        <w:rPr>
+          <w:rFonts w:eastAsia="黑体"/>
+        </w:rPr>
         <w:t xml:space="preserve"> </w:t>
       </w:r>
       <m:oMath>
@@ -340,17 +381,20 @@
         </m:sSub>
       </m:oMath>
       <w:r>
+        <w:rPr>
+          <w:rFonts w:eastAsia="黑体"/>
+        </w:rPr>
         <w:t xml:space="preserve"> </w:t>
       </w:r>
       <w:r>
         <w:rPr>
-          <w:rFonts w:hint="eastAsia"/>
+          <w:rFonts w:hint="eastAsia" w:eastAsia="黑体"/>
         </w:rPr>
         <w:t xml:space="preserve">一端相连）；</w:t>
       </w:r>
       <w:r>
         <w:rPr>
-          <w:rFonts w:hint="eastAsia"/>
+          <w:rFonts w:hint="eastAsia" w:eastAsia="黑体"/>
           <w:b/>
           <w:bCs/>
         </w:rPr>
@@ -358,6 +402,7 @@
       </w:r>
       <w:r>
         <w:rPr>
+          <w:rFonts w:eastAsia="黑体"/>
           <w:b/>
           <w:bCs/>
         </w:rPr>
@@ -365,7 +410,7 @@
       </w:r>
       <w:r>
         <w:rPr>
-          <w:rFonts w:hint="eastAsia"/>
+          <w:rFonts w:hint="eastAsia" w:eastAsia="黑体"/>
           <w:b/>
           <w:bCs/>
         </w:rPr>
@@ -373,6 +418,7 @@
       </w:r>
       <w:r>
         <w:rPr>
+          <w:rFonts w:eastAsia="黑体"/>
           <w:b/>
           <w:bCs/>
         </w:rPr>
@@ -380,7 +426,7 @@
       </w:r>
       <w:r>
         <w:rPr>
-          <w:rFonts w:hint="eastAsia"/>
+          <w:rFonts w:hint="eastAsia" w:eastAsia="黑体"/>
         </w:rPr>
         <w:t xml:space="preserve">（</w:t>
       </w:r>
@@ -399,11 +445,14 @@
         </m:sSub>
       </m:oMath>
       <w:r>
+        <w:rPr>
+          <w:rFonts w:eastAsia="黑体"/>
+        </w:rPr>
         <w:t xml:space="preserve"> </w:t>
       </w:r>
       <w:r>
         <w:rPr>
-          <w:rFonts w:hint="eastAsia"/>
+          <w:rFonts w:hint="eastAsia" w:eastAsia="黑体"/>
         </w:rPr>
         <w:t xml:space="preserve">另一端、</w:t>
       </w:r>
@@ -422,15 +471,21 @@
         </m:sSub>
       </m:oMath>
       <w:r>
+        <w:rPr>
+          <w:rFonts w:eastAsia="黑体"/>
+        </w:rPr>
         <w:t xml:space="preserve"> </w:t>
       </w:r>
       <w:r>
         <w:rPr>
-          <w:rFonts w:hint="eastAsia"/>
+          <w:rFonts w:hint="eastAsia" w:eastAsia="黑体"/>
         </w:rPr>
         <w:t xml:space="preserve">栅极</w:t>
       </w:r>
       <w:r>
+        <w:rPr>
+          <w:rFonts w:eastAsia="黑体"/>
+        </w:rPr>
         <w:t xml:space="preserve"> G、</w:t>
       </w:r>
       <m:oMath>
@@ -451,17 +506,20 @@
         </m:sSub>
       </m:oMath>
       <w:r>
+        <w:rPr>
+          <w:rFonts w:eastAsia="黑体"/>
+        </w:rPr>
         <w:t xml:space="preserve"> </w:t>
       </w:r>
       <w:r>
         <w:rPr>
-          <w:rFonts w:hint="eastAsia"/>
+          <w:rFonts w:hint="eastAsia" w:eastAsia="黑体"/>
         </w:rPr>
         <w:t xml:space="preserve">上端三者相连）；</w:t>
       </w:r>
       <w:r>
         <w:rPr>
-          <w:rFonts w:hint="eastAsia"/>
+          <w:rFonts w:hint="eastAsia" w:eastAsia="黑体"/>
           <w:b/>
           <w:bCs/>
         </w:rPr>
@@ -469,6 +527,7 @@
       </w:r>
       <w:r>
         <w:rPr>
+          <w:rFonts w:eastAsia="黑体"/>
           <w:b/>
           <w:bCs/>
         </w:rPr>
@@ -476,7 +535,7 @@
       </w:r>
       <w:r>
         <w:rPr>
-          <w:rFonts w:hint="eastAsia"/>
+          <w:rFonts w:hint="eastAsia" w:eastAsia="黑体"/>
           <w:b/>
           <w:bCs/>
         </w:rPr>
@@ -484,6 +543,7 @@
       </w:r>
       <w:r>
         <w:rPr>
+          <w:rFonts w:eastAsia="黑体"/>
           <w:b/>
           <w:bCs/>
         </w:rPr>
@@ -491,7 +551,7 @@
       </w:r>
       <w:r>
         <w:rPr>
-          <w:rFonts w:hint="eastAsia"/>
+          <w:rFonts w:hint="eastAsia" w:eastAsia="黑体"/>
         </w:rPr>
         <w:t xml:space="preserve">（</w:t>
       </w:r>
@@ -510,15 +570,21 @@
         </m:sSub>
       </m:oMath>
       <w:r>
+        <w:rPr>
+          <w:rFonts w:eastAsia="黑体"/>
+        </w:rPr>
         <w:t xml:space="preserve"> </w:t>
       </w:r>
       <w:r>
         <w:rPr>
-          <w:rFonts w:hint="eastAsia"/>
+          <w:rFonts w:hint="eastAsia" w:eastAsia="黑体"/>
         </w:rPr>
         <w:t xml:space="preserve">源极</w:t>
       </w:r>
       <w:r>
+        <w:rPr>
+          <w:rFonts w:eastAsia="黑体"/>
+        </w:rPr>
         <w:t xml:space="preserve"> S、</w:t>
       </w:r>
       <m:oMath>
@@ -539,11 +605,14 @@
         </m:sSub>
       </m:oMath>
       <w:r>
+        <w:rPr>
+          <w:rFonts w:eastAsia="黑体"/>
+        </w:rPr>
         <w:t xml:space="preserve"> </w:t>
       </w:r>
       <w:r>
         <w:rPr>
-          <w:rFonts w:hint="eastAsia"/>
+          <w:rFonts w:hint="eastAsia" w:eastAsia="黑体"/>
         </w:rPr>
         <w:t xml:space="preserve">下端、</w:t>
       </w:r>
@@ -562,17 +631,20 @@
         </m:sSub>
       </m:oMath>
       <w:r>
+        <w:rPr>
+          <w:rFonts w:eastAsia="黑体"/>
+        </w:rPr>
         <w:t xml:space="preserve"> </w:t>
       </w:r>
       <w:r>
         <w:rPr>
-          <w:rFonts w:hint="eastAsia"/>
+          <w:rFonts w:hint="eastAsia" w:eastAsia="黑体"/>
         </w:rPr>
         <w:t xml:space="preserve">地相连）；</w:t>
       </w:r>
       <w:r>
         <w:rPr>
-          <w:rFonts w:hint="eastAsia"/>
+          <w:rFonts w:hint="eastAsia" w:eastAsia="黑体"/>
           <w:b/>
           <w:bCs/>
         </w:rPr>
@@ -580,6 +652,7 @@
       </w:r>
       <w:r>
         <w:rPr>
+          <w:rFonts w:eastAsia="黑体"/>
           <w:b/>
           <w:bCs/>
         </w:rPr>
@@ -587,7 +660,7 @@
       </w:r>
       <w:r>
         <w:rPr>
-          <w:rFonts w:hint="eastAsia"/>
+          <w:rFonts w:hint="eastAsia" w:eastAsia="黑体"/>
           <w:b/>
           <w:bCs/>
         </w:rPr>
@@ -595,6 +668,7 @@
       </w:r>
       <w:r>
         <w:rPr>
+          <w:rFonts w:eastAsia="黑体"/>
           <w:b/>
           <w:bCs/>
         </w:rPr>
@@ -619,7 +693,7 @@
       </m:oMath>
       <w:r>
         <w:rPr>
-          <w:rFonts w:hint="eastAsia"/>
+          <w:rFonts w:hint="eastAsia" w:eastAsia="黑体"/>
         </w:rPr>
         <w:t xml:space="preserve">（</w:t>
       </w:r>
@@ -638,11 +712,14 @@
         </m:sSub>
       </m:oMath>
       <w:r>
+        <w:rPr>
+          <w:rFonts w:eastAsia="黑体"/>
+        </w:rPr>
         <w:t xml:space="preserve"> </w:t>
       </w:r>
       <w:r>
         <w:rPr>
-          <w:rFonts w:hint="eastAsia"/>
+          <w:rFonts w:hint="eastAsia" w:eastAsia="黑体"/>
         </w:rPr>
         <w:t xml:space="preserve">电源脚）。</w:t>
       </w:r>
@@ -651,7 +728,7 @@
       <w:pPr/>
       <w:r>
         <w:rPr>
-          <w:rFonts w:hint="eastAsia"/>
+          <w:rFonts w:hint="eastAsia" w:eastAsia="黑体"/>
         </w:rPr>
         <w:t xml:space="preserve">各元件管脚连接：</w:t>
       </w:r>
@@ -670,11 +747,14 @@
         </m:sSub>
       </m:oMath>
       <w:r>
+        <w:rPr>
+          <w:rFonts w:eastAsia="黑体"/>
+        </w:rPr>
         <w:t xml:space="preserve"> </w:t>
       </w:r>
       <w:r>
         <w:rPr>
-          <w:rFonts w:hint="eastAsia"/>
+          <w:rFonts w:hint="eastAsia" w:eastAsia="黑体"/>
         </w:rPr>
         <w:t xml:space="preserve">输出端接节点①、电源脚接节点④</w:t>
       </w:r>
@@ -697,7 +777,7 @@
       </m:oMath>
       <w:r>
         <w:rPr>
-          <w:rFonts w:hint="eastAsia"/>
+          <w:rFonts w:hint="eastAsia" w:eastAsia="黑体"/>
         </w:rPr>
         <w:t xml:space="preserve">、地脚接节点③源极节点/地；</w:t>
       </w:r>
@@ -716,11 +796,14 @@
         </m:sSub>
       </m:oMath>
       <w:r>
+        <w:rPr>
+          <w:rFonts w:eastAsia="黑体"/>
+        </w:rPr>
         <w:t xml:space="preserve"> </w:t>
       </w:r>
       <w:r>
         <w:rPr>
-          <w:rFonts w:hint="eastAsia"/>
+          <w:rFonts w:hint="eastAsia" w:eastAsia="黑体"/>
         </w:rPr>
         <w:t xml:space="preserve">一端接节点①驱动输出节点、另一端接节点②栅极节点；</w:t>
       </w:r>
@@ -742,11 +825,14 @@
         </m:sSub>
       </m:oMath>
       <w:r>
+        <w:rPr>
+          <w:rFonts w:eastAsia="黑体"/>
+        </w:rPr>
         <w:t xml:space="preserve"> </w:t>
       </w:r>
       <w:r>
         <w:rPr>
-          <w:rFonts w:hint="eastAsia"/>
+          <w:rFonts w:hint="eastAsia" w:eastAsia="黑体"/>
         </w:rPr>
         <w:t xml:space="preserve">一端接节点②栅极节点、另一端接节点③地；</w:t>
       </w:r>
@@ -765,38 +851,50 @@
         </m:sSub>
       </m:oMath>
       <w:r>
+        <w:rPr>
+          <w:rFonts w:eastAsia="黑体"/>
+        </w:rPr>
         <w:t xml:space="preserve"> </w:t>
       </w:r>
       <w:r>
         <w:rPr>
-          <w:rFonts w:hint="eastAsia"/>
+          <w:rFonts w:hint="eastAsia" w:eastAsia="黑体"/>
         </w:rPr>
         <w:t xml:space="preserve">的</w:t>
       </w:r>
       <w:r>
+        <w:rPr>
+          <w:rFonts w:eastAsia="黑体"/>
+        </w:rPr>
         <w:t xml:space="preserve"> G </w:t>
       </w:r>
       <w:r>
         <w:rPr>
-          <w:rFonts w:hint="eastAsia"/>
+          <w:rFonts w:hint="eastAsia" w:eastAsia="黑体"/>
         </w:rPr>
         <w:t xml:space="preserve">接节点②栅极节点、D</w:t>
       </w:r>
       <w:r>
+        <w:rPr>
+          <w:rFonts w:eastAsia="黑体"/>
+        </w:rPr>
         <w:t xml:space="preserve"> </w:t>
       </w:r>
       <w:r>
         <w:rPr>
-          <w:rFonts w:hint="eastAsia"/>
+          <w:rFonts w:hint="eastAsia" w:eastAsia="黑体"/>
         </w:rPr>
         <w:t xml:space="preserve">接功率负载/开关节点、S</w:t>
       </w:r>
       <w:r>
+        <w:rPr>
+          <w:rFonts w:eastAsia="黑体"/>
+        </w:rPr>
         <w:t xml:space="preserve"> </w:t>
       </w:r>
       <w:r>
         <w:rPr>
-          <w:rFonts w:hint="eastAsia"/>
+          <w:rFonts w:hint="eastAsia" w:eastAsia="黑体"/>
         </w:rPr>
         <w:t xml:space="preserve">接节点③源极节点（地）。</w:t>
       </w:r>
@@ -805,43 +903,55 @@
       <w:pPr/>
       <w:r>
         <w:rPr>
-          <w:rFonts w:hint="eastAsia"/>
+          <w:rFonts w:hint="eastAsia" w:eastAsia="黑体"/>
         </w:rPr>
         <w:t xml:space="preserve">由此构成”低边驱动</w:t>
       </w:r>
       <w:r>
+        <w:rPr>
+          <w:rFonts w:eastAsia="黑体"/>
+        </w:rPr>
         <w:t xml:space="preserve"> + </w:t>
       </w:r>
       <w:r>
         <w:rPr>
-          <w:rFonts w:hint="eastAsia"/>
+          <w:rFonts w:hint="eastAsia" w:eastAsia="黑体"/>
         </w:rPr>
         <w:t xml:space="preserve">栅极电阻</w:t>
       </w:r>
       <w:r>
+        <w:rPr>
+          <w:rFonts w:eastAsia="黑体"/>
+        </w:rPr>
         <w:t xml:space="preserve"> + </w:t>
       </w:r>
       <w:r>
         <w:rPr>
-          <w:rFonts w:hint="eastAsia"/>
+          <w:rFonts w:hint="eastAsia" w:eastAsia="黑体"/>
         </w:rPr>
         <w:t xml:space="preserve">栅源下拉”的</w:t>
       </w:r>
       <w:r>
+        <w:rPr>
+          <w:rFonts w:eastAsia="黑体"/>
+        </w:rPr>
         <w:t xml:space="preserve"> N </w:t>
       </w:r>
       <w:r>
         <w:rPr>
-          <w:rFonts w:hint="eastAsia"/>
+          <w:rFonts w:hint="eastAsia" w:eastAsia="黑体"/>
         </w:rPr>
         <w:t xml:space="preserve">沟道功率</w:t>
       </w:r>
       <w:r>
+        <w:rPr>
+          <w:rFonts w:eastAsia="黑体"/>
+        </w:rPr>
         <w:t xml:space="preserve"> MOSFET </w:t>
       </w:r>
       <w:r>
         <w:rPr>
-          <w:rFonts w:hint="eastAsia"/>
+          <w:rFonts w:hint="eastAsia" w:eastAsia="黑体"/>
         </w:rPr>
         <w:t xml:space="preserve">驱动组态：</w:t>
       </w:r>
@@ -860,24 +970,33 @@
         </m:sSub>
       </m:oMath>
       <w:r>
+        <w:rPr>
+          <w:rFonts w:eastAsia="黑体"/>
+        </w:rPr>
         <w:t xml:space="preserve"> </w:t>
       </w:r>
       <w:r>
         <w:rPr>
-          <w:rFonts w:hint="eastAsia"/>
+          <w:rFonts w:hint="eastAsia" w:eastAsia="黑体"/>
         </w:rPr>
         <w:t xml:space="preserve">将</w:t>
       </w:r>
       <w:r>
+        <w:rPr>
+          <w:rFonts w:eastAsia="黑体"/>
+        </w:rPr>
         <w:t xml:space="preserve"> PWM </w:t>
       </w:r>
       <w:r>
         <w:rPr>
-          <w:rFonts w:hint="eastAsia"/>
+          <w:rFonts w:hint="eastAsia" w:eastAsia="黑体"/>
         </w:rPr>
         <w:t xml:space="preserve">放大为大电流驱动，经</w:t>
       </w:r>
       <w:r>
+        <w:rPr>
+          <w:rFonts w:eastAsia="黑体"/>
+        </w:rPr>
         <w:t xml:space="preserve"> </w:t>
       </w:r>
       <m:oMath>
@@ -895,15 +1014,21 @@
         </m:sSub>
       </m:oMath>
       <w:r>
+        <w:rPr>
+          <w:rFonts w:eastAsia="黑体"/>
+        </w:rPr>
         <w:t xml:space="preserve"> </w:t>
       </w:r>
       <w:r>
         <w:rPr>
-          <w:rFonts w:hint="eastAsia"/>
+          <w:rFonts w:hint="eastAsia" w:eastAsia="黑体"/>
         </w:rPr>
         <w:t xml:space="preserve">对栅极电容充放电，使</w:t>
       </w:r>
       <w:r>
+        <w:rPr>
+          <w:rFonts w:eastAsia="黑体"/>
+        </w:rPr>
         <w:t xml:space="preserve"> </w:t>
       </w:r>
       <m:oMath>
@@ -924,15 +1049,21 @@
         </m:sSub>
       </m:oMath>
       <w:r>
+        <w:rPr>
+          <w:rFonts w:eastAsia="黑体"/>
+        </w:rPr>
         <w:t xml:space="preserve"> </w:t>
       </w:r>
       <w:r>
         <w:rPr>
-          <w:rFonts w:hint="eastAsia"/>
+          <w:rFonts w:hint="eastAsia" w:eastAsia="黑体"/>
         </w:rPr>
         <w:t xml:space="preserve">越过/低于阈值</w:t>
       </w:r>
       <w:r>
+        <w:rPr>
+          <w:rFonts w:eastAsia="黑体"/>
+        </w:rPr>
         <w:t xml:space="preserve"> </w:t>
       </w:r>
       <m:oMath>
@@ -953,15 +1084,21 @@
         </m:sSub>
       </m:oMath>
       <w:r>
+        <w:rPr>
+          <w:rFonts w:eastAsia="黑体"/>
+        </w:rPr>
         <w:t xml:space="preserve"> </w:t>
       </w:r>
       <w:r>
         <w:rPr>
-          <w:rFonts w:hint="eastAsia"/>
+          <w:rFonts w:hint="eastAsia" w:eastAsia="黑体"/>
         </w:rPr>
         <w:t xml:space="preserve">控制</w:t>
       </w:r>
       <w:r>
+        <w:rPr>
+          <w:rFonts w:eastAsia="黑体"/>
+        </w:rPr>
         <w:t xml:space="preserve"> </w:t>
       </w:r>
       <m:oMath>
@@ -979,11 +1116,14 @@
         </m:sSub>
       </m:oMath>
       <w:r>
+        <w:rPr>
+          <w:rFonts w:eastAsia="黑体"/>
+        </w:rPr>
         <w:t xml:space="preserve"> </w:t>
       </w:r>
       <w:r>
         <w:rPr>
-          <w:rFonts w:hint="eastAsia"/>
+          <w:rFonts w:hint="eastAsia" w:eastAsia="黑体"/>
         </w:rPr>
         <w:t xml:space="preserve">导通与关断，源极接地作低边开关，</w:t>
       </w:r>
@@ -1005,11 +1145,14 @@
         </m:sSub>
       </m:oMath>
       <w:r>
+        <w:rPr>
+          <w:rFonts w:eastAsia="黑体"/>
+        </w:rPr>
         <w:t xml:space="preserve"> </w:t>
       </w:r>
       <w:r>
         <w:rPr>
-          <w:rFonts w:hint="eastAsia"/>
+          <w:rFonts w:hint="eastAsia" w:eastAsia="黑体"/>
         </w:rPr>
         <w:t xml:space="preserve">在驱动未上电时防止栅极浮空误开通。</w:t>
       </w:r>
@@ -1022,7 +1165,7 @@
       </w:pPr>
       <w:r>
         <w:rPr>
-          <w:rFonts w:hint="eastAsia"/>
+          <w:rFonts w:hint="eastAsia" w:eastAsia="黑体"/>
         </w:rPr>
         <w:t xml:space="preserve">工作原理</w:t>
       </w:r>
@@ -1033,7 +1176,7 @@
       </w:pPr>
       <w:r>
         <w:rPr>
-          <w:rFonts w:hint="eastAsia"/>
+          <w:rFonts w:hint="eastAsia" w:eastAsia="黑体"/>
         </w:rPr>
         <w:t xml:space="preserve">开通时驱动芯片对栅极电容充电，</w:t>
       </w:r>
@@ -1055,15 +1198,21 @@
         </m:sSub>
       </m:oMath>
       <w:r>
+        <w:rPr>
+          <w:rFonts w:eastAsia="黑体"/>
+        </w:rPr>
         <w:t xml:space="preserve"> </w:t>
       </w:r>
       <w:r>
         <w:rPr>
-          <w:rFonts w:hint="eastAsia"/>
+          <w:rFonts w:hint="eastAsia" w:eastAsia="黑体"/>
         </w:rPr>
         <w:t xml:space="preserve">超过阈值电压</w:t>
       </w:r>
       <w:r>
+        <w:rPr>
+          <w:rFonts w:eastAsia="黑体"/>
+        </w:rPr>
         <w:t xml:space="preserve"> </w:t>
       </w:r>
       <m:oMath>
@@ -1084,20 +1233,26 @@
         </m:sSub>
       </m:oMath>
       <w:r>
+        <w:rPr>
+          <w:rFonts w:eastAsia="黑体"/>
+        </w:rPr>
         <w:t xml:space="preserve"> </w:t>
       </w:r>
       <w:r>
         <w:rPr>
-          <w:rFonts w:hint="eastAsia"/>
+          <w:rFonts w:hint="eastAsia" w:eastAsia="黑体"/>
         </w:rPr>
         <w:t xml:space="preserve">后</w:t>
       </w:r>
       <w:r>
+        <w:rPr>
+          <w:rFonts w:eastAsia="黑体"/>
+        </w:rPr>
         <w:t xml:space="preserve"> MOSFET </w:t>
       </w:r>
       <w:r>
         <w:rPr>
-          <w:rFonts w:hint="eastAsia"/>
+          <w:rFonts w:hint="eastAsia" w:eastAsia="黑体"/>
         </w:rPr>
         <w:t xml:space="preserve">进入线性区导通；关断时栅极放电，</w:t>
       </w:r>
@@ -1119,15 +1274,21 @@
         </m:sSub>
       </m:oMath>
       <w:r>
+        <w:rPr>
+          <w:rFonts w:eastAsia="黑体"/>
+        </w:rPr>
         <w:t xml:space="preserve"> </w:t>
       </w:r>
       <w:r>
         <w:rPr>
-          <w:rFonts w:hint="eastAsia"/>
+          <w:rFonts w:hint="eastAsia" w:eastAsia="黑体"/>
         </w:rPr>
         <w:t xml:space="preserve">降到</w:t>
       </w:r>
       <w:r>
+        <w:rPr>
+          <w:rFonts w:eastAsia="黑体"/>
+        </w:rPr>
         <w:t xml:space="preserve"> </w:t>
       </w:r>
       <m:oMath>
@@ -1148,11 +1309,14 @@
         </m:sSub>
       </m:oMath>
       <w:r>
+        <w:rPr>
+          <w:rFonts w:eastAsia="黑体"/>
+        </w:rPr>
         <w:t xml:space="preserve"> </w:t>
       </w:r>
       <w:r>
         <w:rPr>
-          <w:rFonts w:hint="eastAsia"/>
+          <w:rFonts w:hint="eastAsia" w:eastAsia="黑体"/>
         </w:rPr>
         <w:t xml:space="preserve">以下，沟道截止。栅极电阻限制充放电电流并优化开关波形。</w:t>
       </w:r>
@@ -1165,7 +1329,7 @@
       </w:pPr>
       <w:r>
         <w:rPr>
-          <w:rFonts w:hint="eastAsia"/>
+          <w:rFonts w:hint="eastAsia" w:eastAsia="黑体"/>
         </w:rPr>
         <w:t xml:space="preserve">关键计算公式</w:t>
       </w:r>
@@ -1179,7 +1343,7 @@
       </w:pPr>
       <w:r>
         <w:rPr>
-          <w:rFonts w:hint="eastAsia"/>
+          <w:rFonts w:hint="eastAsia" w:eastAsia="黑体"/>
         </w:rPr>
         <w:t xml:space="preserve">栅极峰值电流：</w:t>
       </w:r>
@@ -1260,7 +1424,7 @@
       </w:pPr>
       <w:r>
         <w:rPr>
-          <w:rFonts w:hint="eastAsia"/>
+          <w:rFonts w:hint="eastAsia" w:eastAsia="黑体"/>
         </w:rPr>
         <w:t xml:space="preserve">栅极充电时间：</w:t>
       </w:r>
@@ -1420,7 +1584,7 @@
       </w:pPr>
       <w:r>
         <w:rPr>
-          <w:rFonts w:hint="eastAsia"/>
+          <w:rFonts w:hint="eastAsia" w:eastAsia="黑体"/>
         </w:rPr>
         <w:t xml:space="preserve">栅极电荷：</w:t>
       </w:r>
@@ -1507,7 +1671,7 @@
       </w:pPr>
       <w:r>
         <w:rPr>
-          <w:rFonts w:hint="eastAsia"/>
+          <w:rFonts w:hint="eastAsia" w:eastAsia="黑体"/>
         </w:rPr>
         <w:t xml:space="preserve">驱动平均功耗：</w:t>
       </w:r>
@@ -1606,7 +1770,7 @@
       </w:pPr>
       <w:r>
         <w:rPr>
-          <w:rFonts w:hint="eastAsia"/>
+          <w:rFonts w:hint="eastAsia" w:eastAsia="黑体"/>
         </w:rPr>
         <w:t xml:space="preserve">开关时间近似：</w:t>
       </w:r>
@@ -1709,7 +1873,7 @@
             </w:pPr>
             <w:r>
               <w:rPr>
-                <w:rFonts w:hint="eastAsia"/>
+                <w:rFonts w:hint="eastAsia" w:eastAsia="黑体"/>
               </w:rPr>
               <w:t xml:space="preserve">符号</w:t>
             </w:r>
@@ -1723,7 +1887,7 @@
             </w:pPr>
             <w:r>
               <w:rPr>
-                <w:rFonts w:hint="eastAsia"/>
+                <w:rFonts w:hint="eastAsia" w:eastAsia="黑体"/>
               </w:rPr>
               <w:t xml:space="preserve">含义</w:t>
             </w:r>
@@ -1737,7 +1901,7 @@
             </w:pPr>
             <w:r>
               <w:rPr>
-                <w:rFonts w:hint="eastAsia"/>
+                <w:rFonts w:hint="eastAsia" w:eastAsia="黑体"/>
               </w:rPr>
               <w:t xml:space="preserve">单位</w:t>
             </w:r>
@@ -1766,6 +1930,9 @@
               </m:sSub>
             </m:oMath>
             <w:r>
+              <w:rPr>
+                <w:rFonts w:eastAsia="黑体"/>
+              </w:rPr>
               <w:t xml:space="preserve">​</w:t>
             </w:r>
           </w:p>
@@ -1778,7 +1945,7 @@
             </w:pPr>
             <w:r>
               <w:rPr>
-                <w:rFonts w:hint="eastAsia"/>
+                <w:rFonts w:hint="eastAsia" w:eastAsia="黑体"/>
               </w:rPr>
               <w:t xml:space="preserve">栅极电阻</w:t>
             </w:r>
@@ -1791,6 +1958,9 @@
               <w:pStyle w:val="Compact"/>
             </w:pPr>
             <w:r>
+              <w:rPr>
+                <w:rFonts w:eastAsia="黑体"/>
+              </w:rPr>
               <w:t xml:space="preserve">Ω</w:t>
             </w:r>
           </w:p>
@@ -1824,6 +1994,9 @@
               </m:sSub>
             </m:oMath>
             <w:r>
+              <w:rPr>
+                <w:rFonts w:eastAsia="黑体"/>
+              </w:rPr>
               <w:t xml:space="preserve">​</w:t>
             </w:r>
           </w:p>
@@ -1836,7 +2009,7 @@
             </w:pPr>
             <w:r>
               <w:rPr>
-                <w:rFonts w:hint="eastAsia"/>
+                <w:rFonts w:hint="eastAsia" w:eastAsia="黑体"/>
               </w:rPr>
               <w:t xml:space="preserve">输入电容</w:t>
             </w:r>
@@ -1849,6 +2022,9 @@
               <w:pStyle w:val="Compact"/>
             </w:pPr>
             <w:r>
+              <w:rPr>
+                <w:rFonts w:eastAsia="黑体"/>
+              </w:rPr>
               <w:t xml:space="preserve">F</w:t>
             </w:r>
           </w:p>
@@ -1876,6 +2052,9 @@
               </m:sSub>
             </m:oMath>
             <w:r>
+              <w:rPr>
+                <w:rFonts w:eastAsia="黑体"/>
+              </w:rPr>
               <w:t xml:space="preserve">​</w:t>
             </w:r>
           </w:p>
@@ -1888,7 +2067,7 @@
             </w:pPr>
             <w:r>
               <w:rPr>
-                <w:rFonts w:hint="eastAsia"/>
+                <w:rFonts w:hint="eastAsia" w:eastAsia="黑体"/>
               </w:rPr>
               <w:t xml:space="preserve">栅极总电荷</w:t>
             </w:r>
@@ -1901,6 +2080,9 @@
               <w:pStyle w:val="Compact"/>
             </w:pPr>
             <w:r>
+              <w:rPr>
+                <w:rFonts w:eastAsia="黑体"/>
+              </w:rPr>
               <w:t xml:space="preserve">C</w:t>
             </w:r>
           </w:p>
@@ -1931,6 +2113,9 @@
               </m:sSub>
             </m:oMath>
             <w:r>
+              <w:rPr>
+                <w:rFonts w:eastAsia="黑体"/>
+              </w:rPr>
               <w:t xml:space="preserve">​</w:t>
             </w:r>
           </w:p>
@@ -1943,7 +2128,7 @@
             </w:pPr>
             <w:r>
               <w:rPr>
-                <w:rFonts w:hint="eastAsia"/>
+                <w:rFonts w:hint="eastAsia" w:eastAsia="黑体"/>
               </w:rPr>
               <w:t xml:space="preserve">驱动电源电压</w:t>
             </w:r>
@@ -1956,6 +2141,9 @@
               <w:pStyle w:val="Compact"/>
             </w:pPr>
             <w:r>
+              <w:rPr>
+                <w:rFonts w:eastAsia="黑体"/>
+              </w:rPr>
               <w:t xml:space="preserve">V</w:t>
             </w:r>
           </w:p>
@@ -1986,6 +2174,9 @@
               </m:sSub>
             </m:oMath>
             <w:r>
+              <w:rPr>
+                <w:rFonts w:eastAsia="黑体"/>
+              </w:rPr>
               <w:t xml:space="preserve">​</w:t>
             </w:r>
           </w:p>
@@ -1998,7 +2189,7 @@
             </w:pPr>
             <w:r>
               <w:rPr>
-                <w:rFonts w:hint="eastAsia"/>
+                <w:rFonts w:hint="eastAsia" w:eastAsia="黑体"/>
               </w:rPr>
               <w:t xml:space="preserve">栅源电压</w:t>
             </w:r>
@@ -2011,6 +2202,9 @@
               <w:pStyle w:val="Compact"/>
             </w:pPr>
             <w:r>
+              <w:rPr>
+                <w:rFonts w:eastAsia="黑体"/>
+              </w:rPr>
               <w:t xml:space="preserve">V</w:t>
             </w:r>
           </w:p>
@@ -2041,6 +2235,9 @@
               </m:sSub>
             </m:oMath>
             <w:r>
+              <w:rPr>
+                <w:rFonts w:eastAsia="黑体"/>
+              </w:rPr>
               <w:t xml:space="preserve">​</w:t>
             </w:r>
           </w:p>
@@ -2053,7 +2250,7 @@
             </w:pPr>
             <w:r>
               <w:rPr>
-                <w:rFonts w:hint="eastAsia"/>
+                <w:rFonts w:hint="eastAsia" w:eastAsia="黑体"/>
               </w:rPr>
               <w:t xml:space="preserve">阈值电压</w:t>
             </w:r>
@@ -2066,6 +2263,9 @@
               <w:pStyle w:val="Compact"/>
             </w:pPr>
             <w:r>
+              <w:rPr>
+                <w:rFonts w:eastAsia="黑体"/>
+              </w:rPr>
               <w:t xml:space="preserve">V</w:t>
             </w:r>
           </w:p>
@@ -2096,6 +2296,9 @@
               </m:sSub>
             </m:oMath>
             <w:r>
+              <w:rPr>
+                <w:rFonts w:eastAsia="黑体"/>
+              </w:rPr>
               <w:t xml:space="preserve">​</w:t>
             </w:r>
           </w:p>
@@ -2108,7 +2311,7 @@
             </w:pPr>
             <w:r>
               <w:rPr>
-                <w:rFonts w:hint="eastAsia"/>
+                <w:rFonts w:hint="eastAsia" w:eastAsia="黑体"/>
               </w:rPr>
               <w:t xml:space="preserve">开关频率</w:t>
             </w:r>
@@ -2121,6 +2324,9 @@
               <w:pStyle w:val="Compact"/>
             </w:pPr>
             <w:r>
+              <w:rPr>
+                <w:rFonts w:eastAsia="黑体"/>
+              </w:rPr>
               <w:t xml:space="preserve">Hz</w:t>
             </w:r>
           </w:p>
@@ -2135,7 +2341,7 @@
       </w:pPr>
       <w:r>
         <w:rPr>
-          <w:rFonts w:hint="eastAsia"/>
+          <w:rFonts w:hint="eastAsia" w:eastAsia="黑体"/>
         </w:rPr>
         <w:t xml:space="preserve">元件调整影响</w:t>
       </w:r>
@@ -2164,6 +2370,7 @@
       </m:oMath>
       <w:r>
         <w:rPr>
+          <w:rFonts w:eastAsia="黑体"/>
           <w:b/>
           <w:bCs/>
         </w:rPr>
@@ -2171,30 +2378,39 @@
       </w:r>
       <w:r>
         <w:rPr>
-          <w:rFonts w:hint="eastAsia"/>
+          <w:rFonts w:hint="eastAsia" w:eastAsia="黑体"/>
           <w:b/>
           <w:bCs/>
         </w:rPr>
         <w:t xml:space="preserve">增大</w:t>
       </w:r>
       <w:r>
+        <w:rPr>
+          <w:rFonts w:eastAsia="黑体"/>
+        </w:rPr>
         <w:t xml:space="preserve"> </w:t>
       </w:r>
       <w:r>
+        <w:rPr>
+          <w:rFonts w:eastAsia="黑体"/>
+        </w:rPr>
         <w:t xml:space="preserve">→ </w:t>
       </w:r>
       <w:r>
         <w:rPr>
-          <w:rFonts w:hint="eastAsia"/>
+          <w:rFonts w:hint="eastAsia" w:eastAsia="黑体"/>
         </w:rPr>
         <w:t xml:space="preserve">开关变慢、EMI</w:t>
       </w:r>
       <w:r>
+        <w:rPr>
+          <w:rFonts w:eastAsia="黑体"/>
+        </w:rPr>
         <w:t xml:space="preserve"> </w:t>
       </w:r>
       <w:r>
         <w:rPr>
-          <w:rFonts w:hint="eastAsia"/>
+          <w:rFonts w:hint="eastAsia" w:eastAsia="黑体"/>
         </w:rPr>
         <w:t xml:space="preserve">与振铃减小，但开关损耗增大。</w:t>
       </w:r>
@@ -2223,6 +2439,7 @@
       </m:oMath>
       <w:r>
         <w:rPr>
+          <w:rFonts w:eastAsia="黑体"/>
           <w:b/>
           <w:bCs/>
         </w:rPr>
@@ -2230,30 +2447,39 @@
       </w:r>
       <w:r>
         <w:rPr>
-          <w:rFonts w:hint="eastAsia"/>
+          <w:rFonts w:hint="eastAsia" w:eastAsia="黑体"/>
           <w:b/>
           <w:bCs/>
         </w:rPr>
         <w:t xml:space="preserve">减小</w:t>
       </w:r>
       <w:r>
+        <w:rPr>
+          <w:rFonts w:eastAsia="黑体"/>
+        </w:rPr>
         <w:t xml:space="preserve"> </w:t>
       </w:r>
       <w:r>
+        <w:rPr>
+          <w:rFonts w:eastAsia="黑体"/>
+        </w:rPr>
         <w:t xml:space="preserve">→ </w:t>
       </w:r>
       <w:r>
         <w:rPr>
-          <w:rFonts w:hint="eastAsia"/>
+          <w:rFonts w:hint="eastAsia" w:eastAsia="黑体"/>
         </w:rPr>
         <w:t xml:space="preserve">开关加快、损耗降低，但振铃、过冲与</w:t>
       </w:r>
       <w:r>
+        <w:rPr>
+          <w:rFonts w:eastAsia="黑体"/>
+        </w:rPr>
         <w:t xml:space="preserve"> EMI </w:t>
       </w:r>
       <w:r>
         <w:rPr>
-          <w:rFonts w:hint="eastAsia"/>
+          <w:rFonts w:hint="eastAsia" w:eastAsia="黑体"/>
         </w:rPr>
         <w:t xml:space="preserve">增大。</w:t>
       </w:r>
@@ -2268,25 +2494,34 @@
       </w:pPr>
       <w:r>
         <w:rPr>
-          <w:rFonts w:hint="eastAsia"/>
+          <w:rFonts w:hint="eastAsia" w:eastAsia="黑体"/>
           <w:b/>
           <w:bCs/>
         </w:rPr>
         <w:t xml:space="preserve">驱动电压过高</w:t>
       </w:r>
       <w:r>
+        <w:rPr>
+          <w:rFonts w:eastAsia="黑体"/>
+        </w:rPr>
         <w:t xml:space="preserve"> </w:t>
       </w:r>
       <w:r>
+        <w:rPr>
+          <w:rFonts w:eastAsia="黑体"/>
+        </w:rPr>
         <w:t xml:space="preserve">→ </w:t>
       </w:r>
       <w:r>
         <w:rPr>
-          <w:rFonts w:hint="eastAsia"/>
+          <w:rFonts w:hint="eastAsia" w:eastAsia="黑体"/>
         </w:rPr>
         <w:t xml:space="preserve">栅极氧化层击穿风险（勿超过</w:t>
       </w:r>
       <w:r>
+        <w:rPr>
+          <w:rFonts w:eastAsia="黑体"/>
+        </w:rPr>
         <w:t xml:space="preserve"> </w:t>
       </w:r>
       <m:oMath>
@@ -2323,16 +2558,19 @@
       </m:oMath>
       <w:r>
         <w:rPr>
-          <w:rFonts w:hint="eastAsia"/>
+          <w:rFonts w:hint="eastAsia" w:eastAsia="黑体"/>
         </w:rPr>
         <w:t xml:space="preserve">，通常</w:t>
       </w:r>
       <w:r>
+        <w:rPr>
+          <w:rFonts w:eastAsia="黑体"/>
+        </w:rPr>
         <w:t xml:space="preserve"> ±20 </w:t>
       </w:r>
       <w:r>
         <w:rPr>
-          <w:rFonts w:hint="eastAsia"/>
+          <w:rFonts w:hint="eastAsia" w:eastAsia="黑体"/>
         </w:rPr>
         <w:t xml:space="preserve">V）。</w:t>
       </w:r>
@@ -2363,11 +2601,14 @@
         </m:sSub>
       </m:oMath>
       <w:r>
+        <w:rPr>
+          <w:rFonts w:eastAsia="黑体"/>
+        </w:rPr>
         <w:t xml:space="preserve"> </w:t>
       </w:r>
       <w:r>
         <w:rPr>
-          <w:rFonts w:hint="eastAsia"/>
+          <w:rFonts w:hint="eastAsia" w:eastAsia="黑体"/>
         </w:rPr>
         <w:t xml:space="preserve">下拉可在驱动未上电时防止栅极浮空引起的误开通。</w:t>
       </w:r>
@@ -2380,7 +2621,7 @@
       </w:pPr>
       <w:r>
         <w:rPr>
-          <w:rFonts w:hint="eastAsia"/>
+          <w:rFonts w:hint="eastAsia" w:eastAsia="黑体"/>
         </w:rPr>
         <w:t xml:space="preserve">典型参数示例</w:t>
       </w:r>
@@ -2395,11 +2636,14 @@
       </w:pPr>
       <w:r>
         <w:rPr>
-          <w:rFonts w:hint="eastAsia"/>
+          <w:rFonts w:hint="eastAsia" w:eastAsia="黑体"/>
         </w:rPr>
         <w:t xml:space="preserve">取</w:t>
       </w:r>
       <w:r>
+        <w:rPr>
+          <w:rFonts w:eastAsia="黑体"/>
+        </w:rPr>
         <w:t xml:space="preserve"> </w:t>
       </w:r>
       <m:oMath>
@@ -2439,6 +2683,9 @@
         </m:r>
       </m:oMath>
       <w:r>
+        <w:rPr>
+          <w:rFonts w:eastAsia="黑体"/>
+        </w:rPr>
         <w:t xml:space="preserve">、</w:t>
       </w:r>
       <m:oMath>
@@ -2475,7 +2722,7 @@
       </m:oMath>
       <w:r>
         <w:rPr>
-          <w:rFonts w:hint="eastAsia"/>
+          <w:rFonts w:hint="eastAsia" w:eastAsia="黑体"/>
         </w:rPr>
         <w:t xml:space="preserve">：</w:t>
       </w:r>
@@ -2532,7 +2779,7 @@
       </m:oMath>
       <w:r>
         <w:rPr>
-          <w:rFonts w:hint="eastAsia"/>
+          <w:rFonts w:hint="eastAsia" w:eastAsia="黑体"/>
         </w:rPr>
         <w:t xml:space="preserve">（峰值）。</w:t>
       </w:r>
@@ -2547,11 +2794,14 @@
       </w:pPr>
       <w:r>
         <w:rPr>
-          <w:rFonts w:hint="eastAsia"/>
+          <w:rFonts w:hint="eastAsia" w:eastAsia="黑体"/>
         </w:rPr>
         <w:t xml:space="preserve">取</w:t>
       </w:r>
       <w:r>
+        <w:rPr>
+          <w:rFonts w:eastAsia="黑体"/>
+        </w:rPr>
         <w:t xml:space="preserve"> </w:t>
       </w:r>
       <m:oMath>
@@ -2588,6 +2838,9 @@
         </m:r>
       </m:oMath>
       <w:r>
+        <w:rPr>
+          <w:rFonts w:eastAsia="黑体"/>
+        </w:rPr>
         <w:t xml:space="preserve">、</w:t>
       </w:r>
       <m:oMath>
@@ -2627,6 +2880,9 @@
         </m:r>
       </m:oMath>
       <w:r>
+        <w:rPr>
+          <w:rFonts w:eastAsia="黑体"/>
+        </w:rPr>
         <w:t xml:space="preserve">、</w:t>
       </w:r>
       <m:oMath>
@@ -2667,7 +2923,7 @@
       </m:oMath>
       <w:r>
         <w:rPr>
-          <w:rFonts w:hint="eastAsia"/>
+          <w:rFonts w:hint="eastAsia" w:eastAsia="黑体"/>
         </w:rPr>
         <w:t xml:space="preserve">：</w:t>
       </w:r>
@@ -2800,7 +3056,7 @@
       </w:pPr>
       <w:r>
         <w:rPr>
-          <w:rFonts w:hint="eastAsia"/>
+          <w:rFonts w:hint="eastAsia" w:eastAsia="黑体"/>
         </w:rPr>
         <w:t xml:space="preserve">常见器件型号</w:t>
       </w:r>
@@ -2815,7 +3071,7 @@
       </w:pPr>
       <w:r>
         <w:rPr>
-          <w:rFonts w:hint="eastAsia"/>
+          <w:rFonts w:hint="eastAsia" w:eastAsia="黑体"/>
         </w:rPr>
         <w:t xml:space="preserve">驱动芯片：TC4420、UCC27511、MIC4420、MC34152。</w:t>
       </w:r>
@@ -2829,20 +3085,26 @@
         </w:numPr>
       </w:pPr>
       <w:r>
+        <w:rPr>
+          <w:rFonts w:eastAsia="黑体"/>
+        </w:rPr>
         <w:t xml:space="preserve">N </w:t>
       </w:r>
       <w:r>
         <w:rPr>
-          <w:rFonts w:hint="eastAsia"/>
+          <w:rFonts w:hint="eastAsia" w:eastAsia="黑体"/>
         </w:rPr>
         <w:t xml:space="preserve">沟道</w:t>
       </w:r>
       <w:r>
+        <w:rPr>
+          <w:rFonts w:eastAsia="黑体"/>
+        </w:rPr>
         <w:t xml:space="preserve"> </w:t>
       </w:r>
       <w:r>
         <w:rPr>
-          <w:rFonts w:hint="eastAsia"/>
+          <w:rFonts w:hint="eastAsia" w:eastAsia="黑体"/>
         </w:rPr>
         <w:t xml:space="preserve">MOSFET：IRFZ44N、IRLZ44N、Si2302、CSD18532。</w:t>
       </w:r>
@@ -2857,16 +3119,19 @@
       </w:pPr>
       <w:r>
         <w:rPr>
-          <w:rFonts w:hint="eastAsia"/>
+          <w:rFonts w:hint="eastAsia" w:eastAsia="黑体"/>
         </w:rPr>
         <w:t xml:space="preserve">逻辑电平</w:t>
       </w:r>
       <w:r>
+        <w:rPr>
+          <w:rFonts w:eastAsia="黑体"/>
+        </w:rPr>
         <w:t xml:space="preserve"> </w:t>
       </w:r>
       <w:r>
         <w:rPr>
-          <w:rFonts w:hint="eastAsia"/>
+          <w:rFonts w:hint="eastAsia" w:eastAsia="黑体"/>
         </w:rPr>
         <w:t xml:space="preserve">MOSFET：AO3400、IRLML2502。</w:t>
       </w:r>
@@ -2879,7 +3144,7 @@
       </w:pPr>
       <w:r>
         <w:rPr>
-          <w:rFonts w:hint="eastAsia"/>
+          <w:rFonts w:hint="eastAsia" w:eastAsia="黑体"/>
         </w:rPr>
         <w:t xml:space="preserve">注意事项</w:t>
       </w:r>
@@ -2894,16 +3159,19 @@
       </w:pPr>
       <w:r>
         <w:rPr>
-          <w:rFonts w:hint="eastAsia"/>
+          <w:rFonts w:hint="eastAsia" w:eastAsia="黑体"/>
         </w:rPr>
         <w:t xml:space="preserve">栅极走线短而宽，靠近</w:t>
       </w:r>
       <w:r>
+        <w:rPr>
+          <w:rFonts w:eastAsia="黑体"/>
+        </w:rPr>
         <w:t xml:space="preserve"> </w:t>
       </w:r>
       <w:r>
         <w:rPr>
-          <w:rFonts w:hint="eastAsia"/>
+          <w:rFonts w:hint="eastAsia" w:eastAsia="黑体"/>
         </w:rPr>
         <w:t xml:space="preserve">MOSFET，减小栅极环路寄生电感。</w:t>
       </w:r>
@@ -2918,16 +3186,19 @@
       </w:pPr>
       <w:r>
         <w:rPr>
-          <w:rFonts w:hint="eastAsia"/>
+          <w:rFonts w:hint="eastAsia" w:eastAsia="黑体"/>
         </w:rPr>
         <w:t xml:space="preserve">电源与地之间加去耦电容，驱动峰值电流较大需注意</w:t>
       </w:r>
       <w:r>
+        <w:rPr>
+          <w:rFonts w:eastAsia="黑体"/>
+        </w:rPr>
         <w:t xml:space="preserve"> PCB </w:t>
       </w:r>
       <w:r>
         <w:rPr>
-          <w:rFonts w:hint="eastAsia"/>
+          <w:rFonts w:hint="eastAsia" w:eastAsia="黑体"/>
         </w:rPr>
         <w:t xml:space="preserve">杂散电感。</w:t>
       </w:r>
@@ -2942,7 +3213,7 @@
       </w:pPr>
       <w:r>
         <w:rPr>
-          <w:rFonts w:hint="eastAsia"/>
+          <w:rFonts w:hint="eastAsia" w:eastAsia="黑体"/>
         </w:rPr>
         <w:t xml:space="preserve">死区时间需正确设置，避免半桥上下管直通。</w:t>
       </w:r>
@@ -2957,16 +3228,19 @@
       </w:pPr>
       <w:r>
         <w:rPr>
-          <w:rFonts w:hint="eastAsia"/>
+          <w:rFonts w:hint="eastAsia" w:eastAsia="黑体"/>
         </w:rPr>
         <w:t xml:space="preserve">低压逻辑驱动较高阈值</w:t>
       </w:r>
       <w:r>
+        <w:rPr>
+          <w:rFonts w:eastAsia="黑体"/>
+        </w:rPr>
         <w:t xml:space="preserve"> MOSFET </w:t>
       </w:r>
       <w:r>
         <w:rPr>
-          <w:rFonts w:hint="eastAsia"/>
+          <w:rFonts w:hint="eastAsia" w:eastAsia="黑体"/>
         </w:rPr>
         <w:t xml:space="preserve">时需电平移位或逻辑电平器件。</w:t>
       </w:r>
@@ -2979,7 +3253,7 @@
       </w:pPr>
       <w:r>
         <w:rPr>
-          <w:rFonts w:hint="eastAsia"/>
+          <w:rFonts w:hint="eastAsia" w:eastAsia="黑体"/>
         </w:rPr>
         <w:t xml:space="preserve">参考资料</w:t>
       </w:r>
@@ -2993,6 +3267,9 @@
         </w:numPr>
       </w:pPr>
       <w:r>
+        <w:rPr>
+          <w:rFonts w:eastAsia="黑体"/>
+        </w:rPr>
         <w:t xml:space="preserve">Wikipedia: Power MOSFET。</w:t>
       </w:r>
     </w:p>
@@ -3005,29 +3282,38 @@
         </w:numPr>
       </w:pPr>
       <w:r>
+        <w:rPr>
+          <w:rFonts w:eastAsia="黑体"/>
+        </w:rPr>
         <w:t xml:space="preserve">TI </w:t>
       </w:r>
       <w:r>
         <w:rPr>
-          <w:rFonts w:hint="eastAsia"/>
+          <w:rFonts w:hint="eastAsia" w:eastAsia="黑体"/>
         </w:rPr>
         <w:t xml:space="preserve">应用笔记：MOSFET</w:t>
       </w:r>
       <w:r>
+        <w:rPr>
+          <w:rFonts w:eastAsia="黑体"/>
+        </w:rPr>
         <w:t xml:space="preserve"> </w:t>
       </w:r>
       <w:r>
         <w:rPr>
-          <w:rFonts w:hint="eastAsia"/>
+          <w:rFonts w:hint="eastAsia" w:eastAsia="黑体"/>
         </w:rPr>
         <w:t xml:space="preserve">栅极驱动（如</w:t>
       </w:r>
       <w:r>
+        <w:rPr>
+          <w:rFonts w:eastAsia="黑体"/>
+        </w:rPr>
         <w:t xml:space="preserve"> </w:t>
       </w:r>
       <w:r>
         <w:rPr>
-          <w:rFonts w:hint="eastAsia"/>
+          <w:rFonts w:hint="eastAsia" w:eastAsia="黑体"/>
         </w:rPr>
         <w:t xml:space="preserve">SLUA618）。</w:t>
       </w:r>
@@ -3042,7 +3328,7 @@
       </w:pPr>
       <w:r>
         <w:rPr>
-          <w:rFonts w:hint="eastAsia"/>
+          <w:rFonts w:hint="eastAsia" w:eastAsia="黑体"/>
         </w:rPr>
         <w:t xml:space="preserve">《电力电子技术》器件驱动章节。</w:t>
       </w:r>
@@ -3056,11 +3342,11 @@
       </w:pPr>
       <w:r>
         <w:rPr>
-          <w:rFonts w:ascii="Times New Roman" w:hAnsi="Times New Roman"/>
+          <w:rFonts w:ascii="Times New Roman" w:hAnsi="Times New Roman" w:eastAsia="黑体"/>
           <w:color w:val="555555"/>
           <w:sz w:val="21"/>
         </w:rPr>
-        <w:t>材料收集者：杜文杰</w:t>
+        <w:t>材料收集者：杜文杰，WX手机：19519196569，QQ:3478827729</w:t>
       </w:r>
     </w:p>
     <w:sectPr>
@@ -3080,7 +3366,7 @@
 </file>
 
 <file path=word/footer1.xml><?xml version="1.0" encoding="utf-8"?>
-<w:ftr xmlns:m="http://schemas.openxmlformats.org/officeDocument/2006/math" xmlns:mc="http://schemas.openxmlformats.org/markup-compatibility/2006" xmlns:mo="http://schemas.microsoft.com/office/mac/office/2008/main" xmlns:mv="urn:schemas-microsoft-com:mac:vml" xmlns:o="urn:schemas-microsoft-com:office:office" xmlns:r="http://schemas.openxmlformats.org/officeDocument/2006/relationships" xmlns:v="urn:schemas-microsoft-com:vml" xmlns:w10="urn:schemas-microsoft-com:office:word" xmlns:w14="http://schemas.microsoft.com/office/word/2010/wordml" xmlns:w="http://schemas.openxmlformats.org/wordprocessingml/2006/main" xmlns:wne="http://schemas.microsoft.com/office/word/2006/wordml" xmlns:wp14="http://schemas.microsoft.com/office/word/2010/wordprocessingDrawing" xmlns:wp="http://schemas.openxmlformats.org/drawingml/2006/wordprocessingDrawing" xmlns:wpc="http://schemas.microsoft.com/office/word/2010/wordprocessingCanvas" xmlns:wpg="http://schemas.microsoft.com/office/word/2010/wordprocessingGroup" xmlns:wpi="http://schemas.microsoft.com/office/word/2010/wordprocessingInk" xmlns:wps="http://schemas.microsoft.com/office/word/2010/wordprocessingShape" mc:Ignorable="w14 wp14">
+<w:ftr xmlns:mc="http://schemas.openxmlformats.org/markup-compatibility/2006" xmlns:w="http://schemas.openxmlformats.org/wordprocessingml/2006/main" xmlns:m="http://schemas.openxmlformats.org/officeDocument/2006/math" xmlns:mo="http://schemas.microsoft.com/office/mac/office/2008/main" xmlns:mv="urn:schemas-microsoft-com:mac:vml" xmlns:o="urn:schemas-microsoft-com:office:office" xmlns:r="http://schemas.openxmlformats.org/officeDocument/2006/relationships" xmlns:v="urn:schemas-microsoft-com:vml" xmlns:w10="urn:schemas-microsoft-com:office:word" xmlns:w14="http://schemas.microsoft.com/office/word/2010/wordml" xmlns:wne="http://schemas.microsoft.com/office/word/2006/wordml" xmlns:wp14="http://schemas.microsoft.com/office/word/2010/wordprocessingDrawing" xmlns:wp="http://schemas.openxmlformats.org/drawingml/2006/wordprocessingDrawing" xmlns:wpc="http://schemas.microsoft.com/office/word/2010/wordprocessingCanvas" xmlns:wpg="http://schemas.microsoft.com/office/word/2010/wordprocessingGroup" xmlns:wpi="http://schemas.microsoft.com/office/word/2010/wordprocessingInk" xmlns:wps="http://schemas.microsoft.com/office/word/2010/wordprocessingShape" mc:Ignorable="w14 wp14">
   <w:p>
     <w:pPr>
       <w:pStyle w:val="Footer"/>
@@ -3088,12 +3374,14 @@
     </w:pPr>
     <w:r>
       <w:rPr>
+        <w:rFonts w:eastAsia="黑体"/>
         <w:sz w:val="18"/>
       </w:rPr>
       <w:t xml:space="preserve">第 </w:t>
     </w:r>
     <w:r>
       <w:rPr>
+        <w:rFonts w:eastAsia="黑体"/>
         <w:sz w:val="18"/>
       </w:rPr>
       <w:fldChar w:fldCharType="begin"/>
@@ -3102,6 +3390,7 @@
     </w:r>
     <w:r>
       <w:rPr>
+        <w:rFonts w:eastAsia="黑体"/>
         <w:sz w:val="18"/>
       </w:rPr>
       <w:t xml:space="preserve"> 页</w:t>
@@ -3115,6 +3404,9 @@
   <w:footnote w:type="continuationSeparator" w:id="0">
     <w:p>
       <w:r>
+        <w:rPr>
+          <w:rFonts w:eastAsia="黑体"/>
+        </w:rPr>
         <w:continuationSeparator/>
       </w:r>
     </w:p>
@@ -3122,6 +3414,9 @@
   <w:footnote w:type="separator" w:id="-1">
     <w:p>
       <w:r>
+        <w:rPr>
+          <w:rFonts w:eastAsia="黑体"/>
+        </w:rPr>
         <w:separator/>
       </w:r>
     </w:p>
@@ -3130,7 +3425,7 @@
 </file>
 
 <file path=word/header1.xml><?xml version="1.0" encoding="utf-8"?>
-<w:hdr xmlns:m="http://schemas.openxmlformats.org/officeDocument/2006/math" xmlns:mc="http://schemas.openxmlformats.org/markup-compatibility/2006" xmlns:mo="http://schemas.microsoft.com/office/mac/office/2008/main" xmlns:mv="urn:schemas-microsoft-com:mac:vml" xmlns:o="urn:schemas-microsoft-com:office:office" xmlns:r="http://schemas.openxmlformats.org/officeDocument/2006/relationships" xmlns:v="urn:schemas-microsoft-com:vml" xmlns:w10="urn:schemas-microsoft-com:office:word" xmlns:w14="http://schemas.microsoft.com/office/word/2010/wordml" xmlns:w="http://schemas.openxmlformats.org/wordprocessingml/2006/main" xmlns:wne="http://schemas.microsoft.com/office/word/2006/wordml" xmlns:wp14="http://schemas.microsoft.com/office/word/2010/wordprocessingDrawing" xmlns:wp="http://schemas.openxmlformats.org/drawingml/2006/wordprocessingDrawing" xmlns:wpc="http://schemas.microsoft.com/office/word/2010/wordprocessingCanvas" xmlns:wpg="http://schemas.microsoft.com/office/word/2010/wordprocessingGroup" xmlns:wpi="http://schemas.microsoft.com/office/word/2010/wordprocessingInk" xmlns:wps="http://schemas.microsoft.com/office/word/2010/wordprocessingShape" mc:Ignorable="w14 wp14">
+<w:hdr xmlns:mc="http://schemas.openxmlformats.org/markup-compatibility/2006" xmlns:w="http://schemas.openxmlformats.org/wordprocessingml/2006/main" xmlns:m="http://schemas.openxmlformats.org/officeDocument/2006/math" xmlns:mo="http://schemas.microsoft.com/office/mac/office/2008/main" xmlns:mv="urn:schemas-microsoft-com:mac:vml" xmlns:o="urn:schemas-microsoft-com:office:office" xmlns:r="http://schemas.openxmlformats.org/officeDocument/2006/relationships" xmlns:v="urn:schemas-microsoft-com:vml" xmlns:w10="urn:schemas-microsoft-com:office:word" xmlns:w14="http://schemas.microsoft.com/office/word/2010/wordml" xmlns:wne="http://schemas.microsoft.com/office/word/2006/wordml" xmlns:wp14="http://schemas.microsoft.com/office/word/2010/wordprocessingDrawing" xmlns:wp="http://schemas.openxmlformats.org/drawingml/2006/wordprocessingDrawing" xmlns:wpc="http://schemas.microsoft.com/office/word/2010/wordprocessingCanvas" xmlns:wpg="http://schemas.microsoft.com/office/word/2010/wordprocessingGroup" xmlns:wpi="http://schemas.microsoft.com/office/word/2010/wordprocessingInk" xmlns:wps="http://schemas.microsoft.com/office/word/2010/wordprocessingShape" mc:Ignorable="w14 wp14">
   <w:p>
     <w:pPr>
       <w:pStyle w:val="Header"/>
@@ -3138,7 +3433,7 @@
     </w:pPr>
     <w:r>
       <w:rPr>
-        <w:rFonts w:ascii="Times New Roman" w:hAnsi="Times New Roman"/>
+        <w:rFonts w:ascii="Times New Roman" w:hAnsi="Times New Roman" w:eastAsia="黑体"/>
         <w:sz w:val="18"/>
         <w:rFonts w:eastAsia="黑体"/>
         <w:rFonts w:eastAsia="黑体"/>
@@ -3150,7 +3445,7 @@
 </file>
 
 <file path=word/numbering.xml><?xml version="1.0" encoding="utf-8"?>
-<w:numbering xmlns:m="http://schemas.openxmlformats.org/officeDocument/2006/math" xmlns:mc="http://schemas.openxmlformats.org/markup-compatibility/2006" xmlns:mo="http://schemas.microsoft.com/office/mac/office/2008/main" xmlns:mv="urn:schemas-microsoft-com:mac:vml" xmlns:o="urn:schemas-microsoft-com:office:office" xmlns:r="http://schemas.openxmlformats.org/officeDocument/2006/relationships" xmlns:v="urn:schemas-microsoft-com:vml" xmlns:w="http://schemas.openxmlformats.org/wordprocessingml/2006/main" xmlns:w10="urn:schemas-microsoft-com:office:word" xmlns:w14="http://schemas.microsoft.com/office/word/2010/wordml" xmlns:wne="http://schemas.microsoft.com/office/word/2006/wordml" xmlns:wp="http://schemas.openxmlformats.org/drawingml/2006/wordprocessingDrawing" xmlns:wp14="http://schemas.microsoft.com/office/word/2010/wordprocessingDrawing" xmlns:wpc="http://schemas.microsoft.com/office/word/2010/wordprocessingCanvas" xmlns:wpg="http://schemas.microsoft.com/office/word/2010/wordprocessingGroup" xmlns:wpi="http://schemas.microsoft.com/office/word/2010/wordprocessingInk" xmlns:wps="http://schemas.microsoft.com/office/word/2010/wordprocessingShape" mc:Ignorable="w14 wp14">
+<w:numbering xmlns:mc="http://schemas.openxmlformats.org/markup-compatibility/2006" xmlns:w="http://schemas.openxmlformats.org/wordprocessingml/2006/main" xmlns:m="http://schemas.openxmlformats.org/officeDocument/2006/math" xmlns:mo="http://schemas.microsoft.com/office/mac/office/2008/main" xmlns:mv="urn:schemas-microsoft-com:mac:vml" xmlns:o="urn:schemas-microsoft-com:office:office" xmlns:r="http://schemas.openxmlformats.org/officeDocument/2006/relationships" xmlns:v="urn:schemas-microsoft-com:vml" xmlns:w10="urn:schemas-microsoft-com:office:word" xmlns:w14="http://schemas.microsoft.com/office/word/2010/wordml" xmlns:wne="http://schemas.microsoft.com/office/word/2006/wordml" xmlns:wp="http://schemas.openxmlformats.org/drawingml/2006/wordprocessingDrawing" xmlns:wp14="http://schemas.microsoft.com/office/word/2010/wordprocessingDrawing" xmlns:wpc="http://schemas.microsoft.com/office/word/2010/wordprocessingCanvas" xmlns:wpg="http://schemas.microsoft.com/office/word/2010/wordprocessingGroup" xmlns:wpi="http://schemas.microsoft.com/office/word/2010/wordprocessingInk" xmlns:wps="http://schemas.microsoft.com/office/word/2010/wordprocessingShape" mc:Ignorable="w14 wp14">
   <w:abstractNum w:abstractNumId="0">
     <w:nsid w:val="FFFFFF7C"/>
     <w:multiLevelType w:val="singleLevel"/>
@@ -3237,7 +3532,7 @@
         <w:ind w:hanging="360" w:left="1440"/>
       </w:pPr>
       <w:rPr>
-        <w:rFonts w:ascii="Symbol" w:hAnsi="Symbol" w:hint="default"/>
+        <w:rFonts w:ascii="Symbol" w:hAnsi="Symbol" w:hint="default" w:eastAsia="黑体"/>
       </w:rPr>
     </w:lvl>
   </w:abstractNum>
@@ -3258,7 +3553,7 @@
         <w:ind w:hanging="360" w:left="1080"/>
       </w:pPr>
       <w:rPr>
-        <w:rFonts w:ascii="Symbol" w:hAnsi="Symbol" w:hint="default"/>
+        <w:rFonts w:ascii="Symbol" w:hAnsi="Symbol" w:hint="default" w:eastAsia="黑体"/>
       </w:rPr>
     </w:lvl>
   </w:abstractNum>
@@ -3279,7 +3574,7 @@
         <w:ind w:hanging="360" w:left="720"/>
       </w:pPr>
       <w:rPr>
-        <w:rFonts w:ascii="Symbol" w:hAnsi="Symbol" w:hint="default"/>
+        <w:rFonts w:ascii="Symbol" w:hAnsi="Symbol" w:hint="default" w:eastAsia="黑体"/>
       </w:rPr>
     </w:lvl>
   </w:abstractNum>
@@ -3318,7 +3613,7 @@
         <w:ind w:hanging="360" w:left="360"/>
       </w:pPr>
       <w:rPr>
-        <w:rFonts w:ascii="Symbol" w:hAnsi="Symbol" w:hint="default"/>
+        <w:rFonts w:ascii="Symbol" w:hAnsi="Symbol" w:hint="default" w:eastAsia="黑体"/>
       </w:rPr>
     </w:lvl>
   </w:abstractNum>
@@ -3409,7 +3704,7 @@
         <w:ind w:left="720" w:hanging="360"/>
       </w:pPr>
       <w:rPr>
-        <w:rFonts w:ascii="Symbol" w:hAnsi="Symbol" w:cs="Symbol" w:hint="default"/>
+        <w:rFonts w:ascii="Symbol" w:hAnsi="Symbol" w:cs="Symbol" w:hint="default" w:eastAsia="黑体"/>
       </w:rPr>
     </w:lvl>
     <w:lvl w:ilvl="1">
@@ -3420,7 +3715,7 @@
         <w:ind w:left="1440" w:hanging="360"/>
       </w:pPr>
       <w:rPr>
-        <w:rFonts w:ascii="Courier New" w:hAnsi="Courier New" w:cs="Courier New" w:hint="default"/>
+        <w:rFonts w:ascii="Courier New" w:hAnsi="Courier New" w:cs="Courier New" w:hint="default" w:eastAsia="黑体"/>
       </w:rPr>
     </w:lvl>
     <w:lvl w:ilvl="2">
@@ -3431,7 +3726,7 @@
         <w:ind w:left="2160" w:hanging="360"/>
       </w:pPr>
       <w:rPr>
-        <w:rFonts w:ascii="Wingdings" w:hAnsi="Wingdings" w:cs="Wingdings" w:hint="default"/>
+        <w:rFonts w:ascii="Wingdings" w:hAnsi="Wingdings" w:cs="Wingdings" w:hint="default" w:eastAsia="黑体"/>
       </w:rPr>
     </w:lvl>
     <w:lvl w:ilvl="3">
@@ -3442,7 +3737,7 @@
         <w:ind w:left="2880" w:hanging="360"/>
       </w:pPr>
       <w:rPr>
-        <w:rFonts w:ascii="Symbol" w:hAnsi="Symbol" w:cs="Symbol" w:hint="default"/>
+        <w:rFonts w:ascii="Symbol" w:hAnsi="Symbol" w:cs="Symbol" w:hint="default" w:eastAsia="黑体"/>
       </w:rPr>
     </w:lvl>
     <w:lvl w:ilvl="4">
@@ -3453,7 +3748,7 @@
         <w:ind w:left="3600" w:hanging="360"/>
       </w:pPr>
       <w:rPr>
-        <w:rFonts w:ascii="Courier New" w:hAnsi="Courier New" w:cs="Courier New" w:hint="default"/>
+        <w:rFonts w:ascii="Courier New" w:hAnsi="Courier New" w:cs="Courier New" w:hint="default" w:eastAsia="黑体"/>
       </w:rPr>
     </w:lvl>
     <w:lvl w:ilvl="5">
@@ -3464,7 +3759,7 @@
         <w:ind w:left="4320" w:hanging="360"/>
       </w:pPr>
       <w:rPr>
-        <w:rFonts w:ascii="Wingdings" w:hAnsi="Wingdings" w:cs="Wingdings" w:hint="default"/>
+        <w:rFonts w:ascii="Wingdings" w:hAnsi="Wingdings" w:cs="Wingdings" w:hint="default" w:eastAsia="黑体"/>
       </w:rPr>
     </w:lvl>
     <w:lvl w:ilvl="6">
@@ -3475,7 +3770,7 @@
         <w:ind w:left="5040" w:hanging="360"/>
       </w:pPr>
       <w:rPr>
-        <w:rFonts w:ascii="Symbol" w:hAnsi="Symbol" w:cs="Symbol" w:hint="default"/>
+        <w:rFonts w:ascii="Symbol" w:hAnsi="Symbol" w:cs="Symbol" w:hint="default" w:eastAsia="黑体"/>
       </w:rPr>
     </w:lvl>
     <w:lvl w:ilvl="7">
@@ -3486,7 +3781,7 @@
         <w:ind w:left="5760" w:hanging="360"/>
       </w:pPr>
       <w:rPr>
-        <w:rFonts w:ascii="Courier New" w:hAnsi="Courier New" w:cs="Courier New" w:hint="default"/>
+        <w:rFonts w:ascii="Courier New" w:hAnsi="Courier New" w:cs="Courier New" w:hint="default" w:eastAsia="黑体"/>
       </w:rPr>
     </w:lvl>
     <w:lvl w:ilvl="8">
@@ -3497,7 +3792,7 @@
         <w:ind w:left="6480" w:hanging="360"/>
       </w:pPr>
       <w:rPr>
-        <w:rFonts w:ascii="Wingdings" w:hAnsi="Wingdings" w:cs="Wingdings" w:hint="default"/>
+        <w:rFonts w:ascii="Wingdings" w:hAnsi="Wingdings" w:cs="Wingdings" w:hint="default" w:eastAsia="黑体"/>
       </w:rPr>
     </w:lvl>
   </w:abstractNum>
@@ -3553,11 +3848,11 @@
 </file>
 
 <file path=word/styles.xml><?xml version="1.0" encoding="utf-8"?>
-<w:styles xmlns:mc="http://schemas.openxmlformats.org/markup-compatibility/2006" xmlns:r="http://schemas.openxmlformats.org/officeDocument/2006/relationships" xmlns:w="http://schemas.openxmlformats.org/wordprocessingml/2006/main" xmlns:w14="http://schemas.microsoft.com/office/word/2010/wordml" mc:Ignorable="w14">
+<w:styles xmlns:mc="http://schemas.openxmlformats.org/markup-compatibility/2006" xmlns:w="http://schemas.openxmlformats.org/wordprocessingml/2006/main" xmlns:r="http://schemas.openxmlformats.org/officeDocument/2006/relationships" xmlns:w14="http://schemas.microsoft.com/office/word/2010/wordml" mc:Ignorable="w14">
   <w:docDefaults>
     <w:rPrDefault>
       <w:rPr>
-        <w:rFonts w:asciiTheme="minorHAnsi" w:cstheme="minorBidi" w:eastAsiaTheme="minorEastAsia" w:hAnsiTheme="minorHAnsi"/>
+        <w:rFonts w:asciiTheme="minorHAnsi" w:cstheme="minorBidi" w:hAnsiTheme="minorHAnsi" w:eastAsia="黑体"/>
         <w:sz w:val="22"/>
         <w:szCs w:val="22"/>
         <w:lang w:bidi="ar-SA" w:eastAsia="en-US" w:val="en-US"/>
@@ -3779,7 +4074,7 @@
       <w:outlineLvl w:val="0"/>
     </w:pPr>
     <w:rPr>
-      <w:rFonts w:ascii="Times New Roman" w:asciiTheme="majorHAnsi" w:cstheme="majorBidi" w:eastAsia="黑体" w:eastAsiaTheme="majorEastAsia" w:hAnsi="Times New Roman" w:hAnsiTheme="majorHAnsi"/>
+      <w:rFonts w:ascii="Times New Roman" w:asciiTheme="majorHAnsi" w:cstheme="majorBidi" w:eastAsia="黑体" w:hAnsi="Times New Roman" w:hAnsiTheme="majorHAnsi"/>
       <w:b/>
       <w:bCs/>
       <w:color w:val="1F3864"/>
@@ -3803,7 +4098,7 @@
       <w:outlineLvl w:val="1"/>
     </w:pPr>
     <w:rPr>
-      <w:rFonts w:ascii="Times New Roman" w:asciiTheme="majorHAnsi" w:cstheme="majorBidi" w:eastAsia="黑体" w:eastAsiaTheme="majorEastAsia" w:hAnsi="Times New Roman" w:hAnsiTheme="majorHAnsi"/>
+      <w:rFonts w:ascii="Times New Roman" w:asciiTheme="majorHAnsi" w:cstheme="majorBidi" w:eastAsia="黑体" w:hAnsi="Times New Roman" w:hAnsiTheme="majorHAnsi"/>
       <w:b/>
       <w:bCs/>
       <w:color w:val="2E4E7E"/>
@@ -3827,7 +4122,7 @@
       <w:outlineLvl w:val="2"/>
     </w:pPr>
     <w:rPr>
-      <w:rFonts w:ascii="Times New Roman" w:asciiTheme="majorHAnsi" w:cstheme="majorBidi" w:eastAsia="黑体" w:eastAsiaTheme="majorEastAsia" w:hAnsi="Times New Roman" w:hAnsiTheme="majorHAnsi"/>
+      <w:rFonts w:ascii="Times New Roman" w:asciiTheme="majorHAnsi" w:cstheme="majorBidi" w:eastAsia="黑体" w:hAnsi="Times New Roman" w:hAnsiTheme="majorHAnsi"/>
       <w:b/>
       <w:bCs/>
       <w:color w:val="2E4E7E"/>
@@ -3851,7 +4146,7 @@
       <w:outlineLvl w:val="3"/>
     </w:pPr>
     <w:rPr>
-      <w:rFonts w:ascii="Times New Roman" w:asciiTheme="majorHAnsi" w:cstheme="majorBidi" w:eastAsia="黑体" w:eastAsiaTheme="majorEastAsia" w:hAnsi="Times New Roman" w:hAnsiTheme="majorHAnsi"/>
+      <w:rFonts w:ascii="Times New Roman" w:asciiTheme="majorHAnsi" w:cstheme="majorBidi" w:eastAsia="黑体" w:hAnsi="Times New Roman" w:hAnsiTheme="majorHAnsi"/>
       <w:b/>
       <w:bCs/>
       <w:i/>
@@ -3877,7 +4172,7 @@
       <w:outlineLvl w:val="4"/>
     </w:pPr>
     <w:rPr>
-      <w:rFonts w:ascii="Times New Roman" w:asciiTheme="majorHAnsi" w:cstheme="majorBidi" w:eastAsia="黑体" w:eastAsiaTheme="majorEastAsia" w:hAnsi="Times New Roman" w:hAnsiTheme="majorHAnsi"/>
+      <w:rFonts w:ascii="Times New Roman" w:asciiTheme="majorHAnsi" w:cstheme="majorBidi" w:eastAsia="黑体" w:hAnsi="Times New Roman" w:hAnsiTheme="majorHAnsi"/>
       <w:b/>
       <w:color w:val="333333"/>
       <w:sz w:val="22"/>
@@ -3900,7 +4195,7 @@
       <w:outlineLvl w:val="5"/>
     </w:pPr>
     <w:rPr>
-      <w:rFonts w:asciiTheme="majorHAnsi" w:cstheme="majorBidi" w:eastAsiaTheme="majorEastAsia" w:hAnsiTheme="majorHAnsi"/>
+      <w:rFonts w:asciiTheme="majorHAnsi" w:cstheme="majorBidi" w:hAnsiTheme="majorHAnsi" w:eastAsia="黑体"/>
       <w:i/>
       <w:iCs/>
       <w:color w:themeColor="accent1" w:themeShade="7F" w:val="243F60"/>
@@ -3923,7 +4218,7 @@
       <w:outlineLvl w:val="6"/>
     </w:pPr>
     <w:rPr>
-      <w:rFonts w:asciiTheme="majorHAnsi" w:cstheme="majorBidi" w:eastAsiaTheme="majorEastAsia" w:hAnsiTheme="majorHAnsi"/>
+      <w:rFonts w:asciiTheme="majorHAnsi" w:cstheme="majorBidi" w:hAnsiTheme="majorHAnsi" w:eastAsia="黑体"/>
       <w:i/>
       <w:iCs/>
       <w:color w:themeColor="text1" w:themeTint="BF" w:val="404040"/>
@@ -3946,7 +4241,7 @@
       <w:outlineLvl w:val="7"/>
     </w:pPr>
     <w:rPr>
-      <w:rFonts w:asciiTheme="majorHAnsi" w:cstheme="majorBidi" w:eastAsiaTheme="majorEastAsia" w:hAnsiTheme="majorHAnsi"/>
+      <w:rFonts w:asciiTheme="majorHAnsi" w:cstheme="majorBidi" w:hAnsiTheme="majorHAnsi" w:eastAsia="黑体"/>
       <w:color w:themeColor="accent1" w:val="4F81BD"/>
       <w:sz w:val="20"/>
       <w:szCs w:val="20"/>
@@ -3969,7 +4264,7 @@
       <w:outlineLvl w:val="8"/>
     </w:pPr>
     <w:rPr>
-      <w:rFonts w:asciiTheme="majorHAnsi" w:cstheme="majorBidi" w:eastAsiaTheme="majorEastAsia" w:hAnsiTheme="majorHAnsi"/>
+      <w:rFonts w:asciiTheme="majorHAnsi" w:cstheme="majorBidi" w:hAnsiTheme="majorHAnsi" w:eastAsia="黑体"/>
       <w:i/>
       <w:iCs/>
       <w:color w:themeColor="text1" w:themeTint="BF" w:val="404040"/>
@@ -4020,7 +4315,7 @@
     <w:uiPriority w:val="9"/>
     <w:rsid w:val="00FC693F"/>
     <w:rPr>
-      <w:rFonts w:asciiTheme="majorHAnsi" w:cstheme="majorBidi" w:eastAsiaTheme="majorEastAsia" w:hAnsiTheme="majorHAnsi"/>
+      <w:rFonts w:asciiTheme="majorHAnsi" w:cstheme="majorBidi" w:hAnsiTheme="majorHAnsi" w:eastAsia="黑体"/>
       <w:b/>
       <w:bCs/>
       <w:color w:themeColor="accent1" w:themeShade="BF" w:val="365F91"/>
@@ -4035,7 +4330,7 @@
     <w:uiPriority w:val="9"/>
     <w:rsid w:val="00FC693F"/>
     <w:rPr>
-      <w:rFonts w:asciiTheme="majorHAnsi" w:cstheme="majorBidi" w:eastAsiaTheme="majorEastAsia" w:hAnsiTheme="majorHAnsi"/>
+      <w:rFonts w:asciiTheme="majorHAnsi" w:cstheme="majorBidi" w:hAnsiTheme="majorHAnsi" w:eastAsia="黑体"/>
       <w:b/>
       <w:bCs/>
       <w:color w:themeColor="accent1" w:val="4F81BD"/>
@@ -4050,7 +4345,7 @@
     <w:uiPriority w:val="9"/>
     <w:rsid w:val="00FC693F"/>
     <w:rPr>
-      <w:rFonts w:asciiTheme="majorHAnsi" w:cstheme="majorBidi" w:eastAsiaTheme="majorEastAsia" w:hAnsiTheme="majorHAnsi"/>
+      <w:rFonts w:asciiTheme="majorHAnsi" w:cstheme="majorBidi" w:hAnsiTheme="majorHAnsi" w:eastAsia="黑体"/>
       <w:b/>
       <w:bCs/>
       <w:color w:themeColor="accent1" w:val="4F81BD"/>
@@ -4073,7 +4368,7 @@
       <w:contextualSpacing/>
     </w:pPr>
     <w:rPr>
-      <w:rFonts w:ascii="Times New Roman" w:asciiTheme="majorHAnsi" w:cstheme="majorBidi" w:eastAsia="黑体" w:eastAsiaTheme="majorEastAsia" w:hAnsi="Times New Roman" w:hAnsiTheme="majorHAnsi"/>
+      <w:rFonts w:ascii="Times New Roman" w:asciiTheme="majorHAnsi" w:cstheme="majorBidi" w:eastAsia="黑体" w:hAnsi="Times New Roman" w:hAnsiTheme="majorHAnsi"/>
       <w:b/>
       <w:color w:val="1F3864"/>
       <w:spacing w:val="5"/>
@@ -4089,7 +4384,7 @@
     <w:uiPriority w:val="10"/>
     <w:rsid w:val="00FC693F"/>
     <w:rPr>
-      <w:rFonts w:asciiTheme="majorHAnsi" w:cstheme="majorBidi" w:eastAsiaTheme="majorEastAsia" w:hAnsiTheme="majorHAnsi"/>
+      <w:rFonts w:asciiTheme="majorHAnsi" w:cstheme="majorBidi" w:hAnsiTheme="majorHAnsi" w:eastAsia="黑体"/>
       <w:color w:themeColor="text2" w:themeShade="BF" w:val="17365D"/>
       <w:spacing w:val="5"/>
       <w:kern w:val="28"/>
@@ -4111,7 +4406,7 @@
       </w:numPr>
     </w:pPr>
     <w:rPr>
-      <w:rFonts w:asciiTheme="majorHAnsi" w:cstheme="majorBidi" w:eastAsiaTheme="majorEastAsia" w:hAnsiTheme="majorHAnsi"/>
+      <w:rFonts w:asciiTheme="majorHAnsi" w:cstheme="majorBidi" w:hAnsiTheme="majorHAnsi" w:eastAsia="黑体"/>
       <w:i/>
       <w:iCs/>
       <w:color w:themeColor="accent1" w:val="4F81BD"/>
@@ -4127,7 +4422,7 @@
     <w:uiPriority w:val="11"/>
     <w:rsid w:val="00FC693F"/>
     <w:rPr>
-      <w:rFonts w:asciiTheme="majorHAnsi" w:cstheme="majorBidi" w:eastAsiaTheme="majorEastAsia" w:hAnsiTheme="majorHAnsi"/>
+      <w:rFonts w:asciiTheme="majorHAnsi" w:cstheme="majorBidi" w:hAnsiTheme="majorHAnsi" w:eastAsia="黑体"/>
       <w:i/>
       <w:iCs/>
       <w:color w:themeColor="accent1" w:val="4F81BD"/>
@@ -4194,6 +4489,7 @@
       <w:spacing w:after="120"/>
     </w:pPr>
     <w:rPr>
+      <w:rFonts w:eastAsia="黑体"/>
       <w:sz w:val="16"/>
       <w:szCs w:val="16"/>
     </w:rPr>
@@ -4205,6 +4501,7 @@
     <w:uiPriority w:val="99"/>
     <w:rsid w:val="00AA1D8D"/>
     <w:rPr>
+      <w:rFonts w:eastAsia="黑体"/>
       <w:sz w:val="16"/>
       <w:szCs w:val="16"/>
     </w:rPr>
@@ -4374,7 +4671,7 @@
       </w:tabs>
     </w:pPr>
     <w:rPr>
-      <w:rFonts w:ascii="Courier" w:hAnsi="Courier"/>
+      <w:rFonts w:ascii="Courier" w:hAnsi="Courier" w:eastAsia="黑体"/>
       <w:sz w:val="20"/>
       <w:szCs w:val="20"/>
     </w:rPr>
@@ -4386,7 +4683,7 @@
     <w:uiPriority w:val="99"/>
     <w:rsid w:val="0029639D"/>
     <w:rPr>
-      <w:rFonts w:ascii="Courier" w:hAnsi="Courier"/>
+      <w:rFonts w:ascii="Courier" w:hAnsi="Courier" w:eastAsia="黑体"/>
       <w:sz w:val="20"/>
       <w:szCs w:val="20"/>
     </w:rPr>
@@ -4422,6 +4719,7 @@
     <w:uiPriority w:val="29"/>
     <w:rsid w:val="00FC693F"/>
     <w:rPr>
+      <w:rFonts w:eastAsia="黑体"/>
       <w:i/>
       <w:iCs/>
       <w:color w:themeColor="text1" w:val="000000"/>
@@ -4435,7 +4733,7 @@
     <w:semiHidden/>
     <w:rsid w:val="00FC693F"/>
     <w:rPr>
-      <w:rFonts w:asciiTheme="majorHAnsi" w:cstheme="majorBidi" w:eastAsiaTheme="majorEastAsia" w:hAnsiTheme="majorHAnsi"/>
+      <w:rFonts w:asciiTheme="majorHAnsi" w:cstheme="majorBidi" w:hAnsiTheme="majorHAnsi" w:eastAsia="黑体"/>
       <w:b/>
       <w:bCs/>
       <w:i/>
@@ -4451,7 +4749,7 @@
     <w:semiHidden/>
     <w:rsid w:val="00FC693F"/>
     <w:rPr>
-      <w:rFonts w:asciiTheme="majorHAnsi" w:cstheme="majorBidi" w:eastAsiaTheme="majorEastAsia" w:hAnsiTheme="majorHAnsi"/>
+      <w:rFonts w:asciiTheme="majorHAnsi" w:cstheme="majorBidi" w:hAnsiTheme="majorHAnsi" w:eastAsia="黑体"/>
       <w:color w:themeColor="accent1" w:themeShade="7F" w:val="243F60"/>
     </w:rPr>
   </w:style>
@@ -4463,7 +4761,7 @@
     <w:semiHidden/>
     <w:rsid w:val="00FC693F"/>
     <w:rPr>
-      <w:rFonts w:asciiTheme="majorHAnsi" w:cstheme="majorBidi" w:eastAsiaTheme="majorEastAsia" w:hAnsiTheme="majorHAnsi"/>
+      <w:rFonts w:asciiTheme="majorHAnsi" w:cstheme="majorBidi" w:hAnsiTheme="majorHAnsi" w:eastAsia="黑体"/>
       <w:i/>
       <w:iCs/>
       <w:color w:themeColor="accent1" w:themeShade="7F" w:val="243F60"/>
@@ -4477,7 +4775,7 @@
     <w:semiHidden/>
     <w:rsid w:val="00FC693F"/>
     <w:rPr>
-      <w:rFonts w:asciiTheme="majorHAnsi" w:cstheme="majorBidi" w:eastAsiaTheme="majorEastAsia" w:hAnsiTheme="majorHAnsi"/>
+      <w:rFonts w:asciiTheme="majorHAnsi" w:cstheme="majorBidi" w:hAnsiTheme="majorHAnsi" w:eastAsia="黑体"/>
       <w:i/>
       <w:iCs/>
       <w:color w:themeColor="text1" w:themeTint="BF" w:val="404040"/>
@@ -4491,7 +4789,7 @@
     <w:semiHidden/>
     <w:rsid w:val="00FC693F"/>
     <w:rPr>
-      <w:rFonts w:asciiTheme="majorHAnsi" w:cstheme="majorBidi" w:eastAsiaTheme="majorEastAsia" w:hAnsiTheme="majorHAnsi"/>
+      <w:rFonts w:asciiTheme="majorHAnsi" w:cstheme="majorBidi" w:hAnsiTheme="majorHAnsi" w:eastAsia="黑体"/>
       <w:color w:themeColor="accent1" w:val="4F81BD"/>
       <w:sz w:val="20"/>
       <w:szCs w:val="20"/>
@@ -4505,7 +4803,7 @@
     <w:semiHidden/>
     <w:rsid w:val="00FC693F"/>
     <w:rPr>
-      <w:rFonts w:asciiTheme="majorHAnsi" w:cstheme="majorBidi" w:eastAsiaTheme="majorEastAsia" w:hAnsiTheme="majorHAnsi"/>
+      <w:rFonts w:asciiTheme="majorHAnsi" w:cstheme="majorBidi" w:hAnsiTheme="majorHAnsi" w:eastAsia="黑体"/>
       <w:i/>
       <w:iCs/>
       <w:color w:themeColor="text1" w:themeTint="BF" w:val="404040"/>
@@ -4526,6 +4824,7 @@
       <w:spacing w:line="240" w:lineRule="auto"/>
     </w:pPr>
     <w:rPr>
+      <w:rFonts w:eastAsia="黑体"/>
       <w:b/>
       <w:bCs/>
       <w:color w:themeColor="accent1" w:val="4F81BD"/>
@@ -4540,6 +4839,7 @@
     <w:qFormat/>
     <w:rsid w:val="00FC693F"/>
     <w:rPr>
+      <w:rFonts w:eastAsia="黑体"/>
       <w:b/>
       <w:bCs/>
     </w:rPr>
@@ -4551,6 +4851,7 @@
     <w:qFormat/>
     <w:rsid w:val="00FC693F"/>
     <w:rPr>
+      <w:rFonts w:eastAsia="黑体"/>
       <w:i/>
       <w:iCs/>
     </w:rPr>
@@ -4571,6 +4872,7 @@
       <w:ind w:left="936" w:right="936"/>
     </w:pPr>
     <w:rPr>
+      <w:rFonts w:eastAsia="黑体"/>
       <w:b/>
       <w:bCs/>
       <w:i/>
@@ -4585,6 +4887,7 @@
     <w:uiPriority w:val="30"/>
     <w:rsid w:val="00FC693F"/>
     <w:rPr>
+      <w:rFonts w:eastAsia="黑体"/>
       <w:b/>
       <w:bCs/>
       <w:i/>
@@ -4599,6 +4902,7 @@
     <w:qFormat/>
     <w:rsid w:val="00FC693F"/>
     <w:rPr>
+      <w:rFonts w:eastAsia="黑体"/>
       <w:i/>
       <w:iCs/>
       <w:color w:themeColor="text1" w:themeTint="7F" w:val="808080"/>
@@ -4611,6 +4915,7 @@
     <w:qFormat/>
     <w:rsid w:val="00FC693F"/>
     <w:rPr>
+      <w:rFonts w:eastAsia="黑体"/>
       <w:b/>
       <w:bCs/>
       <w:i/>
@@ -4625,6 +4930,7 @@
     <w:qFormat/>
     <w:rsid w:val="00FC693F"/>
     <w:rPr>
+      <w:rFonts w:eastAsia="黑体"/>
       <w:smallCaps/>
       <w:color w:themeColor="accent2" w:val="C0504D"/>
       <w:u w:val="single"/>
@@ -4637,6 +4943,7 @@
     <w:qFormat/>
     <w:rsid w:val="00FC693F"/>
     <w:rPr>
+      <w:rFonts w:eastAsia="黑体"/>
       <w:b/>
       <w:bCs/>
       <w:smallCaps/>
@@ -4652,6 +4959,7 @@
     <w:qFormat/>
     <w:rsid w:val="00FC693F"/>
     <w:rPr>
+      <w:rFonts w:eastAsia="黑体"/>
       <w:b/>
       <w:bCs/>
       <w:smallCaps/>
@@ -4706,6 +5014,7 @@
       <w:spacing w:after="0" w:line="240" w:lineRule="auto"/>
     </w:pPr>
     <w:rPr>
+      <w:rFonts w:eastAsia="黑体"/>
       <w:color w:themeColor="text1" w:themeShade="BF" w:val="000000"/>
     </w:rPr>
     <w:tblPr>
@@ -4728,6 +5037,7 @@
         <w:spacing w:after="0" w:before="0" w:line="240" w:lineRule="auto"/>
       </w:pPr>
       <w:rPr>
+        <w:rFonts w:eastAsia="黑体"/>
         <w:b/>
         <w:bCs/>
       </w:rPr>
@@ -4748,6 +5058,7 @@
         <w:spacing w:after="0" w:before="0" w:line="240" w:lineRule="auto"/>
       </w:pPr>
       <w:rPr>
+        <w:rFonts w:eastAsia="黑体"/>
         <w:b/>
         <w:bCs/>
       </w:rPr>
@@ -4765,12 +5076,14 @@
     </w:tblStylePr>
     <w:tblStylePr w:type="firstCol">
       <w:rPr>
+        <w:rFonts w:eastAsia="黑体"/>
         <w:b/>
         <w:bCs/>
       </w:rPr>
     </w:tblStylePr>
     <w:tblStylePr w:type="lastCol">
       <w:rPr>
+        <w:rFonts w:eastAsia="黑体"/>
         <w:b/>
         <w:bCs/>
       </w:rPr>
@@ -4809,6 +5122,7 @@
       <w:spacing w:after="0" w:line="240" w:lineRule="auto"/>
     </w:pPr>
     <w:rPr>
+      <w:rFonts w:eastAsia="黑体"/>
       <w:color w:themeColor="accent1" w:themeShade="BF" w:val="365F91"/>
     </w:rPr>
     <w:tblPr>
@@ -4831,6 +5145,7 @@
         <w:spacing w:after="0" w:before="0" w:line="240" w:lineRule="auto"/>
       </w:pPr>
       <w:rPr>
+        <w:rFonts w:eastAsia="黑体"/>
         <w:b/>
         <w:bCs/>
       </w:rPr>
@@ -4851,6 +5166,7 @@
         <w:spacing w:after="0" w:before="0" w:line="240" w:lineRule="auto"/>
       </w:pPr>
       <w:rPr>
+        <w:rFonts w:eastAsia="黑体"/>
         <w:b/>
         <w:bCs/>
       </w:rPr>
@@ -4868,12 +5184,14 @@
     </w:tblStylePr>
     <w:tblStylePr w:type="firstCol">
       <w:rPr>
+        <w:rFonts w:eastAsia="黑体"/>
         <w:b/>
         <w:bCs/>
       </w:rPr>
     </w:tblStylePr>
     <w:tblStylePr w:type="lastCol">
       <w:rPr>
+        <w:rFonts w:eastAsia="黑体"/>
         <w:b/>
         <w:bCs/>
       </w:rPr>
@@ -4912,6 +5230,7 @@
       <w:spacing w:after="0" w:line="240" w:lineRule="auto"/>
     </w:pPr>
     <w:rPr>
+      <w:rFonts w:eastAsia="黑体"/>
       <w:color w:themeColor="accent2" w:themeShade="BF" w:val="943634"/>
     </w:rPr>
     <w:tblPr>
@@ -4934,6 +5253,7 @@
         <w:spacing w:after="0" w:before="0" w:line="240" w:lineRule="auto"/>
       </w:pPr>
       <w:rPr>
+        <w:rFonts w:eastAsia="黑体"/>
         <w:b/>
         <w:bCs/>
       </w:rPr>
@@ -4954,6 +5274,7 @@
         <w:spacing w:after="0" w:before="0" w:line="240" w:lineRule="auto"/>
       </w:pPr>
       <w:rPr>
+        <w:rFonts w:eastAsia="黑体"/>
         <w:b/>
         <w:bCs/>
       </w:rPr>
@@ -4971,12 +5292,14 @@
     </w:tblStylePr>
     <w:tblStylePr w:type="firstCol">
       <w:rPr>
+        <w:rFonts w:eastAsia="黑体"/>
         <w:b/>
         <w:bCs/>
       </w:rPr>
     </w:tblStylePr>
     <w:tblStylePr w:type="lastCol">
       <w:rPr>
+        <w:rFonts w:eastAsia="黑体"/>
         <w:b/>
         <w:bCs/>
       </w:rPr>
@@ -5015,6 +5338,7 @@
       <w:spacing w:after="0" w:line="240" w:lineRule="auto"/>
     </w:pPr>
     <w:rPr>
+      <w:rFonts w:eastAsia="黑体"/>
       <w:color w:themeColor="accent3" w:themeShade="BF" w:val="76923C"/>
     </w:rPr>
     <w:tblPr>
@@ -5037,6 +5361,7 @@
         <w:spacing w:after="0" w:before="0" w:line="240" w:lineRule="auto"/>
       </w:pPr>
       <w:rPr>
+        <w:rFonts w:eastAsia="黑体"/>
         <w:b/>
         <w:bCs/>
       </w:rPr>
@@ -5057,6 +5382,7 @@
         <w:spacing w:after="0" w:before="0" w:line="240" w:lineRule="auto"/>
       </w:pPr>
       <w:rPr>
+        <w:rFonts w:eastAsia="黑体"/>
         <w:b/>
         <w:bCs/>
       </w:rPr>
@@ -5074,12 +5400,14 @@
     </w:tblStylePr>
     <w:tblStylePr w:type="firstCol">
       <w:rPr>
+        <w:rFonts w:eastAsia="黑体"/>
         <w:b/>
         <w:bCs/>
       </w:rPr>
     </w:tblStylePr>
     <w:tblStylePr w:type="lastCol">
       <w:rPr>
+        <w:rFonts w:eastAsia="黑体"/>
         <w:b/>
         <w:bCs/>
       </w:rPr>
@@ -5118,6 +5446,7 @@
       <w:spacing w:after="0" w:line="240" w:lineRule="auto"/>
     </w:pPr>
     <w:rPr>
+      <w:rFonts w:eastAsia="黑体"/>
       <w:color w:themeColor="accent4" w:themeShade="BF" w:val="5F497A"/>
     </w:rPr>
     <w:tblPr>
@@ -5140,6 +5469,7 @@
         <w:spacing w:after="0" w:before="0" w:line="240" w:lineRule="auto"/>
       </w:pPr>
       <w:rPr>
+        <w:rFonts w:eastAsia="黑体"/>
         <w:b/>
         <w:bCs/>
       </w:rPr>
@@ -5160,6 +5490,7 @@
         <w:spacing w:after="0" w:before="0" w:line="240" w:lineRule="auto"/>
       </w:pPr>
       <w:rPr>
+        <w:rFonts w:eastAsia="黑体"/>
         <w:b/>
         <w:bCs/>
       </w:rPr>
@@ -5177,12 +5508,14 @@
     </w:tblStylePr>
     <w:tblStylePr w:type="firstCol">
       <w:rPr>
+        <w:rFonts w:eastAsia="黑体"/>
         <w:b/>
         <w:bCs/>
       </w:rPr>
     </w:tblStylePr>
     <w:tblStylePr w:type="lastCol">
       <w:rPr>
+        <w:rFonts w:eastAsia="黑体"/>
         <w:b/>
         <w:bCs/>
       </w:rPr>
@@ -5221,6 +5554,7 @@
       <w:spacing w:after="0" w:line="240" w:lineRule="auto"/>
     </w:pPr>
     <w:rPr>
+      <w:rFonts w:eastAsia="黑体"/>
       <w:color w:themeColor="accent5" w:themeShade="BF" w:val="31849B"/>
     </w:rPr>
     <w:tblPr>
@@ -5243,6 +5577,7 @@
         <w:spacing w:after="0" w:before="0" w:line="240" w:lineRule="auto"/>
       </w:pPr>
       <w:rPr>
+        <w:rFonts w:eastAsia="黑体"/>
         <w:b/>
         <w:bCs/>
       </w:rPr>
@@ -5263,6 +5598,7 @@
         <w:spacing w:after="0" w:before="0" w:line="240" w:lineRule="auto"/>
       </w:pPr>
       <w:rPr>
+        <w:rFonts w:eastAsia="黑体"/>
         <w:b/>
         <w:bCs/>
       </w:rPr>
@@ -5280,12 +5616,14 @@
     </w:tblStylePr>
     <w:tblStylePr w:type="firstCol">
       <w:rPr>
+        <w:rFonts w:eastAsia="黑体"/>
         <w:b/>
         <w:bCs/>
       </w:rPr>
     </w:tblStylePr>
     <w:tblStylePr w:type="lastCol">
       <w:rPr>
+        <w:rFonts w:eastAsia="黑体"/>
         <w:b/>
         <w:bCs/>
       </w:rPr>
@@ -5324,6 +5662,7 @@
       <w:spacing w:after="0" w:line="240" w:lineRule="auto"/>
     </w:pPr>
     <w:rPr>
+      <w:rFonts w:eastAsia="黑体"/>
       <w:color w:themeColor="accent6" w:themeShade="BF" w:val="E36C0A"/>
     </w:rPr>
     <w:tblPr>
@@ -5346,6 +5685,7 @@
         <w:spacing w:after="0" w:before="0" w:line="240" w:lineRule="auto"/>
       </w:pPr>
       <w:rPr>
+        <w:rFonts w:eastAsia="黑体"/>
         <w:b/>
         <w:bCs/>
       </w:rPr>
@@ -5366,6 +5706,7 @@
         <w:spacing w:after="0" w:before="0" w:line="240" w:lineRule="auto"/>
       </w:pPr>
       <w:rPr>
+        <w:rFonts w:eastAsia="黑体"/>
         <w:b/>
         <w:bCs/>
       </w:rPr>
@@ -5383,12 +5724,14 @@
     </w:tblStylePr>
     <w:tblStylePr w:type="firstCol">
       <w:rPr>
+        <w:rFonts w:eastAsia="黑体"/>
         <w:b/>
         <w:bCs/>
       </w:rPr>
     </w:tblStylePr>
     <w:tblStylePr w:type="lastCol">
       <w:rPr>
+        <w:rFonts w:eastAsia="黑体"/>
         <w:b/>
         <w:bCs/>
       </w:rPr>
@@ -5448,6 +5791,7 @@
         <w:spacing w:after="0" w:before="0" w:line="240" w:lineRule="auto"/>
       </w:pPr>
       <w:rPr>
+        <w:rFonts w:eastAsia="黑体"/>
         <w:b/>
         <w:bCs/>
         <w:color w:themeColor="background1" w:val="FFFFFF"/>
@@ -5462,6 +5806,7 @@
         <w:spacing w:after="0" w:before="0" w:line="240" w:lineRule="auto"/>
       </w:pPr>
       <w:rPr>
+        <w:rFonts w:eastAsia="黑体"/>
         <w:b/>
         <w:bCs/>
       </w:rPr>
@@ -5477,12 +5822,14 @@
     </w:tblStylePr>
     <w:tblStylePr w:type="firstCol">
       <w:rPr>
+        <w:rFonts w:eastAsia="黑体"/>
         <w:b/>
         <w:bCs/>
       </w:rPr>
     </w:tblStylePr>
     <w:tblStylePr w:type="lastCol">
       <w:rPr>
+        <w:rFonts w:eastAsia="黑体"/>
         <w:b/>
         <w:bCs/>
       </w:rPr>
@@ -5540,6 +5887,7 @@
         <w:spacing w:after="0" w:before="0" w:line="240" w:lineRule="auto"/>
       </w:pPr>
       <w:rPr>
+        <w:rFonts w:eastAsia="黑体"/>
         <w:b/>
         <w:bCs/>
         <w:color w:themeColor="background1" w:val="FFFFFF"/>
@@ -5554,6 +5902,7 @@
         <w:spacing w:after="0" w:before="0" w:line="240" w:lineRule="auto"/>
       </w:pPr>
       <w:rPr>
+        <w:rFonts w:eastAsia="黑体"/>
         <w:b/>
         <w:bCs/>
       </w:rPr>
@@ -5569,12 +5918,14 @@
     </w:tblStylePr>
     <w:tblStylePr w:type="firstCol">
       <w:rPr>
+        <w:rFonts w:eastAsia="黑体"/>
         <w:b/>
         <w:bCs/>
       </w:rPr>
     </w:tblStylePr>
     <w:tblStylePr w:type="lastCol">
       <w:rPr>
+        <w:rFonts w:eastAsia="黑体"/>
         <w:b/>
         <w:bCs/>
       </w:rPr>
@@ -5632,6 +5983,7 @@
         <w:spacing w:after="0" w:before="0" w:line="240" w:lineRule="auto"/>
       </w:pPr>
       <w:rPr>
+        <w:rFonts w:eastAsia="黑体"/>
         <w:b/>
         <w:bCs/>
         <w:color w:themeColor="background1" w:val="FFFFFF"/>
@@ -5646,6 +5998,7 @@
         <w:spacing w:after="0" w:before="0" w:line="240" w:lineRule="auto"/>
       </w:pPr>
       <w:rPr>
+        <w:rFonts w:eastAsia="黑体"/>
         <w:b/>
         <w:bCs/>
       </w:rPr>
@@ -5661,12 +6014,14 @@
     </w:tblStylePr>
     <w:tblStylePr w:type="firstCol">
       <w:rPr>
+        <w:rFonts w:eastAsia="黑体"/>
         <w:b/>
         <w:bCs/>
       </w:rPr>
     </w:tblStylePr>
     <w:tblStylePr w:type="lastCol">
       <w:rPr>
+        <w:rFonts w:eastAsia="黑体"/>
         <w:b/>
         <w:bCs/>
       </w:rPr>
@@ -5724,6 +6079,7 @@
         <w:spacing w:after="0" w:before="0" w:line="240" w:lineRule="auto"/>
       </w:pPr>
       <w:rPr>
+        <w:rFonts w:eastAsia="黑体"/>
         <w:b/>
         <w:bCs/>
         <w:color w:themeColor="background1" w:val="FFFFFF"/>
@@ -5738,6 +6094,7 @@
         <w:spacing w:after="0" w:before="0" w:line="240" w:lineRule="auto"/>
       </w:pPr>
       <w:rPr>
+        <w:rFonts w:eastAsia="黑体"/>
         <w:b/>
         <w:bCs/>
       </w:rPr>
@@ -5753,12 +6110,14 @@
     </w:tblStylePr>
     <w:tblStylePr w:type="firstCol">
       <w:rPr>
+        <w:rFonts w:eastAsia="黑体"/>
         <w:b/>
         <w:bCs/>
       </w:rPr>
     </w:tblStylePr>
     <w:tblStylePr w:type="lastCol">
       <w:rPr>
+        <w:rFonts w:eastAsia="黑体"/>
         <w:b/>
         <w:bCs/>
       </w:rPr>
@@ -5816,6 +6175,7 @@
         <w:spacing w:after="0" w:before="0" w:line="240" w:lineRule="auto"/>
       </w:pPr>
       <w:rPr>
+        <w:rFonts w:eastAsia="黑体"/>
         <w:b/>
         <w:bCs/>
         <w:color w:themeColor="background1" w:val="FFFFFF"/>
@@ -5830,6 +6190,7 @@
         <w:spacing w:after="0" w:before="0" w:line="240" w:lineRule="auto"/>
       </w:pPr>
       <w:rPr>
+        <w:rFonts w:eastAsia="黑体"/>
         <w:b/>
         <w:bCs/>
       </w:rPr>
@@ -5845,12 +6206,14 @@
     </w:tblStylePr>
     <w:tblStylePr w:type="firstCol">
       <w:rPr>
+        <w:rFonts w:eastAsia="黑体"/>
         <w:b/>
         <w:bCs/>
       </w:rPr>
     </w:tblStylePr>
     <w:tblStylePr w:type="lastCol">
       <w:rPr>
+        <w:rFonts w:eastAsia="黑体"/>
         <w:b/>
         <w:bCs/>
       </w:rPr>
@@ -5908,6 +6271,7 @@
         <w:spacing w:after="0" w:before="0" w:line="240" w:lineRule="auto"/>
       </w:pPr>
       <w:rPr>
+        <w:rFonts w:eastAsia="黑体"/>
         <w:b/>
         <w:bCs/>
         <w:color w:themeColor="background1" w:val="FFFFFF"/>
@@ -5922,6 +6286,7 @@
         <w:spacing w:after="0" w:before="0" w:line="240" w:lineRule="auto"/>
       </w:pPr>
       <w:rPr>
+        <w:rFonts w:eastAsia="黑体"/>
         <w:b/>
         <w:bCs/>
       </w:rPr>
@@ -5937,12 +6302,14 @@
     </w:tblStylePr>
     <w:tblStylePr w:type="firstCol">
       <w:rPr>
+        <w:rFonts w:eastAsia="黑体"/>
         <w:b/>
         <w:bCs/>
       </w:rPr>
     </w:tblStylePr>
     <w:tblStylePr w:type="lastCol">
       <w:rPr>
+        <w:rFonts w:eastAsia="黑体"/>
         <w:b/>
         <w:bCs/>
       </w:rPr>
@@ -6000,6 +6367,7 @@
         <w:spacing w:after="0" w:before="0" w:line="240" w:lineRule="auto"/>
       </w:pPr>
       <w:rPr>
+        <w:rFonts w:eastAsia="黑体"/>
         <w:b/>
         <w:bCs/>
         <w:color w:themeColor="background1" w:val="FFFFFF"/>
@@ -6014,6 +6382,7 @@
         <w:spacing w:after="0" w:before="0" w:line="240" w:lineRule="auto"/>
       </w:pPr>
       <w:rPr>
+        <w:rFonts w:eastAsia="黑体"/>
         <w:b/>
         <w:bCs/>
       </w:rPr>
@@ -6029,12 +6398,14 @@
     </w:tblStylePr>
     <w:tblStylePr w:type="firstCol">
       <w:rPr>
+        <w:rFonts w:eastAsia="黑体"/>
         <w:b/>
         <w:bCs/>
       </w:rPr>
     </w:tblStylePr>
     <w:tblStylePr w:type="lastCol">
       <w:rPr>
+        <w:rFonts w:eastAsia="黑体"/>
         <w:b/>
         <w:bCs/>
       </w:rPr>
@@ -6094,7 +6465,7 @@
         <w:spacing w:after="0" w:before="0" w:line="240" w:lineRule="auto"/>
       </w:pPr>
       <w:rPr>
-        <w:rFonts w:asciiTheme="majorHAnsi" w:cstheme="majorBidi" w:eastAsiaTheme="majorEastAsia" w:hAnsiTheme="majorHAnsi"/>
+        <w:rFonts w:asciiTheme="majorHAnsi" w:cstheme="majorBidi" w:hAnsiTheme="majorHAnsi" w:eastAsia="黑体"/>
         <w:b/>
         <w:bCs/>
       </w:rPr>
@@ -6115,7 +6486,7 @@
         <w:spacing w:after="0" w:before="0" w:line="240" w:lineRule="auto"/>
       </w:pPr>
       <w:rPr>
-        <w:rFonts w:asciiTheme="majorHAnsi" w:cstheme="majorBidi" w:eastAsiaTheme="majorEastAsia" w:hAnsiTheme="majorHAnsi"/>
+        <w:rFonts w:asciiTheme="majorHAnsi" w:cstheme="majorBidi" w:hAnsiTheme="majorHAnsi" w:eastAsia="黑体"/>
         <w:b/>
         <w:bCs/>
       </w:rPr>
@@ -6133,14 +6504,14 @@
     </w:tblStylePr>
     <w:tblStylePr w:type="firstCol">
       <w:rPr>
-        <w:rFonts w:asciiTheme="majorHAnsi" w:cstheme="majorBidi" w:eastAsiaTheme="majorEastAsia" w:hAnsiTheme="majorHAnsi"/>
+        <w:rFonts w:asciiTheme="majorHAnsi" w:cstheme="majorBidi" w:hAnsiTheme="majorHAnsi" w:eastAsia="黑体"/>
         <w:b/>
         <w:bCs/>
       </w:rPr>
     </w:tblStylePr>
     <w:tblStylePr w:type="lastCol">
       <w:rPr>
-        <w:rFonts w:asciiTheme="majorHAnsi" w:cstheme="majorBidi" w:eastAsiaTheme="majorEastAsia" w:hAnsiTheme="majorHAnsi"/>
+        <w:rFonts w:asciiTheme="majorHAnsi" w:cstheme="majorBidi" w:hAnsiTheme="majorHAnsi" w:eastAsia="黑体"/>
         <w:b/>
         <w:bCs/>
       </w:rPr>
@@ -6224,7 +6595,7 @@
         <w:spacing w:after="0" w:before="0" w:line="240" w:lineRule="auto"/>
       </w:pPr>
       <w:rPr>
-        <w:rFonts w:asciiTheme="majorHAnsi" w:cstheme="majorBidi" w:eastAsiaTheme="majorEastAsia" w:hAnsiTheme="majorHAnsi"/>
+        <w:rFonts w:asciiTheme="majorHAnsi" w:cstheme="majorBidi" w:hAnsiTheme="majorHAnsi" w:eastAsia="黑体"/>
         <w:b/>
         <w:bCs/>
       </w:rPr>
@@ -6245,7 +6616,7 @@
         <w:spacing w:after="0" w:before="0" w:line="240" w:lineRule="auto"/>
       </w:pPr>
       <w:rPr>
-        <w:rFonts w:asciiTheme="majorHAnsi" w:cstheme="majorBidi" w:eastAsiaTheme="majorEastAsia" w:hAnsiTheme="majorHAnsi"/>
+        <w:rFonts w:asciiTheme="majorHAnsi" w:cstheme="majorBidi" w:hAnsiTheme="majorHAnsi" w:eastAsia="黑体"/>
         <w:b/>
         <w:bCs/>
       </w:rPr>
@@ -6263,14 +6634,14 @@
     </w:tblStylePr>
     <w:tblStylePr w:type="firstCol">
       <w:rPr>
-        <w:rFonts w:asciiTheme="majorHAnsi" w:cstheme="majorBidi" w:eastAsiaTheme="majorEastAsia" w:hAnsiTheme="majorHAnsi"/>
+        <w:rFonts w:asciiTheme="majorHAnsi" w:cstheme="majorBidi" w:hAnsiTheme="majorHAnsi" w:eastAsia="黑体"/>
         <w:b/>
         <w:bCs/>
       </w:rPr>
     </w:tblStylePr>
     <w:tblStylePr w:type="lastCol">
       <w:rPr>
-        <w:rFonts w:asciiTheme="majorHAnsi" w:cstheme="majorBidi" w:eastAsiaTheme="majorEastAsia" w:hAnsiTheme="majorHAnsi"/>
+        <w:rFonts w:asciiTheme="majorHAnsi" w:cstheme="majorBidi" w:hAnsiTheme="majorHAnsi" w:eastAsia="黑体"/>
         <w:b/>
         <w:bCs/>
       </w:rPr>
@@ -6354,7 +6725,7 @@
         <w:spacing w:after="0" w:before="0" w:line="240" w:lineRule="auto"/>
       </w:pPr>
       <w:rPr>
-        <w:rFonts w:asciiTheme="majorHAnsi" w:cstheme="majorBidi" w:eastAsiaTheme="majorEastAsia" w:hAnsiTheme="majorHAnsi"/>
+        <w:rFonts w:asciiTheme="majorHAnsi" w:cstheme="majorBidi" w:hAnsiTheme="majorHAnsi" w:eastAsia="黑体"/>
         <w:b/>
         <w:bCs/>
       </w:rPr>
@@ -6375,7 +6746,7 @@
         <w:spacing w:after="0" w:before="0" w:line="240" w:lineRule="auto"/>
       </w:pPr>
       <w:rPr>
-        <w:rFonts w:asciiTheme="majorHAnsi" w:cstheme="majorBidi" w:eastAsiaTheme="majorEastAsia" w:hAnsiTheme="majorHAnsi"/>
+        <w:rFonts w:asciiTheme="majorHAnsi" w:cstheme="majorBidi" w:hAnsiTheme="majorHAnsi" w:eastAsia="黑体"/>
         <w:b/>
         <w:bCs/>
       </w:rPr>
@@ -6393,14 +6764,14 @@
     </w:tblStylePr>
     <w:tblStylePr w:type="firstCol">
       <w:rPr>
-        <w:rFonts w:asciiTheme="majorHAnsi" w:cstheme="majorBidi" w:eastAsiaTheme="majorEastAsia" w:hAnsiTheme="majorHAnsi"/>
+        <w:rFonts w:asciiTheme="majorHAnsi" w:cstheme="majorBidi" w:hAnsiTheme="majorHAnsi" w:eastAsia="黑体"/>
         <w:b/>
         <w:bCs/>
       </w:rPr>
     </w:tblStylePr>
     <w:tblStylePr w:type="lastCol">
       <w:rPr>
-        <w:rFonts w:asciiTheme="majorHAnsi" w:cstheme="majorBidi" w:eastAsiaTheme="majorEastAsia" w:hAnsiTheme="majorHAnsi"/>
+        <w:rFonts w:asciiTheme="majorHAnsi" w:cstheme="majorBidi" w:hAnsiTheme="majorHAnsi" w:eastAsia="黑体"/>
         <w:b/>
         <w:bCs/>
       </w:rPr>
@@ -6484,7 +6855,7 @@
         <w:spacing w:after="0" w:before="0" w:line="240" w:lineRule="auto"/>
       </w:pPr>
       <w:rPr>
-        <w:rFonts w:asciiTheme="majorHAnsi" w:cstheme="majorBidi" w:eastAsiaTheme="majorEastAsia" w:hAnsiTheme="majorHAnsi"/>
+        <w:rFonts w:asciiTheme="majorHAnsi" w:cstheme="majorBidi" w:hAnsiTheme="majorHAnsi" w:eastAsia="黑体"/>
         <w:b/>
         <w:bCs/>
       </w:rPr>
@@ -6505,7 +6876,7 @@
         <w:spacing w:after="0" w:before="0" w:line="240" w:lineRule="auto"/>
       </w:pPr>
       <w:rPr>
-        <w:rFonts w:asciiTheme="majorHAnsi" w:cstheme="majorBidi" w:eastAsiaTheme="majorEastAsia" w:hAnsiTheme="majorHAnsi"/>
+        <w:rFonts w:asciiTheme="majorHAnsi" w:cstheme="majorBidi" w:hAnsiTheme="majorHAnsi" w:eastAsia="黑体"/>
         <w:b/>
         <w:bCs/>
       </w:rPr>
@@ -6523,14 +6894,14 @@
     </w:tblStylePr>
     <w:tblStylePr w:type="firstCol">
       <w:rPr>
-        <w:rFonts w:asciiTheme="majorHAnsi" w:cstheme="majorBidi" w:eastAsiaTheme="majorEastAsia" w:hAnsiTheme="majorHAnsi"/>
+        <w:rFonts w:asciiTheme="majorHAnsi" w:cstheme="majorBidi" w:hAnsiTheme="majorHAnsi" w:eastAsia="黑体"/>
         <w:b/>
         <w:bCs/>
       </w:rPr>
     </w:tblStylePr>
     <w:tblStylePr w:type="lastCol">
       <w:rPr>
-        <w:rFonts w:asciiTheme="majorHAnsi" w:cstheme="majorBidi" w:eastAsiaTheme="majorEastAsia" w:hAnsiTheme="majorHAnsi"/>
+        <w:rFonts w:asciiTheme="majorHAnsi" w:cstheme="majorBidi" w:hAnsiTheme="majorHAnsi" w:eastAsia="黑体"/>
         <w:b/>
         <w:bCs/>
       </w:rPr>
@@ -6614,7 +6985,7 @@
         <w:spacing w:after="0" w:before="0" w:line="240" w:lineRule="auto"/>
       </w:pPr>
       <w:rPr>
-        <w:rFonts w:asciiTheme="majorHAnsi" w:cstheme="majorBidi" w:eastAsiaTheme="majorEastAsia" w:hAnsiTheme="majorHAnsi"/>
+        <w:rFonts w:asciiTheme="majorHAnsi" w:cstheme="majorBidi" w:hAnsiTheme="majorHAnsi" w:eastAsia="黑体"/>
         <w:b/>
         <w:bCs/>
       </w:rPr>
@@ -6635,7 +7006,7 @@
         <w:spacing w:after="0" w:before="0" w:line="240" w:lineRule="auto"/>
       </w:pPr>
       <w:rPr>
-        <w:rFonts w:asciiTheme="majorHAnsi" w:cstheme="majorBidi" w:eastAsiaTheme="majorEastAsia" w:hAnsiTheme="majorHAnsi"/>
+        <w:rFonts w:asciiTheme="majorHAnsi" w:cstheme="majorBidi" w:hAnsiTheme="majorHAnsi" w:eastAsia="黑体"/>
         <w:b/>
         <w:bCs/>
       </w:rPr>
@@ -6653,14 +7024,14 @@
     </w:tblStylePr>
     <w:tblStylePr w:type="firstCol">
       <w:rPr>
-        <w:rFonts w:asciiTheme="majorHAnsi" w:cstheme="majorBidi" w:eastAsiaTheme="majorEastAsia" w:hAnsiTheme="majorHAnsi"/>
+        <w:rFonts w:asciiTheme="majorHAnsi" w:cstheme="majorBidi" w:hAnsiTheme="majorHAnsi" w:eastAsia="黑体"/>
         <w:b/>
         <w:bCs/>
       </w:rPr>
     </w:tblStylePr>
     <w:tblStylePr w:type="lastCol">
       <w:rPr>
-        <w:rFonts w:asciiTheme="majorHAnsi" w:cstheme="majorBidi" w:eastAsiaTheme="majorEastAsia" w:hAnsiTheme="majorHAnsi"/>
+        <w:rFonts w:asciiTheme="majorHAnsi" w:cstheme="majorBidi" w:hAnsiTheme="majorHAnsi" w:eastAsia="黑体"/>
         <w:b/>
         <w:bCs/>
       </w:rPr>
@@ -6744,7 +7115,7 @@
         <w:spacing w:after="0" w:before="0" w:line="240" w:lineRule="auto"/>
       </w:pPr>
       <w:rPr>
-        <w:rFonts w:asciiTheme="majorHAnsi" w:cstheme="majorBidi" w:eastAsiaTheme="majorEastAsia" w:hAnsiTheme="majorHAnsi"/>
+        <w:rFonts w:asciiTheme="majorHAnsi" w:cstheme="majorBidi" w:hAnsiTheme="majorHAnsi" w:eastAsia="黑体"/>
         <w:b/>
         <w:bCs/>
       </w:rPr>
@@ -6765,7 +7136,7 @@
         <w:spacing w:after="0" w:before="0" w:line="240" w:lineRule="auto"/>
       </w:pPr>
       <w:rPr>
-        <w:rFonts w:asciiTheme="majorHAnsi" w:cstheme="majorBidi" w:eastAsiaTheme="majorEastAsia" w:hAnsiTheme="majorHAnsi"/>
+        <w:rFonts w:asciiTheme="majorHAnsi" w:cstheme="majorBidi" w:hAnsiTheme="majorHAnsi" w:eastAsia="黑体"/>
         <w:b/>
         <w:bCs/>
       </w:rPr>
@@ -6783,14 +7154,14 @@
     </w:tblStylePr>
     <w:tblStylePr w:type="firstCol">
       <w:rPr>
-        <w:rFonts w:asciiTheme="majorHAnsi" w:cstheme="majorBidi" w:eastAsiaTheme="majorEastAsia" w:hAnsiTheme="majorHAnsi"/>
+        <w:rFonts w:asciiTheme="majorHAnsi" w:cstheme="majorBidi" w:hAnsiTheme="majorHAnsi" w:eastAsia="黑体"/>
         <w:b/>
         <w:bCs/>
       </w:rPr>
     </w:tblStylePr>
     <w:tblStylePr w:type="lastCol">
       <w:rPr>
-        <w:rFonts w:asciiTheme="majorHAnsi" w:cstheme="majorBidi" w:eastAsiaTheme="majorEastAsia" w:hAnsiTheme="majorHAnsi"/>
+        <w:rFonts w:asciiTheme="majorHAnsi" w:cstheme="majorBidi" w:hAnsiTheme="majorHAnsi" w:eastAsia="黑体"/>
         <w:b/>
         <w:bCs/>
       </w:rPr>
@@ -6874,7 +7245,7 @@
         <w:spacing w:after="0" w:before="0" w:line="240" w:lineRule="auto"/>
       </w:pPr>
       <w:rPr>
-        <w:rFonts w:asciiTheme="majorHAnsi" w:cstheme="majorBidi" w:eastAsiaTheme="majorEastAsia" w:hAnsiTheme="majorHAnsi"/>
+        <w:rFonts w:asciiTheme="majorHAnsi" w:cstheme="majorBidi" w:hAnsiTheme="majorHAnsi" w:eastAsia="黑体"/>
         <w:b/>
         <w:bCs/>
       </w:rPr>
@@ -6895,7 +7266,7 @@
         <w:spacing w:after="0" w:before="0" w:line="240" w:lineRule="auto"/>
       </w:pPr>
       <w:rPr>
-        <w:rFonts w:asciiTheme="majorHAnsi" w:cstheme="majorBidi" w:eastAsiaTheme="majorEastAsia" w:hAnsiTheme="majorHAnsi"/>
+        <w:rFonts w:asciiTheme="majorHAnsi" w:cstheme="majorBidi" w:hAnsiTheme="majorHAnsi" w:eastAsia="黑体"/>
         <w:b/>
         <w:bCs/>
       </w:rPr>
@@ -6913,14 +7284,14 @@
     </w:tblStylePr>
     <w:tblStylePr w:type="firstCol">
       <w:rPr>
-        <w:rFonts w:asciiTheme="majorHAnsi" w:cstheme="majorBidi" w:eastAsiaTheme="majorEastAsia" w:hAnsiTheme="majorHAnsi"/>
+        <w:rFonts w:asciiTheme="majorHAnsi" w:cstheme="majorBidi" w:hAnsiTheme="majorHAnsi" w:eastAsia="黑体"/>
         <w:b/>
         <w:bCs/>
       </w:rPr>
     </w:tblStylePr>
     <w:tblStylePr w:type="lastCol">
       <w:rPr>
-        <w:rFonts w:asciiTheme="majorHAnsi" w:cstheme="majorBidi" w:eastAsiaTheme="majorEastAsia" w:hAnsiTheme="majorHAnsi"/>
+        <w:rFonts w:asciiTheme="majorHAnsi" w:cstheme="majorBidi" w:hAnsiTheme="majorHAnsi" w:eastAsia="黑体"/>
         <w:b/>
         <w:bCs/>
       </w:rPr>
@@ -7003,6 +7374,7 @@
         <w:spacing w:after="0" w:before="0" w:line="240" w:lineRule="auto"/>
       </w:pPr>
       <w:rPr>
+        <w:rFonts w:eastAsia="黑体"/>
         <w:b/>
         <w:bCs/>
         <w:color w:themeColor="background1" w:val="FFFFFF"/>
@@ -7025,6 +7397,7 @@
         <w:spacing w:after="0" w:before="0" w:line="240" w:lineRule="auto"/>
       </w:pPr>
       <w:rPr>
+        <w:rFonts w:eastAsia="黑体"/>
         <w:b/>
         <w:bCs/>
       </w:rPr>
@@ -7042,12 +7415,14 @@
     </w:tblStylePr>
     <w:tblStylePr w:type="firstCol">
       <w:rPr>
+        <w:rFonts w:eastAsia="黑体"/>
         <w:b/>
         <w:bCs/>
       </w:rPr>
     </w:tblStylePr>
     <w:tblStylePr w:type="lastCol">
       <w:rPr>
+        <w:rFonts w:eastAsia="黑体"/>
         <w:b/>
         <w:bCs/>
       </w:rPr>
@@ -7109,6 +7484,7 @@
         <w:spacing w:after="0" w:before="0" w:line="240" w:lineRule="auto"/>
       </w:pPr>
       <w:rPr>
+        <w:rFonts w:eastAsia="黑体"/>
         <w:b/>
         <w:bCs/>
         <w:color w:themeColor="background1" w:val="FFFFFF"/>
@@ -7131,6 +7507,7 @@
         <w:spacing w:after="0" w:before="0" w:line="240" w:lineRule="auto"/>
       </w:pPr>
       <w:rPr>
+        <w:rFonts w:eastAsia="黑体"/>
         <w:b/>
         <w:bCs/>
       </w:rPr>
@@ -7148,12 +7525,14 @@
     </w:tblStylePr>
     <w:tblStylePr w:type="firstCol">
       <w:rPr>
+        <w:rFonts w:eastAsia="黑体"/>
         <w:b/>
         <w:bCs/>
       </w:rPr>
     </w:tblStylePr>
     <w:tblStylePr w:type="lastCol">
       <w:rPr>
+        <w:rFonts w:eastAsia="黑体"/>
         <w:b/>
         <w:bCs/>
       </w:rPr>
@@ -7215,6 +7594,7 @@
         <w:spacing w:after="0" w:before="0" w:line="240" w:lineRule="auto"/>
       </w:pPr>
       <w:rPr>
+        <w:rFonts w:eastAsia="黑体"/>
         <w:b/>
         <w:bCs/>
         <w:color w:themeColor="background1" w:val="FFFFFF"/>
@@ -7237,6 +7617,7 @@
         <w:spacing w:after="0" w:before="0" w:line="240" w:lineRule="auto"/>
       </w:pPr>
       <w:rPr>
+        <w:rFonts w:eastAsia="黑体"/>
         <w:b/>
         <w:bCs/>
       </w:rPr>
@@ -7254,12 +7635,14 @@
     </w:tblStylePr>
     <w:tblStylePr w:type="firstCol">
       <w:rPr>
+        <w:rFonts w:eastAsia="黑体"/>
         <w:b/>
         <w:bCs/>
       </w:rPr>
     </w:tblStylePr>
     <w:tblStylePr w:type="lastCol">
       <w:rPr>
+        <w:rFonts w:eastAsia="黑体"/>
         <w:b/>
         <w:bCs/>
       </w:rPr>
@@ -7321,6 +7704,7 @@
         <w:spacing w:after="0" w:before="0" w:line="240" w:lineRule="auto"/>
       </w:pPr>
       <w:rPr>
+        <w:rFonts w:eastAsia="黑体"/>
         <w:b/>
         <w:bCs/>
         <w:color w:themeColor="background1" w:val="FFFFFF"/>
@@ -7343,6 +7727,7 @@
         <w:spacing w:after="0" w:before="0" w:line="240" w:lineRule="auto"/>
       </w:pPr>
       <w:rPr>
+        <w:rFonts w:eastAsia="黑体"/>
         <w:b/>
         <w:bCs/>
       </w:rPr>
@@ -7360,12 +7745,14 @@
     </w:tblStylePr>
     <w:tblStylePr w:type="firstCol">
       <w:rPr>
+        <w:rFonts w:eastAsia="黑体"/>
         <w:b/>
         <w:bCs/>
       </w:rPr>
     </w:tblStylePr>
     <w:tblStylePr w:type="lastCol">
       <w:rPr>
+        <w:rFonts w:eastAsia="黑体"/>
         <w:b/>
         <w:bCs/>
       </w:rPr>
@@ -7427,6 +7814,7 @@
         <w:spacing w:after="0" w:before="0" w:line="240" w:lineRule="auto"/>
       </w:pPr>
       <w:rPr>
+        <w:rFonts w:eastAsia="黑体"/>
         <w:b/>
         <w:bCs/>
         <w:color w:themeColor="background1" w:val="FFFFFF"/>
@@ -7449,6 +7837,7 @@
         <w:spacing w:after="0" w:before="0" w:line="240" w:lineRule="auto"/>
       </w:pPr>
       <w:rPr>
+        <w:rFonts w:eastAsia="黑体"/>
         <w:b/>
         <w:bCs/>
       </w:rPr>
@@ -7466,12 +7855,14 @@
     </w:tblStylePr>
     <w:tblStylePr w:type="firstCol">
       <w:rPr>
+        <w:rFonts w:eastAsia="黑体"/>
         <w:b/>
         <w:bCs/>
       </w:rPr>
     </w:tblStylePr>
     <w:tblStylePr w:type="lastCol">
       <w:rPr>
+        <w:rFonts w:eastAsia="黑体"/>
         <w:b/>
         <w:bCs/>
       </w:rPr>
@@ -7533,6 +7924,7 @@
         <w:spacing w:after="0" w:before="0" w:line="240" w:lineRule="auto"/>
       </w:pPr>
       <w:rPr>
+        <w:rFonts w:eastAsia="黑体"/>
         <w:b/>
         <w:bCs/>
         <w:color w:themeColor="background1" w:val="FFFFFF"/>
@@ -7555,6 +7947,7 @@
         <w:spacing w:after="0" w:before="0" w:line="240" w:lineRule="auto"/>
       </w:pPr>
       <w:rPr>
+        <w:rFonts w:eastAsia="黑体"/>
         <w:b/>
         <w:bCs/>
       </w:rPr>
@@ -7572,12 +7965,14 @@
     </w:tblStylePr>
     <w:tblStylePr w:type="firstCol">
       <w:rPr>
+        <w:rFonts w:eastAsia="黑体"/>
         <w:b/>
         <w:bCs/>
       </w:rPr>
     </w:tblStylePr>
     <w:tblStylePr w:type="lastCol">
       <w:rPr>
+        <w:rFonts w:eastAsia="黑体"/>
         <w:b/>
         <w:bCs/>
       </w:rPr>
@@ -7639,6 +8034,7 @@
         <w:spacing w:after="0" w:before="0" w:line="240" w:lineRule="auto"/>
       </w:pPr>
       <w:rPr>
+        <w:rFonts w:eastAsia="黑体"/>
         <w:b/>
         <w:bCs/>
         <w:color w:themeColor="background1" w:val="FFFFFF"/>
@@ -7661,6 +8057,7 @@
         <w:spacing w:after="0" w:before="0" w:line="240" w:lineRule="auto"/>
       </w:pPr>
       <w:rPr>
+        <w:rFonts w:eastAsia="黑体"/>
         <w:b/>
         <w:bCs/>
       </w:rPr>
@@ -7678,12 +8075,14 @@
     </w:tblStylePr>
     <w:tblStylePr w:type="firstCol">
       <w:rPr>
+        <w:rFonts w:eastAsia="黑体"/>
         <w:b/>
         <w:bCs/>
       </w:rPr>
     </w:tblStylePr>
     <w:tblStylePr w:type="lastCol">
       <w:rPr>
+        <w:rFonts w:eastAsia="黑体"/>
         <w:b/>
         <w:bCs/>
       </w:rPr>
@@ -7742,6 +8141,7 @@
         <w:spacing w:after="0" w:before="0" w:line="240" w:lineRule="auto"/>
       </w:pPr>
       <w:rPr>
+        <w:rFonts w:eastAsia="黑体"/>
         <w:b/>
         <w:bCs/>
         <w:color w:themeColor="background1" w:val="FFFFFF"/>
@@ -7764,6 +8164,7 @@
         <w:spacing w:after="0" w:before="0" w:line="240" w:lineRule="auto"/>
       </w:pPr>
       <w:rPr>
+        <w:rFonts w:eastAsia="黑体"/>
         <w:color w:val="auto"/>
       </w:rPr>
       <w:tblPr/>
@@ -7781,6 +8182,7 @@
     </w:tblStylePr>
     <w:tblStylePr w:type="firstCol">
       <w:rPr>
+        <w:rFonts w:eastAsia="黑体"/>
         <w:b/>
         <w:bCs/>
         <w:color w:themeColor="background1" w:val="FFFFFF"/>
@@ -7800,6 +8202,7 @@
     </w:tblStylePr>
     <w:tblStylePr w:type="lastCol">
       <w:rPr>
+        <w:rFonts w:eastAsia="黑体"/>
         <w:b/>
         <w:bCs/>
         <w:color w:themeColor="background1" w:val="FFFFFF"/>
@@ -7848,6 +8251,7 @@
     </w:tblStylePr>
     <w:tblStylePr w:type="nwCell">
       <w:rPr>
+        <w:rFonts w:eastAsia="黑体"/>
         <w:color w:themeColor="background1" w:val="FFFFFF"/>
       </w:rPr>
       <w:tblPr/>
@@ -7891,6 +8295,7 @@
         <w:spacing w:after="0" w:before="0" w:line="240" w:lineRule="auto"/>
       </w:pPr>
       <w:rPr>
+        <w:rFonts w:eastAsia="黑体"/>
         <w:b/>
         <w:bCs/>
         <w:color w:themeColor="background1" w:val="FFFFFF"/>
@@ -7913,6 +8318,7 @@
         <w:spacing w:after="0" w:before="0" w:line="240" w:lineRule="auto"/>
       </w:pPr>
       <w:rPr>
+        <w:rFonts w:eastAsia="黑体"/>
         <w:color w:val="auto"/>
       </w:rPr>
       <w:tblPr/>
@@ -7930,6 +8336,7 @@
     </w:tblStylePr>
     <w:tblStylePr w:type="firstCol">
       <w:rPr>
+        <w:rFonts w:eastAsia="黑体"/>
         <w:b/>
         <w:bCs/>
         <w:color w:themeColor="background1" w:val="FFFFFF"/>
@@ -7949,6 +8356,7 @@
     </w:tblStylePr>
     <w:tblStylePr w:type="lastCol">
       <w:rPr>
+        <w:rFonts w:eastAsia="黑体"/>
         <w:b/>
         <w:bCs/>
         <w:color w:themeColor="background1" w:val="FFFFFF"/>
@@ -7997,6 +8405,7 @@
     </w:tblStylePr>
     <w:tblStylePr w:type="nwCell">
       <w:rPr>
+        <w:rFonts w:eastAsia="黑体"/>
         <w:color w:themeColor="background1" w:val="FFFFFF"/>
       </w:rPr>
       <w:tblPr/>
@@ -8040,6 +8449,7 @@
         <w:spacing w:after="0" w:before="0" w:line="240" w:lineRule="auto"/>
       </w:pPr>
       <w:rPr>
+        <w:rFonts w:eastAsia="黑体"/>
         <w:b/>
         <w:bCs/>
         <w:color w:themeColor="background1" w:val="FFFFFF"/>
@@ -8062,6 +8472,7 @@
         <w:spacing w:after="0" w:before="0" w:line="240" w:lineRule="auto"/>
       </w:pPr>
       <w:rPr>
+        <w:rFonts w:eastAsia="黑体"/>
         <w:color w:val="auto"/>
       </w:rPr>
       <w:tblPr/>
@@ -8079,6 +8490,7 @@
     </w:tblStylePr>
     <w:tblStylePr w:type="firstCol">
       <w:rPr>
+        <w:rFonts w:eastAsia="黑体"/>
         <w:b/>
         <w:bCs/>
         <w:color w:themeColor="background1" w:val="FFFFFF"/>
@@ -8098,6 +8510,7 @@
     </w:tblStylePr>
     <w:tblStylePr w:type="lastCol">
       <w:rPr>
+        <w:rFonts w:eastAsia="黑体"/>
         <w:b/>
         <w:bCs/>
         <w:color w:themeColor="background1" w:val="FFFFFF"/>
@@ -8146,6 +8559,7 @@
     </w:tblStylePr>
     <w:tblStylePr w:type="nwCell">
       <w:rPr>
+        <w:rFonts w:eastAsia="黑体"/>
         <w:color w:themeColor="background1" w:val="FFFFFF"/>
       </w:rPr>
       <w:tblPr/>
@@ -8189,6 +8603,7 @@
         <w:spacing w:after="0" w:before="0" w:line="240" w:lineRule="auto"/>
       </w:pPr>
       <w:rPr>
+        <w:rFonts w:eastAsia="黑体"/>
         <w:b/>
         <w:bCs/>
         <w:color w:themeColor="background1" w:val="FFFFFF"/>
@@ -8211,6 +8626,7 @@
         <w:spacing w:after="0" w:before="0" w:line="240" w:lineRule="auto"/>
       </w:pPr>
       <w:rPr>
+        <w:rFonts w:eastAsia="黑体"/>
         <w:color w:val="auto"/>
       </w:rPr>
       <w:tblPr/>
@@ -8228,6 +8644,7 @@
     </w:tblStylePr>
     <w:tblStylePr w:type="firstCol">
       <w:rPr>
+        <w:rFonts w:eastAsia="黑体"/>
         <w:b/>
         <w:bCs/>
         <w:color w:themeColor="background1" w:val="FFFFFF"/>
@@ -8247,6 +8664,7 @@
     </w:tblStylePr>
     <w:tblStylePr w:type="lastCol">
       <w:rPr>
+        <w:rFonts w:eastAsia="黑体"/>
         <w:b/>
         <w:bCs/>
         <w:color w:themeColor="background1" w:val="FFFFFF"/>
@@ -8295,6 +8713,7 @@
     </w:tblStylePr>
     <w:tblStylePr w:type="nwCell">
       <w:rPr>
+        <w:rFonts w:eastAsia="黑体"/>
         <w:color w:themeColor="background1" w:val="FFFFFF"/>
       </w:rPr>
       <w:tblPr/>
@@ -8338,6 +8757,7 @@
         <w:spacing w:after="0" w:before="0" w:line="240" w:lineRule="auto"/>
       </w:pPr>
       <w:rPr>
+        <w:rFonts w:eastAsia="黑体"/>
         <w:b/>
         <w:bCs/>
         <w:color w:themeColor="background1" w:val="FFFFFF"/>
@@ -8360,6 +8780,7 @@
         <w:spacing w:after="0" w:before="0" w:line="240" w:lineRule="auto"/>
       </w:pPr>
       <w:rPr>
+        <w:rFonts w:eastAsia="黑体"/>
         <w:color w:val="auto"/>
       </w:rPr>
       <w:tblPr/>
@@ -8377,6 +8798,7 @@
     </w:tblStylePr>
     <w:tblStylePr w:type="firstCol">
       <w:rPr>
+        <w:rFonts w:eastAsia="黑体"/>
         <w:b/>
         <w:bCs/>
         <w:color w:themeColor="background1" w:val="FFFFFF"/>
@@ -8396,6 +8818,7 @@
     </w:tblStylePr>
     <w:tblStylePr w:type="lastCol">
       <w:rPr>
+        <w:rFonts w:eastAsia="黑体"/>
         <w:b/>
         <w:bCs/>
         <w:color w:themeColor="background1" w:val="FFFFFF"/>
@@ -8444,6 +8867,7 @@
     </w:tblStylePr>
     <w:tblStylePr w:type="nwCell">
       <w:rPr>
+        <w:rFonts w:eastAsia="黑体"/>
         <w:color w:themeColor="background1" w:val="FFFFFF"/>
       </w:rPr>
       <w:tblPr/>
@@ -8487,6 +8911,7 @@
         <w:spacing w:after="0" w:before="0" w:line="240" w:lineRule="auto"/>
       </w:pPr>
       <w:rPr>
+        <w:rFonts w:eastAsia="黑体"/>
         <w:b/>
         <w:bCs/>
         <w:color w:themeColor="background1" w:val="FFFFFF"/>
@@ -8509,6 +8934,7 @@
         <w:spacing w:after="0" w:before="0" w:line="240" w:lineRule="auto"/>
       </w:pPr>
       <w:rPr>
+        <w:rFonts w:eastAsia="黑体"/>
         <w:color w:val="auto"/>
       </w:rPr>
       <w:tblPr/>
@@ -8526,6 +8952,7 @@
     </w:tblStylePr>
     <w:tblStylePr w:type="firstCol">
       <w:rPr>
+        <w:rFonts w:eastAsia="黑体"/>
         <w:b/>
         <w:bCs/>
         <w:color w:themeColor="background1" w:val="FFFFFF"/>
@@ -8545,6 +8972,7 @@
     </w:tblStylePr>
     <w:tblStylePr w:type="lastCol">
       <w:rPr>
+        <w:rFonts w:eastAsia="黑体"/>
         <w:b/>
         <w:bCs/>
         <w:color w:themeColor="background1" w:val="FFFFFF"/>
@@ -8593,6 +9021,7 @@
     </w:tblStylePr>
     <w:tblStylePr w:type="nwCell">
       <w:rPr>
+        <w:rFonts w:eastAsia="黑体"/>
         <w:color w:themeColor="background1" w:val="FFFFFF"/>
       </w:rPr>
       <w:tblPr/>
@@ -8636,6 +9065,7 @@
         <w:spacing w:after="0" w:before="0" w:line="240" w:lineRule="auto"/>
       </w:pPr>
       <w:rPr>
+        <w:rFonts w:eastAsia="黑体"/>
         <w:b/>
         <w:bCs/>
         <w:color w:themeColor="background1" w:val="FFFFFF"/>
@@ -8658,6 +9088,7 @@
         <w:spacing w:after="0" w:before="0" w:line="240" w:lineRule="auto"/>
       </w:pPr>
       <w:rPr>
+        <w:rFonts w:eastAsia="黑体"/>
         <w:color w:val="auto"/>
       </w:rPr>
       <w:tblPr/>
@@ -8675,6 +9106,7 @@
     </w:tblStylePr>
     <w:tblStylePr w:type="firstCol">
       <w:rPr>
+        <w:rFonts w:eastAsia="黑体"/>
         <w:b/>
         <w:bCs/>
         <w:color w:themeColor="background1" w:val="FFFFFF"/>
@@ -8694,6 +9126,7 @@
     </w:tblStylePr>
     <w:tblStylePr w:type="lastCol">
       <w:rPr>
+        <w:rFonts w:eastAsia="黑体"/>
         <w:b/>
         <w:bCs/>
         <w:color w:themeColor="background1" w:val="FFFFFF"/>
@@ -8742,6 +9175,7 @@
     </w:tblStylePr>
     <w:tblStylePr w:type="nwCell">
       <w:rPr>
+        <w:rFonts w:eastAsia="黑体"/>
         <w:color w:themeColor="background1" w:val="FFFFFF"/>
       </w:rPr>
       <w:tblPr/>
@@ -8766,6 +9200,7 @@
       <w:spacing w:after="0" w:line="240" w:lineRule="auto"/>
     </w:pPr>
     <w:rPr>
+      <w:rFonts w:eastAsia="黑体"/>
       <w:color w:themeColor="text1" w:val="000000"/>
     </w:rPr>
     <w:tblPr>
@@ -8785,7 +9220,7 @@
     </w:tblPr>
     <w:tblStylePr w:type="firstRow">
       <w:rPr>
-        <w:rFonts w:asciiTheme="majorHAnsi" w:cstheme="majorBidi" w:eastAsiaTheme="majorEastAsia" w:hAnsiTheme="majorHAnsi"/>
+        <w:rFonts w:asciiTheme="majorHAnsi" w:cstheme="majorBidi" w:hAnsiTheme="majorHAnsi" w:eastAsia="黑体"/>
       </w:rPr>
       <w:tblPr/>
       <w:tcPr>
@@ -8797,6 +9232,7 @@
     </w:tblStylePr>
     <w:tblStylePr w:type="lastRow">
       <w:rPr>
+        <w:rFonts w:eastAsia="黑体"/>
         <w:b/>
         <w:bCs/>
         <w:color w:themeColor="text2" w:val="1F497D"/>
@@ -8811,12 +9247,14 @@
     </w:tblStylePr>
     <w:tblStylePr w:type="firstCol">
       <w:rPr>
+        <w:rFonts w:eastAsia="黑体"/>
         <w:b/>
         <w:bCs/>
       </w:rPr>
     </w:tblStylePr>
     <w:tblStylePr w:type="lastCol">
       <w:rPr>
+        <w:rFonts w:eastAsia="黑体"/>
         <w:b/>
         <w:bCs/>
       </w:rPr>
@@ -8850,6 +9288,7 @@
       <w:spacing w:after="0" w:line="240" w:lineRule="auto"/>
     </w:pPr>
     <w:rPr>
+      <w:rFonts w:eastAsia="黑体"/>
       <w:color w:themeColor="text1" w:val="000000"/>
     </w:rPr>
     <w:tblPr>
@@ -8869,7 +9308,7 @@
     </w:tblPr>
     <w:tblStylePr w:type="firstRow">
       <w:rPr>
-        <w:rFonts w:asciiTheme="majorHAnsi" w:cstheme="majorBidi" w:eastAsiaTheme="majorEastAsia" w:hAnsiTheme="majorHAnsi"/>
+        <w:rFonts w:asciiTheme="majorHAnsi" w:cstheme="majorBidi" w:hAnsiTheme="majorHAnsi" w:eastAsia="黑体"/>
       </w:rPr>
       <w:tblPr/>
       <w:tcPr>
@@ -8881,6 +9320,7 @@
     </w:tblStylePr>
     <w:tblStylePr w:type="lastRow">
       <w:rPr>
+        <w:rFonts w:eastAsia="黑体"/>
         <w:b/>
         <w:bCs/>
         <w:color w:themeColor="text2" w:val="1F497D"/>
@@ -8895,12 +9335,14 @@
     </w:tblStylePr>
     <w:tblStylePr w:type="firstCol">
       <w:rPr>
+        <w:rFonts w:eastAsia="黑体"/>
         <w:b/>
         <w:bCs/>
       </w:rPr>
     </w:tblStylePr>
     <w:tblStylePr w:type="lastCol">
       <w:rPr>
+        <w:rFonts w:eastAsia="黑体"/>
         <w:b/>
         <w:bCs/>
       </w:rPr>
@@ -8934,6 +9376,7 @@
       <w:spacing w:after="0" w:line="240" w:lineRule="auto"/>
     </w:pPr>
     <w:rPr>
+      <w:rFonts w:eastAsia="黑体"/>
       <w:color w:themeColor="text1" w:val="000000"/>
     </w:rPr>
     <w:tblPr>
@@ -8953,7 +9396,7 @@
     </w:tblPr>
     <w:tblStylePr w:type="firstRow">
       <w:rPr>
-        <w:rFonts w:asciiTheme="majorHAnsi" w:cstheme="majorBidi" w:eastAsiaTheme="majorEastAsia" w:hAnsiTheme="majorHAnsi"/>
+        <w:rFonts w:asciiTheme="majorHAnsi" w:cstheme="majorBidi" w:hAnsiTheme="majorHAnsi" w:eastAsia="黑体"/>
       </w:rPr>
       <w:tblPr/>
       <w:tcPr>
@@ -8965,6 +9408,7 @@
     </w:tblStylePr>
     <w:tblStylePr w:type="lastRow">
       <w:rPr>
+        <w:rFonts w:eastAsia="黑体"/>
         <w:b/>
         <w:bCs/>
         <w:color w:themeColor="text2" w:val="1F497D"/>
@@ -8979,12 +9423,14 @@
     </w:tblStylePr>
     <w:tblStylePr w:type="firstCol">
       <w:rPr>
+        <w:rFonts w:eastAsia="黑体"/>
         <w:b/>
         <w:bCs/>
       </w:rPr>
     </w:tblStylePr>
     <w:tblStylePr w:type="lastCol">
       <w:rPr>
+        <w:rFonts w:eastAsia="黑体"/>
         <w:b/>
         <w:bCs/>
       </w:rPr>
@@ -9018,6 +9464,7 @@
       <w:spacing w:after="0" w:line="240" w:lineRule="auto"/>
     </w:pPr>
     <w:rPr>
+      <w:rFonts w:eastAsia="黑体"/>
       <w:color w:themeColor="text1" w:val="000000"/>
     </w:rPr>
     <w:tblPr>
@@ -9037,7 +9484,7 @@
     </w:tblPr>
     <w:tblStylePr w:type="firstRow">
       <w:rPr>
-        <w:rFonts w:asciiTheme="majorHAnsi" w:cstheme="majorBidi" w:eastAsiaTheme="majorEastAsia" w:hAnsiTheme="majorHAnsi"/>
+        <w:rFonts w:asciiTheme="majorHAnsi" w:cstheme="majorBidi" w:hAnsiTheme="majorHAnsi" w:eastAsia="黑体"/>
       </w:rPr>
       <w:tblPr/>
       <w:tcPr>
@@ -9049,6 +9496,7 @@
     </w:tblStylePr>
     <w:tblStylePr w:type="lastRow">
       <w:rPr>
+        <w:rFonts w:eastAsia="黑体"/>
         <w:b/>
         <w:bCs/>
         <w:color w:themeColor="text2" w:val="1F497D"/>
@@ -9063,12 +9511,14 @@
     </w:tblStylePr>
     <w:tblStylePr w:type="firstCol">
       <w:rPr>
+        <w:rFonts w:eastAsia="黑体"/>
         <w:b/>
         <w:bCs/>
       </w:rPr>
     </w:tblStylePr>
     <w:tblStylePr w:type="lastCol">
       <w:rPr>
+        <w:rFonts w:eastAsia="黑体"/>
         <w:b/>
         <w:bCs/>
       </w:rPr>
@@ -9102,6 +9552,7 @@
       <w:spacing w:after="0" w:line="240" w:lineRule="auto"/>
     </w:pPr>
     <w:rPr>
+      <w:rFonts w:eastAsia="黑体"/>
       <w:color w:themeColor="text1" w:val="000000"/>
     </w:rPr>
     <w:tblPr>
@@ -9121,7 +9572,7 @@
     </w:tblPr>
     <w:tblStylePr w:type="firstRow">
       <w:rPr>
-        <w:rFonts w:asciiTheme="majorHAnsi" w:cstheme="majorBidi" w:eastAsiaTheme="majorEastAsia" w:hAnsiTheme="majorHAnsi"/>
+        <w:rFonts w:asciiTheme="majorHAnsi" w:cstheme="majorBidi" w:hAnsiTheme="majorHAnsi" w:eastAsia="黑体"/>
       </w:rPr>
       <w:tblPr/>
       <w:tcPr>
@@ -9133,6 +9584,7 @@
     </w:tblStylePr>
     <w:tblStylePr w:type="lastRow">
       <w:rPr>
+        <w:rFonts w:eastAsia="黑体"/>
         <w:b/>
         <w:bCs/>
         <w:color w:themeColor="text2" w:val="1F497D"/>
@@ -9147,12 +9599,14 @@
     </w:tblStylePr>
     <w:tblStylePr w:type="firstCol">
       <w:rPr>
+        <w:rFonts w:eastAsia="黑体"/>
         <w:b/>
         <w:bCs/>
       </w:rPr>
     </w:tblStylePr>
     <w:tblStylePr w:type="lastCol">
       <w:rPr>
+        <w:rFonts w:eastAsia="黑体"/>
         <w:b/>
         <w:bCs/>
       </w:rPr>
@@ -9186,6 +9640,7 @@
       <w:spacing w:after="0" w:line="240" w:lineRule="auto"/>
     </w:pPr>
     <w:rPr>
+      <w:rFonts w:eastAsia="黑体"/>
       <w:color w:themeColor="text1" w:val="000000"/>
     </w:rPr>
     <w:tblPr>
@@ -9205,7 +9660,7 @@
     </w:tblPr>
     <w:tblStylePr w:type="firstRow">
       <w:rPr>
-        <w:rFonts w:asciiTheme="majorHAnsi" w:cstheme="majorBidi" w:eastAsiaTheme="majorEastAsia" w:hAnsiTheme="majorHAnsi"/>
+        <w:rFonts w:asciiTheme="majorHAnsi" w:cstheme="majorBidi" w:hAnsiTheme="majorHAnsi" w:eastAsia="黑体"/>
       </w:rPr>
       <w:tblPr/>
       <w:tcPr>
@@ -9217,6 +9672,7 @@
     </w:tblStylePr>
     <w:tblStylePr w:type="lastRow">
       <w:rPr>
+        <w:rFonts w:eastAsia="黑体"/>
         <w:b/>
         <w:bCs/>
         <w:color w:themeColor="text2" w:val="1F497D"/>
@@ -9231,12 +9687,14 @@
     </w:tblStylePr>
     <w:tblStylePr w:type="firstCol">
       <w:rPr>
+        <w:rFonts w:eastAsia="黑体"/>
         <w:b/>
         <w:bCs/>
       </w:rPr>
     </w:tblStylePr>
     <w:tblStylePr w:type="lastCol">
       <w:rPr>
+        <w:rFonts w:eastAsia="黑体"/>
         <w:b/>
         <w:bCs/>
       </w:rPr>
@@ -9270,6 +9728,7 @@
       <w:spacing w:after="0" w:line="240" w:lineRule="auto"/>
     </w:pPr>
     <w:rPr>
+      <w:rFonts w:eastAsia="黑体"/>
       <w:color w:themeColor="text1" w:val="000000"/>
     </w:rPr>
     <w:tblPr>
@@ -9289,7 +9748,7 @@
     </w:tblPr>
     <w:tblStylePr w:type="firstRow">
       <w:rPr>
-        <w:rFonts w:asciiTheme="majorHAnsi" w:cstheme="majorBidi" w:eastAsiaTheme="majorEastAsia" w:hAnsiTheme="majorHAnsi"/>
+        <w:rFonts w:asciiTheme="majorHAnsi" w:cstheme="majorBidi" w:hAnsiTheme="majorHAnsi" w:eastAsia="黑体"/>
       </w:rPr>
       <w:tblPr/>
       <w:tcPr>
@@ -9301,6 +9760,7 @@
     </w:tblStylePr>
     <w:tblStylePr w:type="lastRow">
       <w:rPr>
+        <w:rFonts w:eastAsia="黑体"/>
         <w:b/>
         <w:bCs/>
         <w:color w:themeColor="text2" w:val="1F497D"/>
@@ -9315,12 +9775,14 @@
     </w:tblStylePr>
     <w:tblStylePr w:type="firstCol">
       <w:rPr>
+        <w:rFonts w:eastAsia="黑体"/>
         <w:b/>
         <w:bCs/>
       </w:rPr>
     </w:tblStylePr>
     <w:tblStylePr w:type="lastCol">
       <w:rPr>
+        <w:rFonts w:eastAsia="黑体"/>
         <w:b/>
         <w:bCs/>
       </w:rPr>
@@ -9354,7 +9816,7 @@
       <w:spacing w:after="0" w:line="240" w:lineRule="auto"/>
     </w:pPr>
     <w:rPr>
-      <w:rFonts w:asciiTheme="majorHAnsi" w:cstheme="majorBidi" w:eastAsiaTheme="majorEastAsia" w:hAnsiTheme="majorHAnsi"/>
+      <w:rFonts w:asciiTheme="majorHAnsi" w:cstheme="majorBidi" w:hAnsiTheme="majorHAnsi" w:eastAsia="黑体"/>
       <w:color w:themeColor="text1" w:val="000000"/>
     </w:rPr>
     <w:tblPr>
@@ -9376,6 +9838,7 @@
     </w:tblPr>
     <w:tblStylePr w:type="firstRow">
       <w:rPr>
+        <w:rFonts w:eastAsia="黑体"/>
         <w:sz w:val="24"/>
         <w:szCs w:val="24"/>
       </w:rPr>
@@ -9482,7 +9945,7 @@
       <w:spacing w:after="0" w:line="240" w:lineRule="auto"/>
     </w:pPr>
     <w:rPr>
-      <w:rFonts w:asciiTheme="majorHAnsi" w:cstheme="majorBidi" w:eastAsiaTheme="majorEastAsia" w:hAnsiTheme="majorHAnsi"/>
+      <w:rFonts w:asciiTheme="majorHAnsi" w:cstheme="majorBidi" w:hAnsiTheme="majorHAnsi" w:eastAsia="黑体"/>
       <w:color w:themeColor="text1" w:val="000000"/>
     </w:rPr>
     <w:tblPr>
@@ -9504,6 +9967,7 @@
     </w:tblPr>
     <w:tblStylePr w:type="firstRow">
       <w:rPr>
+        <w:rFonts w:eastAsia="黑体"/>
         <w:sz w:val="24"/>
         <w:szCs w:val="24"/>
       </w:rPr>
@@ -9610,7 +10074,7 @@
       <w:spacing w:after="0" w:line="240" w:lineRule="auto"/>
     </w:pPr>
     <w:rPr>
-      <w:rFonts w:asciiTheme="majorHAnsi" w:cstheme="majorBidi" w:eastAsiaTheme="majorEastAsia" w:hAnsiTheme="majorHAnsi"/>
+      <w:rFonts w:asciiTheme="majorHAnsi" w:cstheme="majorBidi" w:hAnsiTheme="majorHAnsi" w:eastAsia="黑体"/>
       <w:color w:themeColor="text1" w:val="000000"/>
     </w:rPr>
     <w:tblPr>
@@ -9632,6 +10096,7 @@
     </w:tblPr>
     <w:tblStylePr w:type="firstRow">
       <w:rPr>
+        <w:rFonts w:eastAsia="黑体"/>
         <w:sz w:val="24"/>
         <w:szCs w:val="24"/>
       </w:rPr>
@@ -9738,7 +10203,7 @@
       <w:spacing w:after="0" w:line="240" w:lineRule="auto"/>
     </w:pPr>
     <w:rPr>
-      <w:rFonts w:asciiTheme="majorHAnsi" w:cstheme="majorBidi" w:eastAsiaTheme="majorEastAsia" w:hAnsiTheme="majorHAnsi"/>
+      <w:rFonts w:asciiTheme="majorHAnsi" w:cstheme="majorBidi" w:hAnsiTheme="majorHAnsi" w:eastAsia="黑体"/>
       <w:color w:themeColor="text1" w:val="000000"/>
     </w:rPr>
     <w:tblPr>
@@ -9760,6 +10225,7 @@
     </w:tblPr>
     <w:tblStylePr w:type="firstRow">
       <w:rPr>
+        <w:rFonts w:eastAsia="黑体"/>
         <w:sz w:val="24"/>
         <w:szCs w:val="24"/>
       </w:rPr>
@@ -9866,7 +10332,7 @@
       <w:spacing w:after="0" w:line="240" w:lineRule="auto"/>
     </w:pPr>
     <w:rPr>
-      <w:rFonts w:asciiTheme="majorHAnsi" w:cstheme="majorBidi" w:eastAsiaTheme="majorEastAsia" w:hAnsiTheme="majorHAnsi"/>
+      <w:rFonts w:asciiTheme="majorHAnsi" w:cstheme="majorBidi" w:hAnsiTheme="majorHAnsi" w:eastAsia="黑体"/>
       <w:color w:themeColor="text1" w:val="000000"/>
     </w:rPr>
     <w:tblPr>
@@ -9888,6 +10354,7 @@
     </w:tblPr>
     <w:tblStylePr w:type="firstRow">
       <w:rPr>
+        <w:rFonts w:eastAsia="黑体"/>
         <w:sz w:val="24"/>
         <w:szCs w:val="24"/>
       </w:rPr>
@@ -9994,7 +10461,7 @@
       <w:spacing w:after="0" w:line="240" w:lineRule="auto"/>
     </w:pPr>
     <w:rPr>
-      <w:rFonts w:asciiTheme="majorHAnsi" w:cstheme="majorBidi" w:eastAsiaTheme="majorEastAsia" w:hAnsiTheme="majorHAnsi"/>
+      <w:rFonts w:asciiTheme="majorHAnsi" w:cstheme="majorBidi" w:hAnsiTheme="majorHAnsi" w:eastAsia="黑体"/>
       <w:color w:themeColor="text1" w:val="000000"/>
     </w:rPr>
     <w:tblPr>
@@ -10016,6 +10483,7 @@
     </w:tblPr>
     <w:tblStylePr w:type="firstRow">
       <w:rPr>
+        <w:rFonts w:eastAsia="黑体"/>
         <w:sz w:val="24"/>
         <w:szCs w:val="24"/>
       </w:rPr>
@@ -10122,7 +10590,7 @@
       <w:spacing w:after="0" w:line="240" w:lineRule="auto"/>
     </w:pPr>
     <w:rPr>
-      <w:rFonts w:asciiTheme="majorHAnsi" w:cstheme="majorBidi" w:eastAsiaTheme="majorEastAsia" w:hAnsiTheme="majorHAnsi"/>
+      <w:rFonts w:asciiTheme="majorHAnsi" w:cstheme="majorBidi" w:hAnsiTheme="majorHAnsi" w:eastAsia="黑体"/>
       <w:color w:themeColor="text1" w:val="000000"/>
     </w:rPr>
     <w:tblPr>
@@ -10144,6 +10612,7 @@
     </w:tblPr>
     <w:tblStylePr w:type="firstRow">
       <w:rPr>
+        <w:rFonts w:eastAsia="黑体"/>
         <w:sz w:val="24"/>
         <w:szCs w:val="24"/>
       </w:rPr>
@@ -10273,12 +10742,14 @@
     </w:tcPr>
     <w:tblStylePr w:type="firstRow">
       <w:rPr>
+        <w:rFonts w:eastAsia="黑体"/>
         <w:b/>
         <w:bCs/>
       </w:rPr>
     </w:tblStylePr>
     <w:tblStylePr w:type="lastRow">
       <w:rPr>
+        <w:rFonts w:eastAsia="黑体"/>
         <w:b/>
         <w:bCs/>
       </w:rPr>
@@ -10291,12 +10762,14 @@
     </w:tblStylePr>
     <w:tblStylePr w:type="firstCol">
       <w:rPr>
+        <w:rFonts w:eastAsia="黑体"/>
         <w:b/>
         <w:bCs/>
       </w:rPr>
     </w:tblStylePr>
     <w:tblStylePr w:type="lastCol">
       <w:rPr>
+        <w:rFonts w:eastAsia="黑体"/>
         <w:b/>
         <w:bCs/>
       </w:rPr>
@@ -10346,12 +10819,14 @@
     </w:tcPr>
     <w:tblStylePr w:type="firstRow">
       <w:rPr>
+        <w:rFonts w:eastAsia="黑体"/>
         <w:b/>
         <w:bCs/>
       </w:rPr>
     </w:tblStylePr>
     <w:tblStylePr w:type="lastRow">
       <w:rPr>
+        <w:rFonts w:eastAsia="黑体"/>
         <w:b/>
         <w:bCs/>
       </w:rPr>
@@ -10364,12 +10839,14 @@
     </w:tblStylePr>
     <w:tblStylePr w:type="firstCol">
       <w:rPr>
+        <w:rFonts w:eastAsia="黑体"/>
         <w:b/>
         <w:bCs/>
       </w:rPr>
     </w:tblStylePr>
     <w:tblStylePr w:type="lastCol">
       <w:rPr>
+        <w:rFonts w:eastAsia="黑体"/>
         <w:b/>
         <w:bCs/>
       </w:rPr>
@@ -10419,12 +10896,14 @@
     </w:tcPr>
     <w:tblStylePr w:type="firstRow">
       <w:rPr>
+        <w:rFonts w:eastAsia="黑体"/>
         <w:b/>
         <w:bCs/>
       </w:rPr>
     </w:tblStylePr>
     <w:tblStylePr w:type="lastRow">
       <w:rPr>
+        <w:rFonts w:eastAsia="黑体"/>
         <w:b/>
         <w:bCs/>
       </w:rPr>
@@ -10437,12 +10916,14 @@
     </w:tblStylePr>
     <w:tblStylePr w:type="firstCol">
       <w:rPr>
+        <w:rFonts w:eastAsia="黑体"/>
         <w:b/>
         <w:bCs/>
       </w:rPr>
     </w:tblStylePr>
     <w:tblStylePr w:type="lastCol">
       <w:rPr>
+        <w:rFonts w:eastAsia="黑体"/>
         <w:b/>
         <w:bCs/>
       </w:rPr>
@@ -10492,12 +10973,14 @@
     </w:tcPr>
     <w:tblStylePr w:type="firstRow">
       <w:rPr>
+        <w:rFonts w:eastAsia="黑体"/>
         <w:b/>
         <w:bCs/>
       </w:rPr>
     </w:tblStylePr>
     <w:tblStylePr w:type="lastRow">
       <w:rPr>
+        <w:rFonts w:eastAsia="黑体"/>
         <w:b/>
         <w:bCs/>
       </w:rPr>
@@ -10510,12 +10993,14 @@
     </w:tblStylePr>
     <w:tblStylePr w:type="firstCol">
       <w:rPr>
+        <w:rFonts w:eastAsia="黑体"/>
         <w:b/>
         <w:bCs/>
       </w:rPr>
     </w:tblStylePr>
     <w:tblStylePr w:type="lastCol">
       <w:rPr>
+        <w:rFonts w:eastAsia="黑体"/>
         <w:b/>
         <w:bCs/>
       </w:rPr>
@@ -10565,12 +11050,14 @@
     </w:tcPr>
     <w:tblStylePr w:type="firstRow">
       <w:rPr>
+        <w:rFonts w:eastAsia="黑体"/>
         <w:b/>
         <w:bCs/>
       </w:rPr>
     </w:tblStylePr>
     <w:tblStylePr w:type="lastRow">
       <w:rPr>
+        <w:rFonts w:eastAsia="黑体"/>
         <w:b/>
         <w:bCs/>
       </w:rPr>
@@ -10583,12 +11070,14 @@
     </w:tblStylePr>
     <w:tblStylePr w:type="firstCol">
       <w:rPr>
+        <w:rFonts w:eastAsia="黑体"/>
         <w:b/>
         <w:bCs/>
       </w:rPr>
     </w:tblStylePr>
     <w:tblStylePr w:type="lastCol">
       <w:rPr>
+        <w:rFonts w:eastAsia="黑体"/>
         <w:b/>
         <w:bCs/>
       </w:rPr>
@@ -10638,12 +11127,14 @@
     </w:tcPr>
     <w:tblStylePr w:type="firstRow">
       <w:rPr>
+        <w:rFonts w:eastAsia="黑体"/>
         <w:b/>
         <w:bCs/>
       </w:rPr>
     </w:tblStylePr>
     <w:tblStylePr w:type="lastRow">
       <w:rPr>
+        <w:rFonts w:eastAsia="黑体"/>
         <w:b/>
         <w:bCs/>
       </w:rPr>
@@ -10656,12 +11147,14 @@
     </w:tblStylePr>
     <w:tblStylePr w:type="firstCol">
       <w:rPr>
+        <w:rFonts w:eastAsia="黑体"/>
         <w:b/>
         <w:bCs/>
       </w:rPr>
     </w:tblStylePr>
     <w:tblStylePr w:type="lastCol">
       <w:rPr>
+        <w:rFonts w:eastAsia="黑体"/>
         <w:b/>
         <w:bCs/>
       </w:rPr>
@@ -10711,12 +11204,14 @@
     </w:tcPr>
     <w:tblStylePr w:type="firstRow">
       <w:rPr>
+        <w:rFonts w:eastAsia="黑体"/>
         <w:b/>
         <w:bCs/>
       </w:rPr>
     </w:tblStylePr>
     <w:tblStylePr w:type="lastRow">
       <w:rPr>
+        <w:rFonts w:eastAsia="黑体"/>
         <w:b/>
         <w:bCs/>
       </w:rPr>
@@ -10729,12 +11224,14 @@
     </w:tblStylePr>
     <w:tblStylePr w:type="firstCol">
       <w:rPr>
+        <w:rFonts w:eastAsia="黑体"/>
         <w:b/>
         <w:bCs/>
       </w:rPr>
     </w:tblStylePr>
     <w:tblStylePr w:type="lastCol">
       <w:rPr>
+        <w:rFonts w:eastAsia="黑体"/>
         <w:b/>
         <w:bCs/>
       </w:rPr>
@@ -10761,7 +11258,7 @@
       <w:spacing w:after="0" w:line="240" w:lineRule="auto"/>
     </w:pPr>
     <w:rPr>
-      <w:rFonts w:asciiTheme="majorHAnsi" w:cstheme="majorBidi" w:eastAsiaTheme="majorEastAsia" w:hAnsiTheme="majorHAnsi"/>
+      <w:rFonts w:asciiTheme="majorHAnsi" w:cstheme="majorBidi" w:hAnsiTheme="majorHAnsi" w:eastAsia="黑体"/>
       <w:color w:themeColor="text1" w:val="000000"/>
     </w:rPr>
     <w:tblPr>
@@ -10788,6 +11285,7 @@
     </w:tcPr>
     <w:tblStylePr w:type="firstRow">
       <w:rPr>
+        <w:rFonts w:eastAsia="黑体"/>
         <w:b/>
         <w:bCs/>
         <w:color w:themeColor="text1" w:val="000000"/>
@@ -10799,6 +11297,7 @@
     </w:tblStylePr>
     <w:tblStylePr w:type="lastRow">
       <w:rPr>
+        <w:rFonts w:eastAsia="黑体"/>
         <w:b/>
         <w:bCs/>
         <w:color w:themeColor="text1" w:val="000000"/>
@@ -10818,6 +11317,7 @@
     </w:tblStylePr>
     <w:tblStylePr w:type="firstCol">
       <w:rPr>
+        <w:rFonts w:eastAsia="黑体"/>
         <w:b/>
         <w:bCs/>
         <w:color w:themeColor="text1" w:val="000000"/>
@@ -10837,6 +11337,7 @@
     </w:tblStylePr>
     <w:tblStylePr w:type="lastCol">
       <w:rPr>
+        <w:rFonts w:eastAsia="黑体"/>
         <w:b w:val="0"/>
         <w:bCs w:val="0"/>
         <w:color w:themeColor="text1" w:val="000000"/>
@@ -10886,7 +11387,7 @@
       <w:spacing w:after="0" w:line="240" w:lineRule="auto"/>
     </w:pPr>
     <w:rPr>
-      <w:rFonts w:asciiTheme="majorHAnsi" w:cstheme="majorBidi" w:eastAsiaTheme="majorEastAsia" w:hAnsiTheme="majorHAnsi"/>
+      <w:rFonts w:asciiTheme="majorHAnsi" w:cstheme="majorBidi" w:hAnsiTheme="majorHAnsi" w:eastAsia="黑体"/>
       <w:color w:themeColor="text1" w:val="000000"/>
     </w:rPr>
     <w:tblPr>
@@ -10913,6 +11414,7 @@
     </w:tcPr>
     <w:tblStylePr w:type="firstRow">
       <w:rPr>
+        <w:rFonts w:eastAsia="黑体"/>
         <w:b/>
         <w:bCs/>
         <w:color w:themeColor="text1" w:val="000000"/>
@@ -10924,6 +11426,7 @@
     </w:tblStylePr>
     <w:tblStylePr w:type="lastRow">
       <w:rPr>
+        <w:rFonts w:eastAsia="黑体"/>
         <w:b/>
         <w:bCs/>
         <w:color w:themeColor="text1" w:val="000000"/>
@@ -10943,6 +11446,7 @@
     </w:tblStylePr>
     <w:tblStylePr w:type="firstCol">
       <w:rPr>
+        <w:rFonts w:eastAsia="黑体"/>
         <w:b/>
         <w:bCs/>
         <w:color w:themeColor="text1" w:val="000000"/>
@@ -10962,6 +11466,7 @@
     </w:tblStylePr>
     <w:tblStylePr w:type="lastCol">
       <w:rPr>
+        <w:rFonts w:eastAsia="黑体"/>
         <w:b w:val="0"/>
         <w:bCs w:val="0"/>
         <w:color w:themeColor="text1" w:val="000000"/>
@@ -11011,7 +11516,7 @@
       <w:spacing w:after="0" w:line="240" w:lineRule="auto"/>
     </w:pPr>
     <w:rPr>
-      <w:rFonts w:asciiTheme="majorHAnsi" w:cstheme="majorBidi" w:eastAsiaTheme="majorEastAsia" w:hAnsiTheme="majorHAnsi"/>
+      <w:rFonts w:asciiTheme="majorHAnsi" w:cstheme="majorBidi" w:hAnsiTheme="majorHAnsi" w:eastAsia="黑体"/>
       <w:color w:themeColor="text1" w:val="000000"/>
     </w:rPr>
     <w:tblPr>
@@ -11038,6 +11543,7 @@
     </w:tcPr>
     <w:tblStylePr w:type="firstRow">
       <w:rPr>
+        <w:rFonts w:eastAsia="黑体"/>
         <w:b/>
         <w:bCs/>
         <w:color w:themeColor="text1" w:val="000000"/>
@@ -11049,6 +11555,7 @@
     </w:tblStylePr>
     <w:tblStylePr w:type="lastRow">
       <w:rPr>
+        <w:rFonts w:eastAsia="黑体"/>
         <w:b/>
         <w:bCs/>
         <w:color w:themeColor="text1" w:val="000000"/>
@@ -11068,6 +11575,7 @@
     </w:tblStylePr>
     <w:tblStylePr w:type="firstCol">
       <w:rPr>
+        <w:rFonts w:eastAsia="黑体"/>
         <w:b/>
         <w:bCs/>
         <w:color w:themeColor="text1" w:val="000000"/>
@@ -11087,6 +11595,7 @@
     </w:tblStylePr>
     <w:tblStylePr w:type="lastCol">
       <w:rPr>
+        <w:rFonts w:eastAsia="黑体"/>
         <w:b w:val="0"/>
         <w:bCs w:val="0"/>
         <w:color w:themeColor="text1" w:val="000000"/>
@@ -11136,7 +11645,7 @@
       <w:spacing w:after="0" w:line="240" w:lineRule="auto"/>
     </w:pPr>
     <w:rPr>
-      <w:rFonts w:asciiTheme="majorHAnsi" w:cstheme="majorBidi" w:eastAsiaTheme="majorEastAsia" w:hAnsiTheme="majorHAnsi"/>
+      <w:rFonts w:asciiTheme="majorHAnsi" w:cstheme="majorBidi" w:hAnsiTheme="majorHAnsi" w:eastAsia="黑体"/>
       <w:color w:themeColor="text1" w:val="000000"/>
     </w:rPr>
     <w:tblPr>
@@ -11163,6 +11672,7 @@
     </w:tcPr>
     <w:tblStylePr w:type="firstRow">
       <w:rPr>
+        <w:rFonts w:eastAsia="黑体"/>
         <w:b/>
         <w:bCs/>
         <w:color w:themeColor="text1" w:val="000000"/>
@@ -11174,6 +11684,7 @@
     </w:tblStylePr>
     <w:tblStylePr w:type="lastRow">
       <w:rPr>
+        <w:rFonts w:eastAsia="黑体"/>
         <w:b/>
         <w:bCs/>
         <w:color w:themeColor="text1" w:val="000000"/>
@@ -11193,6 +11704,7 @@
     </w:tblStylePr>
     <w:tblStylePr w:type="firstCol">
       <w:rPr>
+        <w:rFonts w:eastAsia="黑体"/>
         <w:b/>
         <w:bCs/>
         <w:color w:themeColor="text1" w:val="000000"/>
@@ -11212,6 +11724,7 @@
     </w:tblStylePr>
     <w:tblStylePr w:type="lastCol">
       <w:rPr>
+        <w:rFonts w:eastAsia="黑体"/>
         <w:b w:val="0"/>
         <w:bCs w:val="0"/>
         <w:color w:themeColor="text1" w:val="000000"/>
@@ -11261,7 +11774,7 @@
       <w:spacing w:after="0" w:line="240" w:lineRule="auto"/>
     </w:pPr>
     <w:rPr>
-      <w:rFonts w:asciiTheme="majorHAnsi" w:cstheme="majorBidi" w:eastAsiaTheme="majorEastAsia" w:hAnsiTheme="majorHAnsi"/>
+      <w:rFonts w:asciiTheme="majorHAnsi" w:cstheme="majorBidi" w:hAnsiTheme="majorHAnsi" w:eastAsia="黑体"/>
       <w:color w:themeColor="text1" w:val="000000"/>
     </w:rPr>
     <w:tblPr>
@@ -11288,6 +11801,7 @@
     </w:tcPr>
     <w:tblStylePr w:type="firstRow">
       <w:rPr>
+        <w:rFonts w:eastAsia="黑体"/>
         <w:b/>
         <w:bCs/>
         <w:color w:themeColor="text1" w:val="000000"/>
@@ -11299,6 +11813,7 @@
     </w:tblStylePr>
     <w:tblStylePr w:type="lastRow">
       <w:rPr>
+        <w:rFonts w:eastAsia="黑体"/>
         <w:b/>
         <w:bCs/>
         <w:color w:themeColor="text1" w:val="000000"/>
@@ -11318,6 +11833,7 @@
     </w:tblStylePr>
     <w:tblStylePr w:type="firstCol">
       <w:rPr>
+        <w:rFonts w:eastAsia="黑体"/>
         <w:b/>
         <w:bCs/>
         <w:color w:themeColor="text1" w:val="000000"/>
@@ -11337,6 +11853,7 @@
     </w:tblStylePr>
     <w:tblStylePr w:type="lastCol">
       <w:rPr>
+        <w:rFonts w:eastAsia="黑体"/>
         <w:b w:val="0"/>
         <w:bCs w:val="0"/>
         <w:color w:themeColor="text1" w:val="000000"/>
@@ -11386,7 +11903,7 @@
       <w:spacing w:after="0" w:line="240" w:lineRule="auto"/>
     </w:pPr>
     <w:rPr>
-      <w:rFonts w:asciiTheme="majorHAnsi" w:cstheme="majorBidi" w:eastAsiaTheme="majorEastAsia" w:hAnsiTheme="majorHAnsi"/>
+      <w:rFonts w:asciiTheme="majorHAnsi" w:cstheme="majorBidi" w:hAnsiTheme="majorHAnsi" w:eastAsia="黑体"/>
       <w:color w:themeColor="text1" w:val="000000"/>
     </w:rPr>
     <w:tblPr>
@@ -11413,6 +11930,7 @@
     </w:tcPr>
     <w:tblStylePr w:type="firstRow">
       <w:rPr>
+        <w:rFonts w:eastAsia="黑体"/>
         <w:b/>
         <w:bCs/>
         <w:color w:themeColor="text1" w:val="000000"/>
@@ -11424,6 +11942,7 @@
     </w:tblStylePr>
     <w:tblStylePr w:type="lastRow">
       <w:rPr>
+        <w:rFonts w:eastAsia="黑体"/>
         <w:b/>
         <w:bCs/>
         <w:color w:themeColor="text1" w:val="000000"/>
@@ -11443,6 +11962,7 @@
     </w:tblStylePr>
     <w:tblStylePr w:type="firstCol">
       <w:rPr>
+        <w:rFonts w:eastAsia="黑体"/>
         <w:b/>
         <w:bCs/>
         <w:color w:themeColor="text1" w:val="000000"/>
@@ -11462,6 +11982,7 @@
     </w:tblStylePr>
     <w:tblStylePr w:type="lastCol">
       <w:rPr>
+        <w:rFonts w:eastAsia="黑体"/>
         <w:b w:val="0"/>
         <w:bCs w:val="0"/>
         <w:color w:themeColor="text1" w:val="000000"/>
@@ -11511,7 +12032,7 @@
       <w:spacing w:after="0" w:line="240" w:lineRule="auto"/>
     </w:pPr>
     <w:rPr>
-      <w:rFonts w:asciiTheme="majorHAnsi" w:cstheme="majorBidi" w:eastAsiaTheme="majorEastAsia" w:hAnsiTheme="majorHAnsi"/>
+      <w:rFonts w:asciiTheme="majorHAnsi" w:cstheme="majorBidi" w:hAnsiTheme="majorHAnsi" w:eastAsia="黑体"/>
       <w:color w:themeColor="text1" w:val="000000"/>
     </w:rPr>
     <w:tblPr>
@@ -11538,6 +12059,7 @@
     </w:tcPr>
     <w:tblStylePr w:type="firstRow">
       <w:rPr>
+        <w:rFonts w:eastAsia="黑体"/>
         <w:b/>
         <w:bCs/>
         <w:color w:themeColor="text1" w:val="000000"/>
@@ -11549,6 +12071,7 @@
     </w:tblStylePr>
     <w:tblStylePr w:type="lastRow">
       <w:rPr>
+        <w:rFonts w:eastAsia="黑体"/>
         <w:b/>
         <w:bCs/>
         <w:color w:themeColor="text1" w:val="000000"/>
@@ -11568,6 +12091,7 @@
     </w:tblStylePr>
     <w:tblStylePr w:type="firstCol">
       <w:rPr>
+        <w:rFonts w:eastAsia="黑体"/>
         <w:b/>
         <w:bCs/>
         <w:color w:themeColor="text1" w:val="000000"/>
@@ -11587,6 +12111,7 @@
     </w:tblStylePr>
     <w:tblStylePr w:type="lastCol">
       <w:rPr>
+        <w:rFonts w:eastAsia="黑体"/>
         <w:b w:val="0"/>
         <w:bCs w:val="0"/>
         <w:color w:themeColor="text1" w:val="000000"/>
@@ -11659,6 +12184,7 @@
     </w:tcPr>
     <w:tblStylePr w:type="firstRow">
       <w:rPr>
+        <w:rFonts w:eastAsia="黑体"/>
         <w:b/>
         <w:bCs/>
         <w:i w:val="0"/>
@@ -11680,6 +12206,7 @@
     </w:tblStylePr>
     <w:tblStylePr w:type="lastRow">
       <w:rPr>
+        <w:rFonts w:eastAsia="黑体"/>
         <w:b/>
         <w:bCs/>
         <w:i w:val="0"/>
@@ -11701,6 +12228,7 @@
     </w:tblStylePr>
     <w:tblStylePr w:type="firstCol">
       <w:rPr>
+        <w:rFonts w:eastAsia="黑体"/>
         <w:b/>
         <w:bCs/>
         <w:i w:val="0"/>
@@ -11720,6 +12248,7 @@
     </w:tblStylePr>
     <w:tblStylePr w:type="lastCol">
       <w:rPr>
+        <w:rFonts w:eastAsia="黑体"/>
         <w:b/>
         <w:bCs/>
         <w:i w:val="0"/>
@@ -11800,6 +12329,7 @@
     </w:tcPr>
     <w:tblStylePr w:type="firstRow">
       <w:rPr>
+        <w:rFonts w:eastAsia="黑体"/>
         <w:b/>
         <w:bCs/>
         <w:i w:val="0"/>
@@ -11821,6 +12351,7 @@
     </w:tblStylePr>
     <w:tblStylePr w:type="lastRow">
       <w:rPr>
+        <w:rFonts w:eastAsia="黑体"/>
         <w:b/>
         <w:bCs/>
         <w:i w:val="0"/>
@@ -11842,6 +12373,7 @@
     </w:tblStylePr>
     <w:tblStylePr w:type="firstCol">
       <w:rPr>
+        <w:rFonts w:eastAsia="黑体"/>
         <w:b/>
         <w:bCs/>
         <w:i w:val="0"/>
@@ -11861,6 +12393,7 @@
     </w:tblStylePr>
     <w:tblStylePr w:type="lastCol">
       <w:rPr>
+        <w:rFonts w:eastAsia="黑体"/>
         <w:b/>
         <w:bCs/>
         <w:i w:val="0"/>
@@ -11941,6 +12474,7 @@
     </w:tcPr>
     <w:tblStylePr w:type="firstRow">
       <w:rPr>
+        <w:rFonts w:eastAsia="黑体"/>
         <w:b/>
         <w:bCs/>
         <w:i w:val="0"/>
@@ -11962,6 +12496,7 @@
     </w:tblStylePr>
     <w:tblStylePr w:type="lastRow">
       <w:rPr>
+        <w:rFonts w:eastAsia="黑体"/>
         <w:b/>
         <w:bCs/>
         <w:i w:val="0"/>
@@ -11983,6 +12518,7 @@
     </w:tblStylePr>
     <w:tblStylePr w:type="firstCol">
       <w:rPr>
+        <w:rFonts w:eastAsia="黑体"/>
         <w:b/>
         <w:bCs/>
         <w:i w:val="0"/>
@@ -12002,6 +12538,7 @@
     </w:tblStylePr>
     <w:tblStylePr w:type="lastCol">
       <w:rPr>
+        <w:rFonts w:eastAsia="黑体"/>
         <w:b/>
         <w:bCs/>
         <w:i w:val="0"/>
@@ -12082,6 +12619,7 @@
     </w:tcPr>
     <w:tblStylePr w:type="firstRow">
       <w:rPr>
+        <w:rFonts w:eastAsia="黑体"/>
         <w:b/>
         <w:bCs/>
         <w:i w:val="0"/>
@@ -12103,6 +12641,7 @@
     </w:tblStylePr>
     <w:tblStylePr w:type="lastRow">
       <w:rPr>
+        <w:rFonts w:eastAsia="黑体"/>
         <w:b/>
         <w:bCs/>
         <w:i w:val="0"/>
@@ -12124,6 +12663,7 @@
     </w:tblStylePr>
     <w:tblStylePr w:type="firstCol">
       <w:rPr>
+        <w:rFonts w:eastAsia="黑体"/>
         <w:b/>
         <w:bCs/>
         <w:i w:val="0"/>
@@ -12143,6 +12683,7 @@
     </w:tblStylePr>
     <w:tblStylePr w:type="lastCol">
       <w:rPr>
+        <w:rFonts w:eastAsia="黑体"/>
         <w:b/>
         <w:bCs/>
         <w:i w:val="0"/>
@@ -12223,6 +12764,7 @@
     </w:tcPr>
     <w:tblStylePr w:type="firstRow">
       <w:rPr>
+        <w:rFonts w:eastAsia="黑体"/>
         <w:b/>
         <w:bCs/>
         <w:i w:val="0"/>
@@ -12244,6 +12786,7 @@
     </w:tblStylePr>
     <w:tblStylePr w:type="lastRow">
       <w:rPr>
+        <w:rFonts w:eastAsia="黑体"/>
         <w:b/>
         <w:bCs/>
         <w:i w:val="0"/>
@@ -12265,6 +12808,7 @@
     </w:tblStylePr>
     <w:tblStylePr w:type="firstCol">
       <w:rPr>
+        <w:rFonts w:eastAsia="黑体"/>
         <w:b/>
         <w:bCs/>
         <w:i w:val="0"/>
@@ -12284,6 +12828,7 @@
     </w:tblStylePr>
     <w:tblStylePr w:type="lastCol">
       <w:rPr>
+        <w:rFonts w:eastAsia="黑体"/>
         <w:b/>
         <w:bCs/>
         <w:i w:val="0"/>
@@ -12364,6 +12909,7 @@
     </w:tcPr>
     <w:tblStylePr w:type="firstRow">
       <w:rPr>
+        <w:rFonts w:eastAsia="黑体"/>
         <w:b/>
         <w:bCs/>
         <w:i w:val="0"/>
@@ -12385,6 +12931,7 @@
     </w:tblStylePr>
     <w:tblStylePr w:type="lastRow">
       <w:rPr>
+        <w:rFonts w:eastAsia="黑体"/>
         <w:b/>
         <w:bCs/>
         <w:i w:val="0"/>
@@ -12406,6 +12953,7 @@
     </w:tblStylePr>
     <w:tblStylePr w:type="firstCol">
       <w:rPr>
+        <w:rFonts w:eastAsia="黑体"/>
         <w:b/>
         <w:bCs/>
         <w:i w:val="0"/>
@@ -12425,6 +12973,7 @@
     </w:tblStylePr>
     <w:tblStylePr w:type="lastCol">
       <w:rPr>
+        <w:rFonts w:eastAsia="黑体"/>
         <w:b/>
         <w:bCs/>
         <w:i w:val="0"/>
@@ -12505,6 +13054,7 @@
     </w:tcPr>
     <w:tblStylePr w:type="firstRow">
       <w:rPr>
+        <w:rFonts w:eastAsia="黑体"/>
         <w:b/>
         <w:bCs/>
         <w:i w:val="0"/>
@@ -12526,6 +13076,7 @@
     </w:tblStylePr>
     <w:tblStylePr w:type="lastRow">
       <w:rPr>
+        <w:rFonts w:eastAsia="黑体"/>
         <w:b/>
         <w:bCs/>
         <w:i w:val="0"/>
@@ -12547,6 +13098,7 @@
     </w:tblStylePr>
     <w:tblStylePr w:type="firstCol">
       <w:rPr>
+        <w:rFonts w:eastAsia="黑体"/>
         <w:b/>
         <w:bCs/>
         <w:i w:val="0"/>
@@ -12566,6 +13118,7 @@
     </w:tblStylePr>
     <w:tblStylePr w:type="lastCol">
       <w:rPr>
+        <w:rFonts w:eastAsia="黑体"/>
         <w:b/>
         <w:bCs/>
         <w:i w:val="0"/>
@@ -12623,6 +13176,7 @@
       <w:spacing w:after="0" w:line="240" w:lineRule="auto"/>
     </w:pPr>
     <w:rPr>
+      <w:rFonts w:eastAsia="黑体"/>
       <w:color w:themeColor="background1" w:val="FFFFFF"/>
     </w:rPr>
     <w:tblPr>
@@ -12641,6 +13195,7 @@
     </w:tcPr>
     <w:tblStylePr w:type="firstRow">
       <w:rPr>
+        <w:rFonts w:eastAsia="黑体"/>
         <w:b/>
         <w:bCs/>
       </w:rPr>
@@ -12737,6 +13292,7 @@
       <w:spacing w:after="0" w:line="240" w:lineRule="auto"/>
     </w:pPr>
     <w:rPr>
+      <w:rFonts w:eastAsia="黑体"/>
       <w:color w:themeColor="background1" w:val="FFFFFF"/>
     </w:rPr>
     <w:tblPr>
@@ -12755,6 +13311,7 @@
     </w:tcPr>
     <w:tblStylePr w:type="firstRow">
       <w:rPr>
+        <w:rFonts w:eastAsia="黑体"/>
         <w:b/>
         <w:bCs/>
       </w:rPr>
@@ -12851,6 +13408,7 @@
       <w:spacing w:after="0" w:line="240" w:lineRule="auto"/>
     </w:pPr>
     <w:rPr>
+      <w:rFonts w:eastAsia="黑体"/>
       <w:color w:themeColor="background1" w:val="FFFFFF"/>
     </w:rPr>
     <w:tblPr>
@@ -12869,6 +13427,7 @@
     </w:tcPr>
     <w:tblStylePr w:type="firstRow">
       <w:rPr>
+        <w:rFonts w:eastAsia="黑体"/>
         <w:b/>
         <w:bCs/>
       </w:rPr>
@@ -12965,6 +13524,7 @@
       <w:spacing w:after="0" w:line="240" w:lineRule="auto"/>
     </w:pPr>
     <w:rPr>
+      <w:rFonts w:eastAsia="黑体"/>
       <w:color w:themeColor="background1" w:val="FFFFFF"/>
     </w:rPr>
     <w:tblPr>
@@ -12983,6 +13543,7 @@
     </w:tcPr>
     <w:tblStylePr w:type="firstRow">
       <w:rPr>
+        <w:rFonts w:eastAsia="黑体"/>
         <w:b/>
         <w:bCs/>
       </w:rPr>
@@ -13079,6 +13640,7 @@
       <w:spacing w:after="0" w:line="240" w:lineRule="auto"/>
     </w:pPr>
     <w:rPr>
+      <w:rFonts w:eastAsia="黑体"/>
       <w:color w:themeColor="background1" w:val="FFFFFF"/>
     </w:rPr>
     <w:tblPr>
@@ -13097,6 +13659,7 @@
     </w:tcPr>
     <w:tblStylePr w:type="firstRow">
       <w:rPr>
+        <w:rFonts w:eastAsia="黑体"/>
         <w:b/>
         <w:bCs/>
       </w:rPr>
@@ -13193,6 +13756,7 @@
       <w:spacing w:after="0" w:line="240" w:lineRule="auto"/>
     </w:pPr>
     <w:rPr>
+      <w:rFonts w:eastAsia="黑体"/>
       <w:color w:themeColor="background1" w:val="FFFFFF"/>
     </w:rPr>
     <w:tblPr>
@@ -13211,6 +13775,7 @@
     </w:tcPr>
     <w:tblStylePr w:type="firstRow">
       <w:rPr>
+        <w:rFonts w:eastAsia="黑体"/>
         <w:b/>
         <w:bCs/>
       </w:rPr>
@@ -13307,6 +13872,7 @@
       <w:spacing w:after="0" w:line="240" w:lineRule="auto"/>
     </w:pPr>
     <w:rPr>
+      <w:rFonts w:eastAsia="黑体"/>
       <w:color w:themeColor="background1" w:val="FFFFFF"/>
     </w:rPr>
     <w:tblPr>
@@ -13325,6 +13891,7 @@
     </w:tcPr>
     <w:tblStylePr w:type="firstRow">
       <w:rPr>
+        <w:rFonts w:eastAsia="黑体"/>
         <w:b/>
         <w:bCs/>
       </w:rPr>
@@ -13421,6 +13988,7 @@
       <w:spacing w:after="0" w:line="240" w:lineRule="auto"/>
     </w:pPr>
     <w:rPr>
+      <w:rFonts w:eastAsia="黑体"/>
       <w:color w:themeColor="text1" w:val="000000"/>
     </w:rPr>
     <w:tblPr>
@@ -13447,6 +14015,7 @@
     </w:tcPr>
     <w:tblStylePr w:type="firstRow">
       <w:rPr>
+        <w:rFonts w:eastAsia="黑体"/>
         <w:b/>
         <w:bCs/>
       </w:rPr>
@@ -13465,6 +14034,7 @@
     </w:tblStylePr>
     <w:tblStylePr w:type="lastRow">
       <w:rPr>
+        <w:rFonts w:eastAsia="黑体"/>
         <w:b/>
         <w:bCs/>
         <w:color w:themeColor="background1" w:val="FFFFFF"/>
@@ -13479,6 +14049,7 @@
     </w:tblStylePr>
     <w:tblStylePr w:type="firstCol">
       <w:rPr>
+        <w:rFonts w:eastAsia="黑体"/>
         <w:color w:themeColor="background1" w:val="FFFFFF"/>
       </w:rPr>
       <w:tblPr/>
@@ -13496,6 +14067,7 @@
     </w:tblStylePr>
     <w:tblStylePr w:type="lastCol">
       <w:rPr>
+        <w:rFonts w:eastAsia="黑体"/>
         <w:color w:themeColor="background1" w:val="FFFFFF"/>
       </w:rPr>
       <w:tblPr/>
@@ -13525,11 +14097,13 @@
     </w:tblStylePr>
     <w:tblStylePr w:type="neCell">
       <w:rPr>
+        <w:rFonts w:eastAsia="黑体"/>
         <w:color w:themeColor="text1" w:val="000000"/>
       </w:rPr>
     </w:tblStylePr>
     <w:tblStylePr w:type="nwCell">
       <w:rPr>
+        <w:rFonts w:eastAsia="黑体"/>
         <w:color w:themeColor="text1" w:val="000000"/>
       </w:rPr>
     </w:tblStylePr>
@@ -13543,6 +14117,7 @@
       <w:spacing w:after="0" w:line="240" w:lineRule="auto"/>
     </w:pPr>
     <w:rPr>
+      <w:rFonts w:eastAsia="黑体"/>
       <w:color w:themeColor="text1" w:val="000000"/>
     </w:rPr>
     <w:tblPr>
@@ -13569,6 +14144,7 @@
     </w:tcPr>
     <w:tblStylePr w:type="firstRow">
       <w:rPr>
+        <w:rFonts w:eastAsia="黑体"/>
         <w:b/>
         <w:bCs/>
       </w:rPr>
@@ -13587,6 +14163,7 @@
     </w:tblStylePr>
     <w:tblStylePr w:type="lastRow">
       <w:rPr>
+        <w:rFonts w:eastAsia="黑体"/>
         <w:b/>
         <w:bCs/>
         <w:color w:themeColor="background1" w:val="FFFFFF"/>
@@ -13601,6 +14178,7 @@
     </w:tblStylePr>
     <w:tblStylePr w:type="firstCol">
       <w:rPr>
+        <w:rFonts w:eastAsia="黑体"/>
         <w:color w:themeColor="background1" w:val="FFFFFF"/>
       </w:rPr>
       <w:tblPr/>
@@ -13618,6 +14196,7 @@
     </w:tblStylePr>
     <w:tblStylePr w:type="lastCol">
       <w:rPr>
+        <w:rFonts w:eastAsia="黑体"/>
         <w:color w:themeColor="background1" w:val="FFFFFF"/>
       </w:rPr>
       <w:tblPr/>
@@ -13647,11 +14226,13 @@
     </w:tblStylePr>
     <w:tblStylePr w:type="neCell">
       <w:rPr>
+        <w:rFonts w:eastAsia="黑体"/>
         <w:color w:themeColor="text1" w:val="000000"/>
       </w:rPr>
     </w:tblStylePr>
     <w:tblStylePr w:type="nwCell">
       <w:rPr>
+        <w:rFonts w:eastAsia="黑体"/>
         <w:color w:themeColor="text1" w:val="000000"/>
       </w:rPr>
     </w:tblStylePr>
@@ -13665,6 +14246,7 @@
       <w:spacing w:after="0" w:line="240" w:lineRule="auto"/>
     </w:pPr>
     <w:rPr>
+      <w:rFonts w:eastAsia="黑体"/>
       <w:color w:themeColor="text1" w:val="000000"/>
     </w:rPr>
     <w:tblPr>
@@ -13691,6 +14273,7 @@
     </w:tcPr>
     <w:tblStylePr w:type="firstRow">
       <w:rPr>
+        <w:rFonts w:eastAsia="黑体"/>
         <w:b/>
         <w:bCs/>
       </w:rPr>
@@ -13709,6 +14292,7 @@
     </w:tblStylePr>
     <w:tblStylePr w:type="lastRow">
       <w:rPr>
+        <w:rFonts w:eastAsia="黑体"/>
         <w:b/>
         <w:bCs/>
         <w:color w:themeColor="background1" w:val="FFFFFF"/>
@@ -13723,6 +14307,7 @@
     </w:tblStylePr>
     <w:tblStylePr w:type="firstCol">
       <w:rPr>
+        <w:rFonts w:eastAsia="黑体"/>
         <w:color w:themeColor="background1" w:val="FFFFFF"/>
       </w:rPr>
       <w:tblPr/>
@@ -13740,6 +14325,7 @@
     </w:tblStylePr>
     <w:tblStylePr w:type="lastCol">
       <w:rPr>
+        <w:rFonts w:eastAsia="黑体"/>
         <w:color w:themeColor="background1" w:val="FFFFFF"/>
       </w:rPr>
       <w:tblPr/>
@@ -13769,11 +14355,13 @@
     </w:tblStylePr>
     <w:tblStylePr w:type="neCell">
       <w:rPr>
+        <w:rFonts w:eastAsia="黑体"/>
         <w:color w:themeColor="text1" w:val="000000"/>
       </w:rPr>
     </w:tblStylePr>
     <w:tblStylePr w:type="nwCell">
       <w:rPr>
+        <w:rFonts w:eastAsia="黑体"/>
         <w:color w:themeColor="text1" w:val="000000"/>
       </w:rPr>
     </w:tblStylePr>
@@ -13787,6 +14375,7 @@
       <w:spacing w:after="0" w:line="240" w:lineRule="auto"/>
     </w:pPr>
     <w:rPr>
+      <w:rFonts w:eastAsia="黑体"/>
       <w:color w:themeColor="text1" w:val="000000"/>
     </w:rPr>
     <w:tblPr>
@@ -13813,6 +14402,7 @@
     </w:tcPr>
     <w:tblStylePr w:type="firstRow">
       <w:rPr>
+        <w:rFonts w:eastAsia="黑体"/>
         <w:b/>
         <w:bCs/>
       </w:rPr>
@@ -13831,6 +14421,7 @@
     </w:tblStylePr>
     <w:tblStylePr w:type="lastRow">
       <w:rPr>
+        <w:rFonts w:eastAsia="黑体"/>
         <w:b/>
         <w:bCs/>
         <w:color w:themeColor="background1" w:val="FFFFFF"/>
@@ -13845,6 +14436,7 @@
     </w:tblStylePr>
     <w:tblStylePr w:type="firstCol">
       <w:rPr>
+        <w:rFonts w:eastAsia="黑体"/>
         <w:color w:themeColor="background1" w:val="FFFFFF"/>
       </w:rPr>
       <w:tblPr/>
@@ -13862,6 +14454,7 @@
     </w:tblStylePr>
     <w:tblStylePr w:type="lastCol">
       <w:rPr>
+        <w:rFonts w:eastAsia="黑体"/>
         <w:color w:themeColor="background1" w:val="FFFFFF"/>
       </w:rPr>
       <w:tblPr/>
@@ -13899,6 +14492,7 @@
       <w:spacing w:after="0" w:line="240" w:lineRule="auto"/>
     </w:pPr>
     <w:rPr>
+      <w:rFonts w:eastAsia="黑体"/>
       <w:color w:themeColor="text1" w:val="000000"/>
     </w:rPr>
     <w:tblPr>
@@ -13925,6 +14519,7 @@
     </w:tcPr>
     <w:tblStylePr w:type="firstRow">
       <w:rPr>
+        <w:rFonts w:eastAsia="黑体"/>
         <w:b/>
         <w:bCs/>
       </w:rPr>
@@ -13943,6 +14538,7 @@
     </w:tblStylePr>
     <w:tblStylePr w:type="lastRow">
       <w:rPr>
+        <w:rFonts w:eastAsia="黑体"/>
         <w:b/>
         <w:bCs/>
         <w:color w:themeColor="background1" w:val="FFFFFF"/>
@@ -13957,6 +14553,7 @@
     </w:tblStylePr>
     <w:tblStylePr w:type="firstCol">
       <w:rPr>
+        <w:rFonts w:eastAsia="黑体"/>
         <w:color w:themeColor="background1" w:val="FFFFFF"/>
       </w:rPr>
       <w:tblPr/>
@@ -13974,6 +14571,7 @@
     </w:tblStylePr>
     <w:tblStylePr w:type="lastCol">
       <w:rPr>
+        <w:rFonts w:eastAsia="黑体"/>
         <w:color w:themeColor="background1" w:val="FFFFFF"/>
       </w:rPr>
       <w:tblPr/>
@@ -14003,11 +14601,13 @@
     </w:tblStylePr>
     <w:tblStylePr w:type="neCell">
       <w:rPr>
+        <w:rFonts w:eastAsia="黑体"/>
         <w:color w:themeColor="text1" w:val="000000"/>
       </w:rPr>
     </w:tblStylePr>
     <w:tblStylePr w:type="nwCell">
       <w:rPr>
+        <w:rFonts w:eastAsia="黑体"/>
         <w:color w:themeColor="text1" w:val="000000"/>
       </w:rPr>
     </w:tblStylePr>
@@ -14021,6 +14621,7 @@
       <w:spacing w:after="0" w:line="240" w:lineRule="auto"/>
     </w:pPr>
     <w:rPr>
+      <w:rFonts w:eastAsia="黑体"/>
       <w:color w:themeColor="text1" w:val="000000"/>
     </w:rPr>
     <w:tblPr>
@@ -14047,6 +14648,7 @@
     </w:tcPr>
     <w:tblStylePr w:type="firstRow">
       <w:rPr>
+        <w:rFonts w:eastAsia="黑体"/>
         <w:b/>
         <w:bCs/>
       </w:rPr>
@@ -14065,6 +14667,7 @@
     </w:tblStylePr>
     <w:tblStylePr w:type="lastRow">
       <w:rPr>
+        <w:rFonts w:eastAsia="黑体"/>
         <w:b/>
         <w:bCs/>
         <w:color w:themeColor="background1" w:val="FFFFFF"/>
@@ -14079,6 +14682,7 @@
     </w:tblStylePr>
     <w:tblStylePr w:type="firstCol">
       <w:rPr>
+        <w:rFonts w:eastAsia="黑体"/>
         <w:color w:themeColor="background1" w:val="FFFFFF"/>
       </w:rPr>
       <w:tblPr/>
@@ -14096,6 +14700,7 @@
     </w:tblStylePr>
     <w:tblStylePr w:type="lastCol">
       <w:rPr>
+        <w:rFonts w:eastAsia="黑体"/>
         <w:color w:themeColor="background1" w:val="FFFFFF"/>
       </w:rPr>
       <w:tblPr/>
@@ -14125,11 +14730,13 @@
     </w:tblStylePr>
     <w:tblStylePr w:type="neCell">
       <w:rPr>
+        <w:rFonts w:eastAsia="黑体"/>
         <w:color w:themeColor="text1" w:val="000000"/>
       </w:rPr>
     </w:tblStylePr>
     <w:tblStylePr w:type="nwCell">
       <w:rPr>
+        <w:rFonts w:eastAsia="黑体"/>
         <w:color w:themeColor="text1" w:val="000000"/>
       </w:rPr>
     </w:tblStylePr>
@@ -14143,6 +14750,7 @@
       <w:spacing w:after="0" w:line="240" w:lineRule="auto"/>
     </w:pPr>
     <w:rPr>
+      <w:rFonts w:eastAsia="黑体"/>
       <w:color w:themeColor="text1" w:val="000000"/>
     </w:rPr>
     <w:tblPr>
@@ -14169,6 +14777,7 @@
     </w:tcPr>
     <w:tblStylePr w:type="firstRow">
       <w:rPr>
+        <w:rFonts w:eastAsia="黑体"/>
         <w:b/>
         <w:bCs/>
       </w:rPr>
@@ -14187,6 +14796,7 @@
     </w:tblStylePr>
     <w:tblStylePr w:type="lastRow">
       <w:rPr>
+        <w:rFonts w:eastAsia="黑体"/>
         <w:b/>
         <w:bCs/>
         <w:color w:themeColor="background1" w:val="FFFFFF"/>
@@ -14201,6 +14811,7 @@
     </w:tblStylePr>
     <w:tblStylePr w:type="firstCol">
       <w:rPr>
+        <w:rFonts w:eastAsia="黑体"/>
         <w:color w:themeColor="background1" w:val="FFFFFF"/>
       </w:rPr>
       <w:tblPr/>
@@ -14218,6 +14829,7 @@
     </w:tblStylePr>
     <w:tblStylePr w:type="lastCol">
       <w:rPr>
+        <w:rFonts w:eastAsia="黑体"/>
         <w:color w:themeColor="background1" w:val="FFFFFF"/>
       </w:rPr>
       <w:tblPr/>
@@ -14247,11 +14859,13 @@
     </w:tblStylePr>
     <w:tblStylePr w:type="neCell">
       <w:rPr>
+        <w:rFonts w:eastAsia="黑体"/>
         <w:color w:themeColor="text1" w:val="000000"/>
       </w:rPr>
     </w:tblStylePr>
     <w:tblStylePr w:type="nwCell">
       <w:rPr>
+        <w:rFonts w:eastAsia="黑体"/>
         <w:color w:themeColor="text1" w:val="000000"/>
       </w:rPr>
     </w:tblStylePr>
@@ -14265,6 +14879,7 @@
       <w:spacing w:after="0" w:line="240" w:lineRule="auto"/>
     </w:pPr>
     <w:rPr>
+      <w:rFonts w:eastAsia="黑体"/>
       <w:color w:themeColor="text1" w:val="000000"/>
     </w:rPr>
     <w:tblPr>
@@ -14283,6 +14898,7 @@
     </w:tcPr>
     <w:tblStylePr w:type="firstRow">
       <w:rPr>
+        <w:rFonts w:eastAsia="黑体"/>
         <w:b/>
         <w:bCs/>
         <w:color w:themeColor="background1" w:val="FFFFFF"/>
@@ -14297,6 +14913,7 @@
     </w:tblStylePr>
     <w:tblStylePr w:type="lastRow">
       <w:rPr>
+        <w:rFonts w:eastAsia="黑体"/>
         <w:b/>
         <w:bCs/>
         <w:color w:themeColor="accent2" w:themeShade="CC" w:val="9E3A38"/>
@@ -14311,12 +14928,14 @@
     </w:tblStylePr>
     <w:tblStylePr w:type="firstCol">
       <w:rPr>
+        <w:rFonts w:eastAsia="黑体"/>
         <w:b/>
         <w:bCs/>
       </w:rPr>
     </w:tblStylePr>
     <w:tblStylePr w:type="lastCol">
       <w:rPr>
+        <w:rFonts w:eastAsia="黑体"/>
         <w:b/>
         <w:bCs/>
       </w:rPr>
@@ -14351,6 +14970,7 @@
       <w:spacing w:after="0" w:line="240" w:lineRule="auto"/>
     </w:pPr>
     <w:rPr>
+      <w:rFonts w:eastAsia="黑体"/>
       <w:color w:themeColor="text1" w:val="000000"/>
     </w:rPr>
     <w:tblPr>
@@ -14369,6 +14989,7 @@
     </w:tcPr>
     <w:tblStylePr w:type="firstRow">
       <w:rPr>
+        <w:rFonts w:eastAsia="黑体"/>
         <w:b/>
         <w:bCs/>
         <w:color w:themeColor="background1" w:val="FFFFFF"/>
@@ -14383,6 +15004,7 @@
     </w:tblStylePr>
     <w:tblStylePr w:type="lastRow">
       <w:rPr>
+        <w:rFonts w:eastAsia="黑体"/>
         <w:b/>
         <w:bCs/>
         <w:color w:themeColor="accent2" w:themeShade="CC" w:val="9E3A38"/>
@@ -14397,12 +15019,14 @@
     </w:tblStylePr>
     <w:tblStylePr w:type="firstCol">
       <w:rPr>
+        <w:rFonts w:eastAsia="黑体"/>
         <w:b/>
         <w:bCs/>
       </w:rPr>
     </w:tblStylePr>
     <w:tblStylePr w:type="lastCol">
       <w:rPr>
+        <w:rFonts w:eastAsia="黑体"/>
         <w:b/>
         <w:bCs/>
       </w:rPr>
@@ -14437,6 +15061,7 @@
       <w:spacing w:after="0" w:line="240" w:lineRule="auto"/>
     </w:pPr>
     <w:rPr>
+      <w:rFonts w:eastAsia="黑体"/>
       <w:color w:themeColor="text1" w:val="000000"/>
     </w:rPr>
     <w:tblPr>
@@ -14455,6 +15080,7 @@
     </w:tcPr>
     <w:tblStylePr w:type="firstRow">
       <w:rPr>
+        <w:rFonts w:eastAsia="黑体"/>
         <w:b/>
         <w:bCs/>
         <w:color w:themeColor="background1" w:val="FFFFFF"/>
@@ -14469,6 +15095,7 @@
     </w:tblStylePr>
     <w:tblStylePr w:type="lastRow">
       <w:rPr>
+        <w:rFonts w:eastAsia="黑体"/>
         <w:b/>
         <w:bCs/>
         <w:color w:themeColor="accent2" w:themeShade="CC" w:val="9E3A38"/>
@@ -14483,12 +15110,14 @@
     </w:tblStylePr>
     <w:tblStylePr w:type="firstCol">
       <w:rPr>
+        <w:rFonts w:eastAsia="黑体"/>
         <w:b/>
         <w:bCs/>
       </w:rPr>
     </w:tblStylePr>
     <w:tblStylePr w:type="lastCol">
       <w:rPr>
+        <w:rFonts w:eastAsia="黑体"/>
         <w:b/>
         <w:bCs/>
       </w:rPr>
@@ -14523,6 +15152,7 @@
       <w:spacing w:after="0" w:line="240" w:lineRule="auto"/>
     </w:pPr>
     <w:rPr>
+      <w:rFonts w:eastAsia="黑体"/>
       <w:color w:themeColor="text1" w:val="000000"/>
     </w:rPr>
     <w:tblPr>
@@ -14541,6 +15171,7 @@
     </w:tcPr>
     <w:tblStylePr w:type="firstRow">
       <w:rPr>
+        <w:rFonts w:eastAsia="黑体"/>
         <w:b/>
         <w:bCs/>
         <w:color w:themeColor="background1" w:val="FFFFFF"/>
@@ -14555,6 +15186,7 @@
     </w:tblStylePr>
     <w:tblStylePr w:type="lastRow">
       <w:rPr>
+        <w:rFonts w:eastAsia="黑体"/>
         <w:b/>
         <w:bCs/>
         <w:color w:themeColor="accent4" w:themeShade="CC" w:val="664E82"/>
@@ -14569,12 +15201,14 @@
     </w:tblStylePr>
     <w:tblStylePr w:type="firstCol">
       <w:rPr>
+        <w:rFonts w:eastAsia="黑体"/>
         <w:b/>
         <w:bCs/>
       </w:rPr>
     </w:tblStylePr>
     <w:tblStylePr w:type="lastCol">
       <w:rPr>
+        <w:rFonts w:eastAsia="黑体"/>
         <w:b/>
         <w:bCs/>
       </w:rPr>
@@ -14609,6 +15243,7 @@
       <w:spacing w:after="0" w:line="240" w:lineRule="auto"/>
     </w:pPr>
     <w:rPr>
+      <w:rFonts w:eastAsia="黑体"/>
       <w:color w:themeColor="text1" w:val="000000"/>
     </w:rPr>
     <w:tblPr>
@@ -14627,6 +15262,7 @@
     </w:tcPr>
     <w:tblStylePr w:type="firstRow">
       <w:rPr>
+        <w:rFonts w:eastAsia="黑体"/>
         <w:b/>
         <w:bCs/>
         <w:color w:themeColor="background1" w:val="FFFFFF"/>
@@ -14641,6 +15277,7 @@
     </w:tblStylePr>
     <w:tblStylePr w:type="lastRow">
       <w:rPr>
+        <w:rFonts w:eastAsia="黑体"/>
         <w:b/>
         <w:bCs/>
         <w:color w:themeColor="accent3" w:themeShade="CC" w:val="7E9C40"/>
@@ -14655,12 +15292,14 @@
     </w:tblStylePr>
     <w:tblStylePr w:type="firstCol">
       <w:rPr>
+        <w:rFonts w:eastAsia="黑体"/>
         <w:b/>
         <w:bCs/>
       </w:rPr>
     </w:tblStylePr>
     <w:tblStylePr w:type="lastCol">
       <w:rPr>
+        <w:rFonts w:eastAsia="黑体"/>
         <w:b/>
         <w:bCs/>
       </w:rPr>
@@ -14695,6 +15334,7 @@
       <w:spacing w:after="0" w:line="240" w:lineRule="auto"/>
     </w:pPr>
     <w:rPr>
+      <w:rFonts w:eastAsia="黑体"/>
       <w:color w:themeColor="text1" w:val="000000"/>
     </w:rPr>
     <w:tblPr>
@@ -14713,6 +15353,7 @@
     </w:tcPr>
     <w:tblStylePr w:type="firstRow">
       <w:rPr>
+        <w:rFonts w:eastAsia="黑体"/>
         <w:b/>
         <w:bCs/>
         <w:color w:themeColor="background1" w:val="FFFFFF"/>
@@ -14727,6 +15368,7 @@
     </w:tblStylePr>
     <w:tblStylePr w:type="lastRow">
       <w:rPr>
+        <w:rFonts w:eastAsia="黑体"/>
         <w:b/>
         <w:bCs/>
         <w:color w:themeColor="accent6" w:themeShade="CC" w:val="F2730A"/>
@@ -14741,12 +15383,14 @@
     </w:tblStylePr>
     <w:tblStylePr w:type="firstCol">
       <w:rPr>
+        <w:rFonts w:eastAsia="黑体"/>
         <w:b/>
         <w:bCs/>
       </w:rPr>
     </w:tblStylePr>
     <w:tblStylePr w:type="lastCol">
       <w:rPr>
+        <w:rFonts w:eastAsia="黑体"/>
         <w:b/>
         <w:bCs/>
       </w:rPr>
@@ -14781,6 +15425,7 @@
       <w:spacing w:after="0" w:line="240" w:lineRule="auto"/>
     </w:pPr>
     <w:rPr>
+      <w:rFonts w:eastAsia="黑体"/>
       <w:color w:themeColor="text1" w:val="000000"/>
     </w:rPr>
     <w:tblPr>
@@ -14799,6 +15444,7 @@
     </w:tcPr>
     <w:tblStylePr w:type="firstRow">
       <w:rPr>
+        <w:rFonts w:eastAsia="黑体"/>
         <w:b/>
         <w:bCs/>
         <w:color w:themeColor="background1" w:val="FFFFFF"/>
@@ -14813,6 +15459,7 @@
     </w:tblStylePr>
     <w:tblStylePr w:type="lastRow">
       <w:rPr>
+        <w:rFonts w:eastAsia="黑体"/>
         <w:b/>
         <w:bCs/>
         <w:color w:themeColor="accent5" w:themeShade="CC" w:val="348DA5"/>
@@ -14827,12 +15474,14 @@
     </w:tblStylePr>
     <w:tblStylePr w:type="firstCol">
       <w:rPr>
+        <w:rFonts w:eastAsia="黑体"/>
         <w:b/>
         <w:bCs/>
       </w:rPr>
     </w:tblStylePr>
     <w:tblStylePr w:type="lastCol">
       <w:rPr>
+        <w:rFonts w:eastAsia="黑体"/>
         <w:b/>
         <w:bCs/>
       </w:rPr>
@@ -14867,6 +15516,7 @@
       <w:spacing w:after="0" w:line="240" w:lineRule="auto"/>
     </w:pPr>
     <w:rPr>
+      <w:rFonts w:eastAsia="黑体"/>
       <w:color w:themeColor="text1" w:val="000000"/>
     </w:rPr>
     <w:tblPr>
@@ -14888,6 +15538,7 @@
     </w:tcPr>
     <w:tblStylePr w:type="firstRow">
       <w:rPr>
+        <w:rFonts w:eastAsia="黑体"/>
         <w:b/>
         <w:bCs/>
       </w:rPr>
@@ -14898,6 +15549,7 @@
     </w:tblStylePr>
     <w:tblStylePr w:type="lastRow">
       <w:rPr>
+        <w:rFonts w:eastAsia="黑体"/>
         <w:b/>
         <w:bCs/>
         <w:color w:themeColor="text1" w:val="000000"/>
@@ -14909,6 +15561,7 @@
     </w:tblStylePr>
     <w:tblStylePr w:type="firstCol">
       <w:rPr>
+        <w:rFonts w:eastAsia="黑体"/>
         <w:color w:themeColor="background1" w:val="FFFFFF"/>
       </w:rPr>
       <w:tblPr/>
@@ -14918,6 +15571,7 @@
     </w:tblStylePr>
     <w:tblStylePr w:type="lastCol">
       <w:rPr>
+        <w:rFonts w:eastAsia="黑体"/>
         <w:color w:themeColor="background1" w:val="FFFFFF"/>
       </w:rPr>
       <w:tblPr/>
@@ -14947,6 +15601,7 @@
       <w:spacing w:after="0" w:line="240" w:lineRule="auto"/>
     </w:pPr>
     <w:rPr>
+      <w:rFonts w:eastAsia="黑体"/>
       <w:color w:themeColor="text1" w:val="000000"/>
     </w:rPr>
     <w:tblPr>
@@ -14968,6 +15623,7 @@
     </w:tcPr>
     <w:tblStylePr w:type="firstRow">
       <w:rPr>
+        <w:rFonts w:eastAsia="黑体"/>
         <w:b/>
         <w:bCs/>
       </w:rPr>
@@ -14978,6 +15634,7 @@
     </w:tblStylePr>
     <w:tblStylePr w:type="lastRow">
       <w:rPr>
+        <w:rFonts w:eastAsia="黑体"/>
         <w:b/>
         <w:bCs/>
         <w:color w:themeColor="text1" w:val="000000"/>
@@ -14989,6 +15646,7 @@
     </w:tblStylePr>
     <w:tblStylePr w:type="firstCol">
       <w:rPr>
+        <w:rFonts w:eastAsia="黑体"/>
         <w:color w:themeColor="background1" w:val="FFFFFF"/>
       </w:rPr>
       <w:tblPr/>
@@ -14998,6 +15656,7 @@
     </w:tblStylePr>
     <w:tblStylePr w:type="lastCol">
       <w:rPr>
+        <w:rFonts w:eastAsia="黑体"/>
         <w:color w:themeColor="background1" w:val="FFFFFF"/>
       </w:rPr>
       <w:tblPr/>
@@ -15027,6 +15686,7 @@
       <w:spacing w:after="0" w:line="240" w:lineRule="auto"/>
     </w:pPr>
     <w:rPr>
+      <w:rFonts w:eastAsia="黑体"/>
       <w:color w:themeColor="text1" w:val="000000"/>
     </w:rPr>
     <w:tblPr>
@@ -15048,6 +15708,7 @@
     </w:tcPr>
     <w:tblStylePr w:type="firstRow">
       <w:rPr>
+        <w:rFonts w:eastAsia="黑体"/>
         <w:b/>
         <w:bCs/>
       </w:rPr>
@@ -15058,6 +15719,7 @@
     </w:tblStylePr>
     <w:tblStylePr w:type="lastRow">
       <w:rPr>
+        <w:rFonts w:eastAsia="黑体"/>
         <w:b/>
         <w:bCs/>
         <w:color w:themeColor="text1" w:val="000000"/>
@@ -15069,6 +15731,7 @@
     </w:tblStylePr>
     <w:tblStylePr w:type="firstCol">
       <w:rPr>
+        <w:rFonts w:eastAsia="黑体"/>
         <w:color w:themeColor="background1" w:val="FFFFFF"/>
       </w:rPr>
       <w:tblPr/>
@@ -15078,6 +15741,7 @@
     </w:tblStylePr>
     <w:tblStylePr w:type="lastCol">
       <w:rPr>
+        <w:rFonts w:eastAsia="黑体"/>
         <w:color w:themeColor="background1" w:val="FFFFFF"/>
       </w:rPr>
       <w:tblPr/>
@@ -15107,6 +15771,7 @@
       <w:spacing w:after="0" w:line="240" w:lineRule="auto"/>
     </w:pPr>
     <w:rPr>
+      <w:rFonts w:eastAsia="黑体"/>
       <w:color w:themeColor="text1" w:val="000000"/>
     </w:rPr>
     <w:tblPr>
@@ -15128,6 +15793,7 @@
     </w:tcPr>
     <w:tblStylePr w:type="firstRow">
       <w:rPr>
+        <w:rFonts w:eastAsia="黑体"/>
         <w:b/>
         <w:bCs/>
       </w:rPr>
@@ -15138,6 +15804,7 @@
     </w:tblStylePr>
     <w:tblStylePr w:type="lastRow">
       <w:rPr>
+        <w:rFonts w:eastAsia="黑体"/>
         <w:b/>
         <w:bCs/>
         <w:color w:themeColor="text1" w:val="000000"/>
@@ -15149,6 +15816,7 @@
     </w:tblStylePr>
     <w:tblStylePr w:type="firstCol">
       <w:rPr>
+        <w:rFonts w:eastAsia="黑体"/>
         <w:color w:themeColor="background1" w:val="FFFFFF"/>
       </w:rPr>
       <w:tblPr/>
@@ -15158,6 +15826,7 @@
     </w:tblStylePr>
     <w:tblStylePr w:type="lastCol">
       <w:rPr>
+        <w:rFonts w:eastAsia="黑体"/>
         <w:color w:themeColor="background1" w:val="FFFFFF"/>
       </w:rPr>
       <w:tblPr/>
@@ -15187,6 +15856,7 @@
       <w:spacing w:after="0" w:line="240" w:lineRule="auto"/>
     </w:pPr>
     <w:rPr>
+      <w:rFonts w:eastAsia="黑体"/>
       <w:color w:themeColor="text1" w:val="000000"/>
     </w:rPr>
     <w:tblPr>
@@ -15208,6 +15878,7 @@
     </w:tcPr>
     <w:tblStylePr w:type="firstRow">
       <w:rPr>
+        <w:rFonts w:eastAsia="黑体"/>
         <w:b/>
         <w:bCs/>
       </w:rPr>
@@ -15218,6 +15889,7 @@
     </w:tblStylePr>
     <w:tblStylePr w:type="lastRow">
       <w:rPr>
+        <w:rFonts w:eastAsia="黑体"/>
         <w:b/>
         <w:bCs/>
         <w:color w:themeColor="text1" w:val="000000"/>
@@ -15229,6 +15901,7 @@
     </w:tblStylePr>
     <w:tblStylePr w:type="firstCol">
       <w:rPr>
+        <w:rFonts w:eastAsia="黑体"/>
         <w:color w:themeColor="background1" w:val="FFFFFF"/>
       </w:rPr>
       <w:tblPr/>
@@ -15238,6 +15911,7 @@
     </w:tblStylePr>
     <w:tblStylePr w:type="lastCol">
       <w:rPr>
+        <w:rFonts w:eastAsia="黑体"/>
         <w:color w:themeColor="background1" w:val="FFFFFF"/>
       </w:rPr>
       <w:tblPr/>
@@ -15267,6 +15941,7 @@
       <w:spacing w:after="0" w:line="240" w:lineRule="auto"/>
     </w:pPr>
     <w:rPr>
+      <w:rFonts w:eastAsia="黑体"/>
       <w:color w:themeColor="text1" w:val="000000"/>
     </w:rPr>
     <w:tblPr>
@@ -15288,6 +15963,7 @@
     </w:tcPr>
     <w:tblStylePr w:type="firstRow">
       <w:rPr>
+        <w:rFonts w:eastAsia="黑体"/>
         <w:b/>
         <w:bCs/>
       </w:rPr>
@@ -15298,6 +15974,7 @@
     </w:tblStylePr>
     <w:tblStylePr w:type="lastRow">
       <w:rPr>
+        <w:rFonts w:eastAsia="黑体"/>
         <w:b/>
         <w:bCs/>
         <w:color w:themeColor="text1" w:val="000000"/>
@@ -15309,6 +15986,7 @@
     </w:tblStylePr>
     <w:tblStylePr w:type="firstCol">
       <w:rPr>
+        <w:rFonts w:eastAsia="黑体"/>
         <w:color w:themeColor="background1" w:val="FFFFFF"/>
       </w:rPr>
       <w:tblPr/>
@@ -15318,6 +15996,7 @@
     </w:tblStylePr>
     <w:tblStylePr w:type="lastCol">
       <w:rPr>
+        <w:rFonts w:eastAsia="黑体"/>
         <w:color w:themeColor="background1" w:val="FFFFFF"/>
       </w:rPr>
       <w:tblPr/>
@@ -15347,6 +16026,7 @@
       <w:spacing w:after="0" w:line="240" w:lineRule="auto"/>
     </w:pPr>
     <w:rPr>
+      <w:rFonts w:eastAsia="黑体"/>
       <w:color w:themeColor="text1" w:val="000000"/>
     </w:rPr>
     <w:tblPr>
@@ -15368,6 +16048,7 @@
     </w:tcPr>
     <w:tblStylePr w:type="firstRow">
       <w:rPr>
+        <w:rFonts w:eastAsia="黑体"/>
         <w:b/>
         <w:bCs/>
       </w:rPr>
@@ -15378,6 +16059,7 @@
     </w:tblStylePr>
     <w:tblStylePr w:type="lastRow">
       <w:rPr>
+        <w:rFonts w:eastAsia="黑体"/>
         <w:b/>
         <w:bCs/>
         <w:color w:themeColor="text1" w:val="000000"/>
@@ -15389,6 +16071,7 @@
     </w:tblStylePr>
     <w:tblStylePr w:type="firstCol">
       <w:rPr>
+        <w:rFonts w:eastAsia="黑体"/>
         <w:color w:themeColor="background1" w:val="FFFFFF"/>
       </w:rPr>
       <w:tblPr/>
@@ -15398,6 +16081,7 @@
     </w:tblStylePr>
     <w:tblStylePr w:type="lastCol">
       <w:rPr>
+        <w:rFonts w:eastAsia="黑体"/>
         <w:color w:themeColor="background1" w:val="FFFFFF"/>
       </w:rPr>
       <w:tblPr/>
@@ -15430,6 +16114,7 @@
     <w:name w:val="KeywordTok"/>
     <w:basedOn w:val="VerbatimChar"/>
     <w:rPr>
+      <w:rFonts w:eastAsia="黑体"/>
       <w:b/>
       <w:color w:val="007020"/>
     </w:rPr>
@@ -15438,6 +16123,7 @@
     <w:name w:val="DataTypeTok"/>
     <w:basedOn w:val="VerbatimChar"/>
     <w:rPr>
+      <w:rFonts w:eastAsia="黑体"/>
       <w:color w:val="902000"/>
     </w:rPr>
   </w:style>
@@ -15445,6 +16131,7 @@
     <w:name w:val="DecValTok"/>
     <w:basedOn w:val="VerbatimChar"/>
     <w:rPr>
+      <w:rFonts w:eastAsia="黑体"/>
       <w:color w:val="40a070"/>
     </w:rPr>
   </w:style>
@@ -15452,6 +16139,7 @@
     <w:name w:val="BaseNTok"/>
     <w:basedOn w:val="VerbatimChar"/>
     <w:rPr>
+      <w:rFonts w:eastAsia="黑体"/>
       <w:color w:val="40a070"/>
     </w:rPr>
   </w:style>
@@ -15459,6 +16147,7 @@
     <w:name w:val="FloatTok"/>
     <w:basedOn w:val="VerbatimChar"/>
     <w:rPr>
+      <w:rFonts w:eastAsia="黑体"/>
       <w:color w:val="40a070"/>
     </w:rPr>
   </w:style>
@@ -15466,6 +16155,7 @@
     <w:name w:val="ConstantTok"/>
     <w:basedOn w:val="VerbatimChar"/>
     <w:rPr>
+      <w:rFonts w:eastAsia="黑体"/>
       <w:color w:val="880000"/>
     </w:rPr>
   </w:style>
@@ -15473,6 +16163,7 @@
     <w:name w:val="CharTok"/>
     <w:basedOn w:val="VerbatimChar"/>
     <w:rPr>
+      <w:rFonts w:eastAsia="黑体"/>
       <w:color w:val="4070a0"/>
     </w:rPr>
   </w:style>
@@ -15480,6 +16171,7 @@
     <w:name w:val="SpecialCharTok"/>
     <w:basedOn w:val="VerbatimChar"/>
     <w:rPr>
+      <w:rFonts w:eastAsia="黑体"/>
       <w:color w:val="4070a0"/>
     </w:rPr>
   </w:style>
@@ -15487,6 +16179,7 @@
     <w:name w:val="StringTok"/>
     <w:basedOn w:val="VerbatimChar"/>
     <w:rPr>
+      <w:rFonts w:eastAsia="黑体"/>
       <w:color w:val="4070a0"/>
     </w:rPr>
   </w:style>
@@ -15494,6 +16187,7 @@
     <w:name w:val="VerbatimStringTok"/>
     <w:basedOn w:val="VerbatimChar"/>
     <w:rPr>
+      <w:rFonts w:eastAsia="黑体"/>
       <w:color w:val="4070a0"/>
     </w:rPr>
   </w:style>
@@ -15501,6 +16195,7 @@
     <w:name w:val="SpecialStringTok"/>
     <w:basedOn w:val="VerbatimChar"/>
     <w:rPr>
+      <w:rFonts w:eastAsia="黑体"/>
       <w:color w:val="bb6688"/>
     </w:rPr>
   </w:style>
@@ -15508,6 +16203,7 @@
     <w:name w:val="ImportTok"/>
     <w:basedOn w:val="VerbatimChar"/>
     <w:rPr>
+      <w:rFonts w:eastAsia="黑体"/>
       <w:b/>
       <w:color w:val="008000"/>
     </w:rPr>
@@ -15516,6 +16212,7 @@
     <w:name w:val="CommentTok"/>
     <w:basedOn w:val="VerbatimChar"/>
     <w:rPr>
+      <w:rFonts w:eastAsia="黑体"/>
       <w:i/>
       <w:color w:val="60a0b0"/>
     </w:rPr>
@@ -15524,6 +16221,7 @@
     <w:name w:val="DocumentationTok"/>
     <w:basedOn w:val="VerbatimChar"/>
     <w:rPr>
+      <w:rFonts w:eastAsia="黑体"/>
       <w:i/>
       <w:color w:val="ba2121"/>
     </w:rPr>
@@ -15532,6 +16230,7 @@
     <w:name w:val="AnnotationTok"/>
     <w:basedOn w:val="VerbatimChar"/>
     <w:rPr>
+      <w:rFonts w:eastAsia="黑体"/>
       <w:b/>
       <w:i/>
       <w:color w:val="60a0b0"/>
@@ -15541,6 +16240,7 @@
     <w:name w:val="CommentVarTok"/>
     <w:basedOn w:val="VerbatimChar"/>
     <w:rPr>
+      <w:rFonts w:eastAsia="黑体"/>
       <w:b/>
       <w:i/>
       <w:color w:val="60a0b0"/>
@@ -15550,6 +16250,7 @@
     <w:name w:val="OtherTok"/>
     <w:basedOn w:val="VerbatimChar"/>
     <w:rPr>
+      <w:rFonts w:eastAsia="黑体"/>
       <w:color w:val="007020"/>
     </w:rPr>
   </w:style>
@@ -15557,6 +16258,7 @@
     <w:name w:val="FunctionTok"/>
     <w:basedOn w:val="VerbatimChar"/>
     <w:rPr>
+      <w:rFonts w:eastAsia="黑体"/>
       <w:color w:val="06287e"/>
     </w:rPr>
   </w:style>
@@ -15564,6 +16266,7 @@
     <w:name w:val="VariableTok"/>
     <w:basedOn w:val="VerbatimChar"/>
     <w:rPr>
+      <w:rFonts w:eastAsia="黑体"/>
       <w:color w:val="19177c"/>
     </w:rPr>
   </w:style>
@@ -15571,6 +16274,7 @@
     <w:name w:val="ControlFlowTok"/>
     <w:basedOn w:val="VerbatimChar"/>
     <w:rPr>
+      <w:rFonts w:eastAsia="黑体"/>
       <w:b/>
       <w:color w:val="007020"/>
     </w:rPr>
@@ -15579,6 +16283,7 @@
     <w:name w:val="OperatorTok"/>
     <w:basedOn w:val="VerbatimChar"/>
     <w:rPr>
+      <w:rFonts w:eastAsia="黑体"/>
       <w:color w:val="666666"/>
     </w:rPr>
   </w:style>
@@ -15586,18 +16291,22 @@
     <w:name w:val="BuiltInTok"/>
     <w:basedOn w:val="VerbatimChar"/>
     <w:rPr>
+      <w:rFonts w:eastAsia="黑体"/>
       <w:color w:val="008000"/>
     </w:rPr>
   </w:style>
   <w:style w:type="character" w:customStyle="1" w:styleId="ExtensionTok">
     <w:name w:val="ExtensionTok"/>
     <w:basedOn w:val="VerbatimChar"/>
-    <w:rPr/>
+    <w:rPr>
+      <w:rFonts w:eastAsia="黑体"/>
+    </w:rPr>
   </w:style>
   <w:style w:type="character" w:customStyle="1" w:styleId="PreprocessorTok">
     <w:name w:val="PreprocessorTok"/>
     <w:basedOn w:val="VerbatimChar"/>
     <w:rPr>
+      <w:rFonts w:eastAsia="黑体"/>
       <w:color w:val="bc7a00"/>
     </w:rPr>
   </w:style>
@@ -15605,18 +16314,22 @@
     <w:name w:val="AttributeTok"/>
     <w:basedOn w:val="VerbatimChar"/>
     <w:rPr>
+      <w:rFonts w:eastAsia="黑体"/>
       <w:color w:val="7d9029"/>
     </w:rPr>
   </w:style>
   <w:style w:type="character" w:customStyle="1" w:styleId="RegionMarkerTok">
     <w:name w:val="RegionMarkerTok"/>
     <w:basedOn w:val="VerbatimChar"/>
-    <w:rPr/>
+    <w:rPr>
+      <w:rFonts w:eastAsia="黑体"/>
+    </w:rPr>
   </w:style>
   <w:style w:type="character" w:customStyle="1" w:styleId="InformationTok">
     <w:name w:val="InformationTok"/>
     <w:basedOn w:val="VerbatimChar"/>
     <w:rPr>
+      <w:rFonts w:eastAsia="黑体"/>
       <w:b/>
       <w:i/>
       <w:color w:val="60a0b0"/>
@@ -15626,6 +16339,7 @@
     <w:name w:val="WarningTok"/>
     <w:basedOn w:val="VerbatimChar"/>
     <w:rPr>
+      <w:rFonts w:eastAsia="黑体"/>
       <w:b/>
       <w:i/>
       <w:color w:val="60a0b0"/>
@@ -15635,6 +16349,7 @@
     <w:name w:val="AlertTok"/>
     <w:basedOn w:val="VerbatimChar"/>
     <w:rPr>
+      <w:rFonts w:eastAsia="黑体"/>
       <w:b/>
       <w:color w:val="ff0000"/>
     </w:rPr>
@@ -15643,6 +16358,7 @@
     <w:name w:val="ErrorTok"/>
     <w:basedOn w:val="VerbatimChar"/>
     <w:rPr>
+      <w:rFonts w:eastAsia="黑体"/>
       <w:b/>
       <w:color w:val="ff0000"/>
     </w:rPr>
@@ -15650,7 +16366,9 @@
   <w:style w:type="character" w:customStyle="1" w:styleId="NormalTok">
     <w:name w:val="NormalTok"/>
     <w:basedOn w:val="VerbatimChar"/>
-    <w:rPr/>
+    <w:rPr>
+      <w:rFonts w:eastAsia="黑体"/>
+    </w:rPr>
   </w:style>
 </w:styles>
 </file>
@@ -15699,12 +16417,12 @@
     <a:fontScheme name="Office">
       <a:majorFont>
         <a:latin typeface="Calibri"/>
-        <a:ea typeface=""/>
+        <a:ea typeface="黑体"/>
         <a:cs typeface=""/>
         <a:font script="Jpan" typeface="ＭＳ ゴシック"/>
         <a:font script="Hang" typeface="맑은 고딕"/>
-        <a:font script="Hans" typeface="宋体"/>
-        <a:font script="Hant" typeface="新細明體"/>
+        <a:font script="Hans" typeface="黑体"/>
+        <a:font script="Hant" typeface="黑体"/>
         <a:font script="Arab" typeface="Times New Roman"/>
         <a:font script="Hebr" typeface="Times New Roman"/>
         <a:font script="Thai" typeface="Angsana New"/>
@@ -15734,12 +16452,12 @@
       </a:majorFont>
       <a:minorFont>
         <a:latin typeface="Cambria"/>
-        <a:ea typeface=""/>
+        <a:ea typeface="黑体"/>
         <a:cs typeface=""/>
         <a:font script="Jpan" typeface="ＭＳ 明朝"/>
         <a:font script="Hang" typeface="맑은 고딕"/>
-        <a:font script="Hans" typeface="宋体"/>
-        <a:font script="Hant" typeface="新細明體"/>
+        <a:font script="Hans" typeface="黑体"/>
+        <a:font script="Hant" typeface="黑体"/>
         <a:font script="Arab" typeface="Arial"/>
         <a:font script="Hebr" typeface="Arial"/>
         <a:font script="Thai" typeface="Cordia New"/>

--- a/07-驱动电路/03-功率器件栅极驱动/MOSFET低边栅极驱动电路/MOSFET低边栅极驱动电路.docx
+++ b/07-驱动电路/03-功率器件栅极驱动/MOSFET低边栅极驱动电路/MOSFET低边栅极驱动电路.docx
@@ -3346,7 +3346,7 @@
           <w:color w:val="555555"/>
           <w:sz w:val="21"/>
         </w:rPr>
-        <w:t>材料收集者：杜文杰，WX手机：19519196569，QQ:3478827729</w:t>
+        <w:t>材料收集者：杜文杰，微信/手机：19519196569，QQ:3478827729</w:t>
       </w:r>
     </w:p>
     <w:sectPr>
